--- a/05-数字电路/01-组合逻辑电路/数值运算电路/数值运算电路.docx
+++ b/05-数字电路/01-组合逻辑电路/数值运算电路/数值运算电路.docx
@@ -2278,6 +2278,20 @@
     </w:p>
     <w:bookmarkEnd w:id="26"/>
     <w:bookmarkEnd w:id="27"/>
+    <w:p>
+      <w:pPr>
+        <w:spacing w:before="360"/>
+        <w:jc w:val="center"/>
+      </w:pPr>
+      <w:r>
+        <w:rPr>
+          <w:rFonts w:ascii="Times New Roman" w:hAnsi="Times New Roman"/>
+          <w:color w:val="555555"/>
+          <w:sz w:val="21"/>
+        </w:rPr>
+        <w:t>材料收集者：杜文杰</w:t>
+      </w:r>
+    </w:p>
     <w:sectPr>
       <w:headerReference r:id="rId9" w:type="default"/>
       <w:footerReference r:id="rId10" w:type="default"/>

--- a/05-数字电路/01-组合逻辑电路/数值运算电路/数值运算电路.docx
+++ b/05-数字电路/01-组合逻辑电路/数值运算电路/数值运算电路.docx
@@ -1,6 +1,6 @@
 
 <file path=word/document.xml><?xml version="1.0" encoding="utf-8"?>
-<w:document xmlns:w="http://schemas.openxmlformats.org/wordprocessingml/2006/main" xmlns:m="http://schemas.openxmlformats.org/officeDocument/2006/math" xmlns:r="http://schemas.openxmlformats.org/officeDocument/2006/relationships" xmlns:o="urn:schemas-microsoft-com:office:office" xmlns:v="urn:schemas-microsoft-com:vml" xmlns:w10="urn:schemas-microsoft-com:office:word" xmlns:a="http://schemas.openxmlformats.org/drawingml/2006/main" xmlns:pic="http://schemas.openxmlformats.org/drawingml/2006/picture" xmlns:wp="http://schemas.openxmlformats.org/drawingml/2006/wordprocessingDrawing">
+<w:document xmlns:m="http://schemas.openxmlformats.org/officeDocument/2006/math" xmlns:r="http://schemas.openxmlformats.org/officeDocument/2006/relationships" xmlns:w="http://schemas.openxmlformats.org/wordprocessingml/2006/main" xmlns:o="urn:schemas-microsoft-com:office:office" xmlns:v="urn:schemas-microsoft-com:vml" xmlns:w10="urn:schemas-microsoft-com:office:word" xmlns:a="http://schemas.openxmlformats.org/drawingml/2006/main" xmlns:pic="http://schemas.openxmlformats.org/drawingml/2006/picture" xmlns:wp="http://schemas.openxmlformats.org/drawingml/2006/wordprocessingDrawing">
   <w:body>
     <w:bookmarkStart w:id="27" w:name="数值运算电路"/>
     <w:p>
@@ -9,7 +9,7 @@
       </w:pPr>
       <w:r>
         <w:rPr>
-          <w:rFonts w:hint="eastAsia"/>
+          <w:rFonts w:hint="eastAsia" w:eastAsia="黑体"/>
         </w:rPr>
         <w:t xml:space="preserve">数值运算电路</w:t>
       </w:r>
@@ -21,7 +21,7 @@
       </w:pPr>
       <w:r>
         <w:rPr>
-          <w:rFonts w:hint="eastAsia"/>
+          <w:rFonts w:hint="eastAsia" w:eastAsia="黑体"/>
         </w:rPr>
         <w:t xml:space="preserve">拓扑描述</w:t>
       </w:r>
@@ -32,13 +32,13 @@
       </w:pPr>
       <w:r>
         <w:rPr>
-          <w:rFonts w:hint="eastAsia"/>
+          <w:rFonts w:hint="eastAsia" w:eastAsia="黑体"/>
         </w:rPr>
         <w:t xml:space="preserve">以</w:t>
       </w:r>
       <w:r>
         <w:rPr>
-          <w:rFonts w:hint="eastAsia"/>
+          <w:rFonts w:hint="eastAsia" w:eastAsia="黑体"/>
           <w:b/>
           <w:bCs/>
         </w:rPr>
@@ -46,23 +46,27 @@
       </w:r>
       <w:r>
         <w:rPr>
+          <w:rFonts w:eastAsia="黑体"/>
           <w:b/>
           <w:bCs/>
         </w:rPr>
         <w:t xml:space="preserve"> FA0~FA3</w:t>
       </w:r>
       <w:r>
+        <w:rPr>
+          <w:rFonts w:eastAsia="黑体"/>
+        </w:rPr>
         <w:t xml:space="preserve"> </w:t>
       </w:r>
       <w:r>
         <w:rPr>
-          <w:rFonts w:hint="eastAsia"/>
+          <w:rFonts w:hint="eastAsia" w:eastAsia="黑体"/>
         </w:rPr>
         <w:t xml:space="preserve">与</w:t>
       </w:r>
       <w:r>
         <w:rPr>
-          <w:rFonts w:hint="eastAsia"/>
+          <w:rFonts w:hint="eastAsia" w:eastAsia="黑体"/>
           <w:b/>
           <w:bCs/>
         </w:rPr>
@@ -70,41 +74,51 @@
       </w:r>
       <w:r>
         <w:rPr>
+          <w:rFonts w:eastAsia="黑体"/>
           <w:b/>
           <w:bCs/>
         </w:rPr>
         <w:t xml:space="preserve"> X0~X3</w:t>
       </w:r>
       <w:r>
+        <w:rPr>
+          <w:rFonts w:eastAsia="黑体"/>
+        </w:rPr>
         <w:t xml:space="preserve"> </w:t>
       </w:r>
       <w:r>
         <w:rPr>
-          <w:rFonts w:hint="eastAsia"/>
+          <w:rFonts w:hint="eastAsia" w:eastAsia="黑体"/>
         </w:rPr>
         <w:t xml:space="preserve">构成一个</w:t>
       </w:r>
       <w:r>
+        <w:rPr>
+          <w:rFonts w:eastAsia="黑体"/>
+        </w:rPr>
         <w:t xml:space="preserve"> 4 </w:t>
       </w:r>
       <w:r>
         <w:rPr>
-          <w:rFonts w:hint="eastAsia"/>
+          <w:rFonts w:hint="eastAsia" w:eastAsia="黑体"/>
         </w:rPr>
         <w:t xml:space="preserve">位加减运算器（减法用补码加），作为包含加减乘除及逻辑运算的数值运算电路的代表性核心。电路共有</w:t>
       </w:r>
       <w:r>
+        <w:rPr>
+          <w:rFonts w:eastAsia="黑体"/>
+        </w:rPr>
         <w:t xml:space="preserve"> 11 </w:t>
       </w:r>
       <w:r>
         <w:rPr>
-          <w:rFonts w:hint="eastAsia"/>
+          <w:rFonts w:hint="eastAsia" w:eastAsia="黑体"/>
         </w:rPr>
         <w:t xml:space="preserve">个关键节点：</w:t>
       </w:r>
       <w:r>
         <w:rPr>
-          <w:rFonts w:hint="eastAsia"/>
+          <w:rFonts w:hint="eastAsia" w:eastAsia="黑体"/>
           <w:b/>
           <w:bCs/>
         </w:rPr>
@@ -112,6 +126,7 @@
       </w:r>
       <w:r>
         <w:rPr>
+          <w:rFonts w:eastAsia="黑体"/>
           <w:b/>
           <w:bCs/>
         </w:rPr>
@@ -119,7 +134,7 @@
       </w:r>
       <w:r>
         <w:rPr>
-          <w:rFonts w:hint="eastAsia"/>
+          <w:rFonts w:hint="eastAsia" w:eastAsia="黑体"/>
           <w:b/>
           <w:bCs/>
         </w:rPr>
@@ -127,6 +142,7 @@
       </w:r>
       <w:r>
         <w:rPr>
+          <w:rFonts w:eastAsia="黑体"/>
           <w:b/>
           <w:bCs/>
         </w:rPr>
@@ -166,13 +182,13 @@
       </m:oMath>
       <w:r>
         <w:rPr>
-          <w:rFonts w:hint="eastAsia"/>
+          <w:rFonts w:hint="eastAsia" w:eastAsia="黑体"/>
         </w:rPr>
         <w:t xml:space="preserve">（被加/被减数各位）；</w:t>
       </w:r>
       <w:r>
         <w:rPr>
-          <w:rFonts w:hint="eastAsia"/>
+          <w:rFonts w:hint="eastAsia" w:eastAsia="黑体"/>
           <w:b/>
           <w:bCs/>
         </w:rPr>
@@ -180,6 +196,7 @@
       </w:r>
       <w:r>
         <w:rPr>
+          <w:rFonts w:eastAsia="黑体"/>
           <w:b/>
           <w:bCs/>
         </w:rPr>
@@ -187,7 +204,7 @@
       </w:r>
       <w:r>
         <w:rPr>
-          <w:rFonts w:hint="eastAsia"/>
+          <w:rFonts w:hint="eastAsia" w:eastAsia="黑体"/>
           <w:b/>
           <w:bCs/>
         </w:rPr>
@@ -195,6 +212,7 @@
       </w:r>
       <w:r>
         <w:rPr>
+          <w:rFonts w:eastAsia="黑体"/>
           <w:b/>
           <w:bCs/>
         </w:rPr>
@@ -234,13 +252,13 @@
       </m:oMath>
       <w:r>
         <w:rPr>
-          <w:rFonts w:hint="eastAsia"/>
+          <w:rFonts w:hint="eastAsia" w:eastAsia="黑体"/>
         </w:rPr>
         <w:t xml:space="preserve">（加/减数各位）；</w:t>
       </w:r>
       <w:r>
         <w:rPr>
-          <w:rFonts w:hint="eastAsia"/>
+          <w:rFonts w:hint="eastAsia" w:eastAsia="黑体"/>
           <w:b/>
           <w:bCs/>
         </w:rPr>
@@ -248,6 +266,7 @@
       </w:r>
       <w:r>
         <w:rPr>
+          <w:rFonts w:eastAsia="黑体"/>
           <w:b/>
           <w:bCs/>
         </w:rPr>
@@ -255,7 +274,7 @@
       </w:r>
       <w:r>
         <w:rPr>
-          <w:rFonts w:hint="eastAsia"/>
+          <w:rFonts w:hint="eastAsia" w:eastAsia="黑体"/>
           <w:b/>
           <w:bCs/>
         </w:rPr>
@@ -263,6 +282,7 @@
       </w:r>
       <w:r>
         <w:rPr>
+          <w:rFonts w:eastAsia="黑体"/>
           <w:b/>
           <w:bCs/>
         </w:rPr>
@@ -270,11 +290,14 @@
       </w:r>
       <w:r>
         <w:rPr>
-          <w:rFonts w:hint="eastAsia"/>
+          <w:rFonts w:hint="eastAsia" w:eastAsia="黑体"/>
         </w:rPr>
         <w:t xml:space="preserve">（接各异或门另一输入端及最低位进位输入</w:t>
       </w:r>
       <w:r>
+        <w:rPr>
+          <w:rFonts w:eastAsia="黑体"/>
+        </w:rPr>
         <w:t xml:space="preserve"> </w:t>
       </w:r>
       <m:oMath>
@@ -293,13 +316,13 @@
       </m:oMath>
       <w:r>
         <w:rPr>
-          <w:rFonts w:hint="eastAsia"/>
+          <w:rFonts w:hint="eastAsia" w:eastAsia="黑体"/>
         </w:rPr>
         <w:t xml:space="preserve">）；</w:t>
       </w:r>
       <w:r>
         <w:rPr>
-          <w:rFonts w:hint="eastAsia"/>
+          <w:rFonts w:hint="eastAsia" w:eastAsia="黑体"/>
           <w:b/>
           <w:bCs/>
         </w:rPr>
@@ -307,6 +330,7 @@
       </w:r>
       <w:r>
         <w:rPr>
+          <w:rFonts w:eastAsia="黑体"/>
           <w:b/>
           <w:bCs/>
         </w:rPr>
@@ -314,7 +338,7 @@
       </w:r>
       <w:r>
         <w:rPr>
-          <w:rFonts w:hint="eastAsia"/>
+          <w:rFonts w:hint="eastAsia" w:eastAsia="黑体"/>
           <w:b/>
           <w:bCs/>
         </w:rPr>
@@ -322,6 +346,7 @@
       </w:r>
       <w:r>
         <w:rPr>
+          <w:rFonts w:eastAsia="黑体"/>
           <w:b/>
           <w:bCs/>
         </w:rPr>
@@ -361,13 +386,13 @@
       </m:oMath>
       <w:r>
         <w:rPr>
-          <w:rFonts w:hint="eastAsia"/>
+          <w:rFonts w:hint="eastAsia" w:eastAsia="黑体"/>
         </w:rPr>
         <w:t xml:space="preserve">（各级进位/借位）；</w:t>
       </w:r>
       <w:r>
         <w:rPr>
-          <w:rFonts w:hint="eastAsia"/>
+          <w:rFonts w:hint="eastAsia" w:eastAsia="黑体"/>
           <w:b/>
           <w:bCs/>
         </w:rPr>
@@ -375,6 +400,7 @@
       </w:r>
       <w:r>
         <w:rPr>
+          <w:rFonts w:eastAsia="黑体"/>
           <w:b/>
           <w:bCs/>
         </w:rPr>
@@ -382,7 +408,7 @@
       </w:r>
       <w:r>
         <w:rPr>
-          <w:rFonts w:hint="eastAsia"/>
+          <w:rFonts w:hint="eastAsia" w:eastAsia="黑体"/>
           <w:b/>
           <w:bCs/>
         </w:rPr>
@@ -390,6 +416,7 @@
       </w:r>
       <w:r>
         <w:rPr>
+          <w:rFonts w:eastAsia="黑体"/>
           <w:b/>
           <w:bCs/>
         </w:rPr>
@@ -429,6 +456,7 @@
       </m:oMath>
       <w:r>
         <w:rPr>
+          <w:rFonts w:eastAsia="黑体"/>
           <w:b/>
           <w:bCs/>
         </w:rPr>
@@ -436,7 +464,7 @@
       </w:r>
       <w:r>
         <w:rPr>
-          <w:rFonts w:hint="eastAsia"/>
+          <w:rFonts w:hint="eastAsia" w:eastAsia="黑体"/>
           <w:b/>
           <w:bCs/>
         </w:rPr>
@@ -444,6 +472,7 @@
       </w:r>
       <w:r>
         <w:rPr>
+          <w:rFonts w:eastAsia="黑体"/>
           <w:b/>
           <w:bCs/>
         </w:rPr>
@@ -464,6 +493,9 @@
         </m:sSub>
       </m:oMath>
       <w:r>
+        <w:rPr>
+          <w:rFonts w:eastAsia="黑体"/>
+        </w:rPr>
         <w:t xml:space="preserve">。</w:t>
       </w:r>
     </w:p>
@@ -471,28 +503,34 @@
       <w:pPr/>
       <w:r>
         <w:rPr>
-          <w:rFonts w:hint="eastAsia"/>
+          <w:rFonts w:hint="eastAsia" w:eastAsia="黑体"/>
         </w:rPr>
         <w:t xml:space="preserve">各单元管脚连接：</w:t>
       </w:r>
       <w:r>
         <w:rPr>
-          <w:rFonts w:hint="eastAsia"/>
+          <w:rFonts w:hint="eastAsia" w:eastAsia="黑体"/>
           <w:b/>
           <w:bCs/>
         </w:rPr>
         <w:t xml:space="preserve">X_i（异或门）</w:t>
       </w:r>
       <w:r>
+        <w:rPr>
+          <w:rFonts w:eastAsia="黑体"/>
+        </w:rPr>
         <w:t xml:space="preserve"> </w:t>
       </w:r>
       <w:r>
         <w:rPr>
-          <w:rFonts w:hint="eastAsia"/>
+          <w:rFonts w:hint="eastAsia" w:eastAsia="黑体"/>
         </w:rPr>
         <w:t xml:space="preserve">的一个输入端接</w:t>
       </w:r>
       <w:r>
+        <w:rPr>
+          <w:rFonts w:eastAsia="黑体"/>
+        </w:rPr>
         <w:t xml:space="preserve"> </w:t>
       </w:r>
       <m:oMath>
@@ -511,73 +549,94 @@
       </m:oMath>
       <w:r>
         <w:rPr>
-          <w:rFonts w:hint="eastAsia"/>
+          <w:rFonts w:hint="eastAsia" w:eastAsia="黑体"/>
         </w:rPr>
         <w:t xml:space="preserve">、另一个输入端接加减控制节点</w:t>
       </w:r>
       <w:r>
+        <w:rPr>
+          <w:rFonts w:eastAsia="黑体"/>
+        </w:rPr>
         <w:t xml:space="preserve"> </w:t>
       </w:r>
       <w:r>
         <w:rPr>
-          <w:rFonts w:hint="eastAsia"/>
+          <w:rFonts w:hint="eastAsia" w:eastAsia="黑体"/>
         </w:rPr>
         <w:t xml:space="preserve">M，输出</w:t>
       </w:r>
       <w:r>
+        <w:rPr>
+          <w:rFonts w:eastAsia="黑体"/>
+        </w:rPr>
         <w:t xml:space="preserve"> Y </w:t>
       </w:r>
       <w:r>
         <w:rPr>
-          <w:rFonts w:hint="eastAsia"/>
+          <w:rFonts w:hint="eastAsia" w:eastAsia="黑体"/>
         </w:rPr>
         <w:t xml:space="preserve">端接</w:t>
       </w:r>
       <w:r>
+        <w:rPr>
+          <w:rFonts w:eastAsia="黑体"/>
+        </w:rPr>
         <w:t xml:space="preserve"> FA_i </w:t>
       </w:r>
       <w:r>
         <w:rPr>
-          <w:rFonts w:hint="eastAsia"/>
+          <w:rFonts w:hint="eastAsia" w:eastAsia="黑体"/>
         </w:rPr>
         <w:t xml:space="preserve">的</w:t>
       </w:r>
       <w:r>
+        <w:rPr>
+          <w:rFonts w:eastAsia="黑体"/>
+        </w:rPr>
         <w:t xml:space="preserve"> B </w:t>
       </w:r>
       <w:r>
         <w:rPr>
-          <w:rFonts w:hint="eastAsia"/>
+          <w:rFonts w:hint="eastAsia" w:eastAsia="黑体"/>
         </w:rPr>
         <w:t xml:space="preserve">端；</w:t>
       </w:r>
       <w:r>
         <w:rPr>
-          <w:rFonts w:hint="eastAsia"/>
+          <w:rFonts w:hint="eastAsia" w:eastAsia="黑体"/>
           <w:b/>
           <w:bCs/>
         </w:rPr>
         <w:t xml:space="preserve">FA_i（全加器）</w:t>
       </w:r>
       <w:r>
+        <w:rPr>
+          <w:rFonts w:eastAsia="黑体"/>
+        </w:rPr>
         <w:t xml:space="preserve"> </w:t>
       </w:r>
       <w:r>
         <w:rPr>
-          <w:rFonts w:hint="eastAsia"/>
+          <w:rFonts w:hint="eastAsia" w:eastAsia="黑体"/>
         </w:rPr>
         <w:t xml:space="preserve">的</w:t>
       </w:r>
       <w:r>
+        <w:rPr>
+          <w:rFonts w:eastAsia="黑体"/>
+        </w:rPr>
         <w:t xml:space="preserve"> A </w:t>
       </w:r>
       <w:r>
         <w:rPr>
-          <w:rFonts w:hint="eastAsia"/>
+          <w:rFonts w:hint="eastAsia" w:eastAsia="黑体"/>
         </w:rPr>
         <w:t xml:space="preserve">端接</w:t>
       </w:r>
       <w:r>
+        <w:rPr>
+          <w:rFonts w:eastAsia="黑体"/>
+        </w:rPr>
         <w:t xml:space="preserve"> </w:t>
       </w:r>
       <m:oMath>
@@ -595,24 +654,33 @@
         </m:sSub>
       </m:oMath>
       <w:r>
+        <w:rPr>
+          <w:rFonts w:eastAsia="黑体"/>
+        </w:rPr>
         <w:t xml:space="preserve">、B </w:t>
       </w:r>
       <w:r>
         <w:rPr>
-          <w:rFonts w:hint="eastAsia"/>
+          <w:rFonts w:hint="eastAsia" w:eastAsia="黑体"/>
         </w:rPr>
         <w:t xml:space="preserve">端接</w:t>
       </w:r>
       <w:r>
+        <w:rPr>
+          <w:rFonts w:eastAsia="黑体"/>
+        </w:rPr>
         <w:t xml:space="preserve"> X_i </w:t>
       </w:r>
       <w:r>
         <w:rPr>
-          <w:rFonts w:hint="eastAsia"/>
+          <w:rFonts w:hint="eastAsia" w:eastAsia="黑体"/>
         </w:rPr>
         <w:t xml:space="preserve">的输出、进位输入端</w:t>
       </w:r>
       <w:r>
+        <w:rPr>
+          <w:rFonts w:eastAsia="黑体"/>
+        </w:rPr>
         <w:t xml:space="preserve"> </w:t>
       </w:r>
       <m:oMath>
@@ -630,24 +698,33 @@
         </m:sSub>
       </m:oMath>
       <w:r>
+        <w:rPr>
+          <w:rFonts w:eastAsia="黑体"/>
+        </w:rPr>
         <w:t xml:space="preserve"> </w:t>
       </w:r>
       <w:r>
         <w:rPr>
-          <w:rFonts w:hint="eastAsia"/>
+          <w:rFonts w:hint="eastAsia" w:eastAsia="黑体"/>
         </w:rPr>
         <w:t xml:space="preserve">接上一级进位输出（最低位接节点</w:t>
       </w:r>
       <w:r>
+        <w:rPr>
+          <w:rFonts w:eastAsia="黑体"/>
+        </w:rPr>
         <w:t xml:space="preserve"> </w:t>
       </w:r>
       <w:r>
         <w:rPr>
-          <w:rFonts w:hint="eastAsia"/>
+          <w:rFonts w:hint="eastAsia" w:eastAsia="黑体"/>
         </w:rPr>
         <w:t xml:space="preserve">M），和位输出端接</w:t>
       </w:r>
       <w:r>
+        <w:rPr>
+          <w:rFonts w:eastAsia="黑体"/>
+        </w:rPr>
         <w:t xml:space="preserve"> </w:t>
       </w:r>
       <m:oMath>
@@ -666,11 +743,14 @@
       </m:oMath>
       <w:r>
         <w:rPr>
-          <w:rFonts w:hint="eastAsia"/>
+          <w:rFonts w:hint="eastAsia" w:eastAsia="黑体"/>
         </w:rPr>
         <w:t xml:space="preserve">、进位输出端接下一级进位（最高位作</w:t>
       </w:r>
       <w:r>
+        <w:rPr>
+          <w:rFonts w:eastAsia="黑体"/>
+        </w:rPr>
         <w:t xml:space="preserve"> </w:t>
       </w:r>
       <m:oMath>
@@ -689,20 +769,26 @@
       </m:oMath>
       <w:r>
         <w:rPr>
-          <w:rFonts w:hint="eastAsia"/>
+          <w:rFonts w:hint="eastAsia" w:eastAsia="黑体"/>
         </w:rPr>
         <w:t xml:space="preserve">）。各单元正电源脚</w:t>
       </w:r>
       <w:r>
+        <w:rPr>
+          <w:rFonts w:eastAsia="黑体"/>
+        </w:rPr>
         <w:t xml:space="preserve"> VDD </w:t>
       </w:r>
       <w:r>
         <w:rPr>
-          <w:rFonts w:hint="eastAsia"/>
+          <w:rFonts w:hint="eastAsia" w:eastAsia="黑体"/>
         </w:rPr>
         <w:t xml:space="preserve">接</w:t>
       </w:r>
       <w:r>
+        <w:rPr>
+          <w:rFonts w:eastAsia="黑体"/>
+        </w:rPr>
         <w:t xml:space="preserve"> </w:t>
       </w:r>
       <m:oMath>
@@ -730,20 +816,26 @@
       </m:oMath>
       <w:r>
         <w:rPr>
-          <w:rFonts w:hint="eastAsia"/>
+          <w:rFonts w:hint="eastAsia" w:eastAsia="黑体"/>
         </w:rPr>
         <w:t xml:space="preserve">、接地脚</w:t>
       </w:r>
       <w:r>
+        <w:rPr>
+          <w:rFonts w:eastAsia="黑体"/>
+        </w:rPr>
         <w:t xml:space="preserve"> GND </w:t>
       </w:r>
       <w:r>
         <w:rPr>
-          <w:rFonts w:hint="eastAsia"/>
+          <w:rFonts w:hint="eastAsia" w:eastAsia="黑体"/>
         </w:rPr>
         <w:t xml:space="preserve">接</w:t>
       </w:r>
       <w:r>
+        <w:rPr>
+          <w:rFonts w:eastAsia="黑体"/>
+        </w:rPr>
         <w:t xml:space="preserve"> GND。</w:t>
       </w:r>
     </w:p>
@@ -751,11 +843,14 @@
       <w:pPr/>
       <w:r>
         <w:rPr>
-          <w:rFonts w:hint="eastAsia"/>
+          <w:rFonts w:hint="eastAsia" w:eastAsia="黑体"/>
         </w:rPr>
         <w:t xml:space="preserve">由此构成”共用一组加法器，由异或门与进位输入切换加/减”的数值运算组态，加法直接逐位相加、减法按补码</w:t>
       </w:r>
       <w:r>
+        <w:rPr>
+          <w:rFonts w:eastAsia="黑体"/>
+        </w:rPr>
         <w:t xml:space="preserve"> </w:t>
       </w:r>
       <m:oMath>
@@ -807,20 +902,26 @@
         </m:r>
       </m:oMath>
       <w:r>
+        <w:rPr>
+          <w:rFonts w:eastAsia="黑体"/>
+        </w:rPr>
         <w:t xml:space="preserve"> </w:t>
       </w:r>
       <w:r>
         <w:rPr>
-          <w:rFonts w:hint="eastAsia"/>
+          <w:rFonts w:hint="eastAsia" w:eastAsia="黑体"/>
         </w:rPr>
         <w:t xml:space="preserve">完成；乘法用移位—加法阵列、除法用移位—减迭代、逻辑运算为逐位与/或/异或，是</w:t>
       </w:r>
       <w:r>
+        <w:rPr>
+          <w:rFonts w:eastAsia="黑体"/>
+        </w:rPr>
         <w:t xml:space="preserve"> ALU </w:t>
       </w:r>
       <w:r>
         <w:rPr>
-          <w:rFonts w:hint="eastAsia"/>
+          <w:rFonts w:hint="eastAsia" w:eastAsia="黑体"/>
         </w:rPr>
         <w:t xml:space="preserve">与数字信号处理、数据通路的基础。</w:t>
       </w:r>
@@ -833,7 +934,7 @@
       </w:pPr>
       <w:r>
         <w:rPr>
-          <w:rFonts w:hint="eastAsia"/>
+          <w:rFonts w:hint="eastAsia" w:eastAsia="黑体"/>
         </w:rPr>
         <w:t xml:space="preserve">工作原理</w:t>
       </w:r>
@@ -844,34 +945,43 @@
       </w:pPr>
       <w:r>
         <w:rPr>
-          <w:rFonts w:hint="eastAsia"/>
+          <w:rFonts w:hint="eastAsia" w:eastAsia="黑体"/>
         </w:rPr>
         <w:t xml:space="preserve">减法通过把减数取补码后与被减数相加完成；乘法按“移位</w:t>
       </w:r>
       <w:r>
+        <w:rPr>
+          <w:rFonts w:eastAsia="黑体"/>
+        </w:rPr>
         <w:t xml:space="preserve"> + </w:t>
       </w:r>
       <w:r>
         <w:rPr>
-          <w:rFonts w:hint="eastAsia"/>
+          <w:rFonts w:hint="eastAsia" w:eastAsia="黑体"/>
         </w:rPr>
         <w:t xml:space="preserve">累加”逐位完成部分积累加；除法用“移位</w:t>
       </w:r>
       <w:r>
+        <w:rPr>
+          <w:rFonts w:eastAsia="黑体"/>
+        </w:rPr>
         <w:t xml:space="preserve"> + </w:t>
       </w:r>
       <w:r>
         <w:rPr>
-          <w:rFonts w:hint="eastAsia"/>
+          <w:rFonts w:hint="eastAsia" w:eastAsia="黑体"/>
         </w:rPr>
         <w:t xml:space="preserve">减</w:t>
       </w:r>
       <w:r>
+        <w:rPr>
+          <w:rFonts w:eastAsia="黑体"/>
+        </w:rPr>
         <w:t xml:space="preserve"> / </w:t>
       </w:r>
       <w:r>
         <w:rPr>
-          <w:rFonts w:hint="eastAsia"/>
+          <w:rFonts w:hint="eastAsia" w:eastAsia="黑体"/>
         </w:rPr>
         <w:t xml:space="preserve">比较”反复迭代。逻辑运算是逐位并行处理，不涉及进位传递，速度最快。</w:t>
       </w:r>
@@ -884,7 +994,7 @@
       </w:pPr>
       <w:r>
         <w:rPr>
-          <w:rFonts w:hint="eastAsia"/>
+          <w:rFonts w:hint="eastAsia" w:eastAsia="黑体"/>
         </w:rPr>
         <w:t xml:space="preserve">关键计算公式</w:t>
       </w:r>
@@ -897,11 +1007,14 @@
         </w:numPr>
       </w:pPr>
       <w:r>
+        <w:rPr>
+          <w:rFonts w:eastAsia="黑体"/>
+        </w:rPr>
         <w:t xml:space="preserve">n </w:t>
       </w:r>
       <w:r>
         <w:rPr>
-          <w:rFonts w:hint="eastAsia"/>
+          <w:rFonts w:hint="eastAsia" w:eastAsia="黑体"/>
         </w:rPr>
         <w:t xml:space="preserve">位补码减法（</w:t>
       </w:r>
@@ -921,7 +1034,7 @@
       </m:oMath>
       <w:r>
         <w:rPr>
-          <w:rFonts w:hint="eastAsia"/>
+          <w:rFonts w:hint="eastAsia" w:eastAsia="黑体"/>
         </w:rPr>
         <w:t xml:space="preserve">，用补码加）：</w:t>
       </w:r>
@@ -1030,7 +1143,7 @@
       </w:pPr>
       <w:r>
         <w:rPr>
-          <w:rFonts w:hint="eastAsia"/>
+          <w:rFonts w:hint="eastAsia" w:eastAsia="黑体"/>
         </w:rPr>
         <w:t xml:space="preserve">无符号乘法（部分积累加）：</w:t>
       </w:r>
@@ -1152,7 +1265,7 @@
       </w:pPr>
       <w:r>
         <w:rPr>
-          <w:rFonts w:hint="eastAsia"/>
+          <w:rFonts w:hint="eastAsia" w:eastAsia="黑体"/>
         </w:rPr>
         <w:t xml:space="preserve">二进制除法（移位—减）：</w:t>
       </w:r>
@@ -1239,7 +1352,7 @@
       </w:pPr>
       <w:r>
         <w:rPr>
-          <w:rFonts w:hint="eastAsia"/>
+          <w:rFonts w:hint="eastAsia" w:eastAsia="黑体"/>
         </w:rPr>
         <w:t xml:space="preserve">逻辑运算逐位：</w:t>
       </w:r>
@@ -1359,7 +1472,7 @@
             </w:pPr>
             <w:r>
               <w:rPr>
-                <w:rFonts w:hint="eastAsia"/>
+                <w:rFonts w:hint="eastAsia" w:eastAsia="黑体"/>
               </w:rPr>
               <w:t xml:space="preserve">符号</w:t>
             </w:r>
@@ -1373,7 +1486,7 @@
             </w:pPr>
             <w:r>
               <w:rPr>
-                <w:rFonts w:hint="eastAsia"/>
+                <w:rFonts w:hint="eastAsia" w:eastAsia="黑体"/>
               </w:rPr>
               <w:t xml:space="preserve">含义</w:t>
             </w:r>
@@ -1387,7 +1500,7 @@
             </w:pPr>
             <w:r>
               <w:rPr>
-                <w:rFonts w:hint="eastAsia"/>
+                <w:rFonts w:hint="eastAsia" w:eastAsia="黑体"/>
               </w:rPr>
               <w:t xml:space="preserve">单位</w:t>
             </w:r>
@@ -1416,6 +1529,9 @@
               </m:r>
             </m:oMath>
             <w:r>
+              <w:rPr>
+                <w:rFonts w:eastAsia="黑体"/>
+              </w:rPr>
               <w:t xml:space="preserve">​</w:t>
             </w:r>
           </w:p>
@@ -1428,7 +1544,7 @@
             </w:pPr>
             <w:r>
               <w:rPr>
-                <w:rFonts w:hint="eastAsia"/>
+                <w:rFonts w:hint="eastAsia" w:eastAsia="黑体"/>
               </w:rPr>
               <w:t xml:space="preserve">运算操作数</w:t>
             </w:r>
@@ -1441,6 +1557,9 @@
               <w:pStyle w:val="Compact"/>
             </w:pPr>
             <w:r>
+              <w:rPr>
+                <w:rFonts w:eastAsia="黑体"/>
+              </w:rPr>
               <w:t xml:space="preserve">—</w:t>
             </w:r>
           </w:p>
@@ -1466,6 +1585,9 @@
               </m:acc>
             </m:oMath>
             <w:r>
+              <w:rPr>
+                <w:rFonts w:eastAsia="黑体"/>
+              </w:rPr>
               <w:t xml:space="preserve">​</w:t>
             </w:r>
           </w:p>
@@ -1477,11 +1599,14 @@
               <w:pStyle w:val="Compact"/>
             </w:pPr>
             <w:r>
+              <w:rPr>
+                <w:rFonts w:eastAsia="黑体"/>
+              </w:rPr>
               <w:t xml:space="preserve">B </w:t>
             </w:r>
             <w:r>
               <w:rPr>
-                <w:rFonts w:hint="eastAsia"/>
+                <w:rFonts w:hint="eastAsia" w:eastAsia="黑体"/>
               </w:rPr>
               <w:t xml:space="preserve">的按位取反</w:t>
             </w:r>
@@ -1494,6 +1619,9 @@
               <w:pStyle w:val="Compact"/>
             </w:pPr>
             <w:r>
+              <w:rPr>
+                <w:rFonts w:eastAsia="黑体"/>
+              </w:rPr>
               <w:t xml:space="preserve">—</w:t>
             </w:r>
           </w:p>
@@ -1521,6 +1649,9 @@
               </m:sSub>
             </m:oMath>
             <w:r>
+              <w:rPr>
+                <w:rFonts w:eastAsia="黑体"/>
+              </w:rPr>
               <w:t xml:space="preserve">​</w:t>
             </w:r>
           </w:p>
@@ -1532,20 +1663,26 @@
               <w:pStyle w:val="Compact"/>
             </w:pPr>
             <w:r>
+              <w:rPr>
+                <w:rFonts w:eastAsia="黑体"/>
+              </w:rPr>
               <w:t xml:space="preserve">B </w:t>
             </w:r>
             <w:r>
               <w:rPr>
-                <w:rFonts w:hint="eastAsia"/>
+                <w:rFonts w:hint="eastAsia" w:eastAsia="黑体"/>
               </w:rPr>
               <w:t xml:space="preserve">的第</w:t>
             </w:r>
             <w:r>
+              <w:rPr>
+                <w:rFonts w:eastAsia="黑体"/>
+              </w:rPr>
               <w:t xml:space="preserve"> i </w:t>
             </w:r>
             <w:r>
               <w:rPr>
-                <w:rFonts w:hint="eastAsia"/>
+                <w:rFonts w:hint="eastAsia" w:eastAsia="黑体"/>
               </w:rPr>
               <w:t xml:space="preserve">位</w:t>
             </w:r>
@@ -1558,6 +1695,9 @@
               <w:pStyle w:val="Compact"/>
             </w:pPr>
             <w:r>
+              <w:rPr>
+                <w:rFonts w:eastAsia="黑体"/>
+              </w:rPr>
               <w:t xml:space="preserve">—</w:t>
             </w:r>
           </w:p>
@@ -1585,6 +1725,9 @@
               </m:r>
             </m:oMath>
             <w:r>
+              <w:rPr>
+                <w:rFonts w:eastAsia="黑体"/>
+              </w:rPr>
               <w:t xml:space="preserve">​</w:t>
             </w:r>
           </w:p>
@@ -1597,7 +1740,7 @@
             </w:pPr>
             <w:r>
               <w:rPr>
-                <w:rFonts w:hint="eastAsia"/>
+                <w:rFonts w:hint="eastAsia" w:eastAsia="黑体"/>
               </w:rPr>
               <w:t xml:space="preserve">商、余数</w:t>
             </w:r>
@@ -1610,6 +1753,9 @@
               <w:pStyle w:val="Compact"/>
             </w:pPr>
             <w:r>
+              <w:rPr>
+                <w:rFonts w:eastAsia="黑体"/>
+              </w:rPr>
               <w:t xml:space="preserve">—</w:t>
             </w:r>
           </w:p>
@@ -1624,7 +1770,7 @@
       </w:pPr>
       <w:r>
         <w:rPr>
-          <w:rFonts w:hint="eastAsia"/>
+          <w:rFonts w:hint="eastAsia" w:eastAsia="黑体"/>
         </w:rPr>
         <w:t xml:space="preserve">元件调整影响</w:t>
       </w:r>
@@ -1639,16 +1785,19 @@
       </w:pPr>
       <w:r>
         <w:rPr>
-          <w:rFonts w:hint="eastAsia"/>
+          <w:rFonts w:hint="eastAsia" w:eastAsia="黑体"/>
         </w:rPr>
         <w:t xml:space="preserve">字长增大</w:t>
       </w:r>
       <w:r>
+        <w:rPr>
+          <w:rFonts w:eastAsia="黑体"/>
+        </w:rPr>
         <w:t xml:space="preserve"> → </w:t>
       </w:r>
       <w:r>
         <w:rPr>
-          <w:rFonts w:hint="eastAsia"/>
+          <w:rFonts w:hint="eastAsia" w:eastAsia="黑体"/>
         </w:rPr>
         <w:t xml:space="preserve">运算范围增大，但面积、延迟、功耗上升。</w:t>
       </w:r>
@@ -1663,16 +1812,19 @@
       </w:pPr>
       <w:r>
         <w:rPr>
-          <w:rFonts w:hint="eastAsia"/>
+          <w:rFonts w:hint="eastAsia" w:eastAsia="黑体"/>
         </w:rPr>
         <w:t xml:space="preserve">加法进位链越短（超前进位）→</w:t>
       </w:r>
       <w:r>
+        <w:rPr>
+          <w:rFonts w:eastAsia="黑体"/>
+        </w:rPr>
         <w:t xml:space="preserve"> </w:t>
       </w:r>
       <w:r>
         <w:rPr>
-          <w:rFonts w:hint="eastAsia"/>
+          <w:rFonts w:hint="eastAsia" w:eastAsia="黑体"/>
         </w:rPr>
         <w:t xml:space="preserve">速度越快、逻辑越多。</w:t>
       </w:r>
@@ -1687,16 +1839,19 @@
       </w:pPr>
       <w:r>
         <w:rPr>
-          <w:rFonts w:hint="eastAsia"/>
+          <w:rFonts w:hint="eastAsia" w:eastAsia="黑体"/>
         </w:rPr>
         <w:t xml:space="preserve">乘法阵列规模随位宽平方增长，Booth</w:t>
       </w:r>
       <w:r>
+        <w:rPr>
+          <w:rFonts w:eastAsia="黑体"/>
+        </w:rPr>
         <w:t xml:space="preserve"> </w:t>
       </w:r>
       <w:r>
         <w:rPr>
-          <w:rFonts w:hint="eastAsia"/>
+          <w:rFonts w:hint="eastAsia" w:eastAsia="黑体"/>
         </w:rPr>
         <w:t xml:space="preserve">可减少加数项、降低面积。</w:t>
       </w:r>
@@ -1709,7 +1864,7 @@
       </w:pPr>
       <w:r>
         <w:rPr>
-          <w:rFonts w:hint="eastAsia"/>
+          <w:rFonts w:hint="eastAsia" w:eastAsia="黑体"/>
         </w:rPr>
         <w:t xml:space="preserve">典型参数示例</w:t>
       </w:r>
@@ -1723,11 +1878,14 @@
         </w:numPr>
       </w:pPr>
       <w:r>
+        <w:rPr>
+          <w:rFonts w:eastAsia="黑体"/>
+        </w:rPr>
         <w:t xml:space="preserve">4 </w:t>
       </w:r>
       <w:r>
         <w:rPr>
-          <w:rFonts w:hint="eastAsia"/>
+          <w:rFonts w:hint="eastAsia" w:eastAsia="黑体"/>
         </w:rPr>
         <w:t xml:space="preserve">位补码减法：</w:t>
       </w:r>
@@ -1771,7 +1929,7 @@
       </m:oMath>
       <w:r>
         <w:rPr>
-          <w:rFonts w:hint="eastAsia"/>
+          <w:rFonts w:hint="eastAsia" w:eastAsia="黑体"/>
         </w:rPr>
         <w:t xml:space="preserve">，</w:t>
       </w:r>
@@ -1814,6 +1972,9 @@
         </m:r>
       </m:oMath>
       <w:r>
+        <w:rPr>
+          <w:rFonts w:eastAsia="黑体"/>
+        </w:rPr>
         <w:t xml:space="preserve">。</w:t>
       </w:r>
       <m:oMath>
@@ -1839,7 +2000,7 @@
       </m:oMath>
       <w:r>
         <w:rPr>
-          <w:rFonts w:hint="eastAsia"/>
+          <w:rFonts w:hint="eastAsia" w:eastAsia="黑体"/>
         </w:rPr>
         <w:t xml:space="preserve">，</w:t>
       </w:r>
@@ -1929,11 +2090,14 @@
       </m:oMath>
       <w:r>
         <w:rPr>
-          <w:rFonts w:hint="eastAsia"/>
+          <w:rFonts w:hint="eastAsia" w:eastAsia="黑体"/>
         </w:rPr>
         <w:t xml:space="preserve">，即</w:t>
       </w:r>
       <w:r>
+        <w:rPr>
+          <w:rFonts w:eastAsia="黑体"/>
+        </w:rPr>
         <w:t xml:space="preserve"> </w:t>
       </w:r>
       <m:oMath>
@@ -1960,6 +2124,9 @@
         </m:r>
       </m:oMath>
       <w:r>
+        <w:rPr>
+          <w:rFonts w:eastAsia="黑体"/>
+        </w:rPr>
         <w:t xml:space="preserve">。</w:t>
       </w:r>
     </w:p>
@@ -1973,11 +2140,14 @@
       </w:pPr>
       <w:r>
         <w:rPr>
-          <w:rFonts w:hint="eastAsia"/>
+          <w:rFonts w:hint="eastAsia" w:eastAsia="黑体"/>
         </w:rPr>
         <w:t xml:space="preserve">无符号乘法</w:t>
       </w:r>
       <w:r>
+        <w:rPr>
+          <w:rFonts w:eastAsia="黑体"/>
+        </w:rPr>
         <w:t xml:space="preserve"> </w:t>
       </w:r>
       <m:oMath>
@@ -1996,7 +2166,7 @@
       </m:oMath>
       <w:r>
         <w:rPr>
-          <w:rFonts w:hint="eastAsia"/>
+          <w:rFonts w:hint="eastAsia" w:eastAsia="黑体"/>
         </w:rPr>
         <w:t xml:space="preserve">：</w:t>
       </w:r>
@@ -2042,6 +2212,9 @@
         </m:r>
       </m:oMath>
       <w:r>
+        <w:rPr>
+          <w:rFonts w:eastAsia="黑体"/>
+        </w:rPr>
         <w:t xml:space="preserve">。</w:t>
       </w:r>
     </w:p>
@@ -2053,7 +2226,7 @@
       </w:pPr>
       <w:r>
         <w:rPr>
-          <w:rFonts w:hint="eastAsia"/>
+          <w:rFonts w:hint="eastAsia" w:eastAsia="黑体"/>
         </w:rPr>
         <w:t xml:space="preserve">常见器件型号</w:t>
       </w:r>
@@ -2068,43 +2241,55 @@
       </w:pPr>
       <w:r>
         <w:rPr>
-          <w:rFonts w:hint="eastAsia"/>
+          <w:rFonts w:hint="eastAsia" w:eastAsia="黑体"/>
         </w:rPr>
         <w:t xml:space="preserve">74HC283（4</w:t>
       </w:r>
       <w:r>
+        <w:rPr>
+          <w:rFonts w:eastAsia="黑体"/>
+        </w:rPr>
         <w:t xml:space="preserve"> </w:t>
       </w:r>
       <w:r>
         <w:rPr>
-          <w:rFonts w:hint="eastAsia"/>
+          <w:rFonts w:hint="eastAsia" w:eastAsia="黑体"/>
         </w:rPr>
         <w:t xml:space="preserve">位全加器，用于加</w:t>
       </w:r>
       <w:r>
+        <w:rPr>
+          <w:rFonts w:eastAsia="黑体"/>
+        </w:rPr>
         <w:t xml:space="preserve"> / </w:t>
       </w:r>
       <w:r>
         <w:rPr>
-          <w:rFonts w:hint="eastAsia"/>
+          <w:rFonts w:hint="eastAsia" w:eastAsia="黑体"/>
         </w:rPr>
         <w:t xml:space="preserve">减）、74LS181（4</w:t>
       </w:r>
       <w:r>
+        <w:rPr>
+          <w:rFonts w:eastAsia="黑体"/>
+        </w:rPr>
         <w:t xml:space="preserve"> </w:t>
       </w:r>
       <w:r>
         <w:rPr>
-          <w:rFonts w:hint="eastAsia"/>
+          <w:rFonts w:hint="eastAsia" w:eastAsia="黑体"/>
         </w:rPr>
         <w:t xml:space="preserve">位</w:t>
       </w:r>
       <w:r>
+        <w:rPr>
+          <w:rFonts w:eastAsia="黑体"/>
+        </w:rPr>
         <w:t xml:space="preserve"> </w:t>
       </w:r>
       <w:r>
         <w:rPr>
-          <w:rFonts w:hint="eastAsia"/>
+          <w:rFonts w:hint="eastAsia" w:eastAsia="黑体"/>
         </w:rPr>
         <w:t xml:space="preserve">ALU）、74LS182（超前进位发生器）。</w:t>
       </w:r>
@@ -2119,34 +2304,43 @@
       </w:pPr>
       <w:r>
         <w:rPr>
-          <w:rFonts w:hint="eastAsia"/>
+          <w:rFonts w:hint="eastAsia" w:eastAsia="黑体"/>
         </w:rPr>
         <w:t xml:space="preserve">乘法器</w:t>
       </w:r>
       <w:r>
+        <w:rPr>
+          <w:rFonts w:eastAsia="黑体"/>
+        </w:rPr>
         <w:t xml:space="preserve"> / </w:t>
       </w:r>
       <w:r>
         <w:rPr>
-          <w:rFonts w:hint="eastAsia"/>
+          <w:rFonts w:hint="eastAsia" w:eastAsia="黑体"/>
         </w:rPr>
         <w:t xml:space="preserve">MAC：TMS320</w:t>
       </w:r>
       <w:r>
+        <w:rPr>
+          <w:rFonts w:eastAsia="黑体"/>
+        </w:rPr>
         <w:t xml:space="preserve"> </w:t>
       </w:r>
       <w:r>
         <w:rPr>
-          <w:rFonts w:hint="eastAsia"/>
+          <w:rFonts w:hint="eastAsia" w:eastAsia="黑体"/>
         </w:rPr>
         <w:t xml:space="preserve">系列</w:t>
       </w:r>
       <w:r>
+        <w:rPr>
+          <w:rFonts w:eastAsia="黑体"/>
+        </w:rPr>
         <w:t xml:space="preserve"> DSP、FPGA </w:t>
       </w:r>
       <w:r>
         <w:rPr>
-          <w:rFonts w:hint="eastAsia"/>
+          <w:rFonts w:hint="eastAsia" w:eastAsia="黑体"/>
         </w:rPr>
         <w:t xml:space="preserve">的硬核乘法器。</w:t>
       </w:r>
@@ -2159,7 +2353,7 @@
       </w:pPr>
       <w:r>
         <w:rPr>
-          <w:rFonts w:hint="eastAsia"/>
+          <w:rFonts w:hint="eastAsia" w:eastAsia="黑体"/>
         </w:rPr>
         <w:t xml:space="preserve">注意事项</w:t>
       </w:r>
@@ -2174,7 +2368,7 @@
       </w:pPr>
       <w:r>
         <w:rPr>
-          <w:rFonts w:hint="eastAsia"/>
+          <w:rFonts w:hint="eastAsia" w:eastAsia="黑体"/>
         </w:rPr>
         <w:t xml:space="preserve">减法用补码需统一字长并正确对待符号位，注意溢出检测。</w:t>
       </w:r>
@@ -2189,7 +2383,7 @@
       </w:pPr>
       <w:r>
         <w:rPr>
-          <w:rFonts w:hint="eastAsia"/>
+          <w:rFonts w:hint="eastAsia" w:eastAsia="黑体"/>
         </w:rPr>
         <w:t xml:space="preserve">乘法结果位宽翻倍，存储与寄存器需预留足够位宽。</w:t>
       </w:r>
@@ -2204,16 +2398,19 @@
       </w:pPr>
       <w:r>
         <w:rPr>
-          <w:rFonts w:hint="eastAsia"/>
+          <w:rFonts w:hint="eastAsia" w:eastAsia="黑体"/>
         </w:rPr>
         <w:t xml:space="preserve">组合乘</w:t>
       </w:r>
       <w:r>
+        <w:rPr>
+          <w:rFonts w:eastAsia="黑体"/>
+        </w:rPr>
         <w:t xml:space="preserve"> / </w:t>
       </w:r>
       <w:r>
         <w:rPr>
-          <w:rFonts w:hint="eastAsia"/>
+          <w:rFonts w:hint="eastAsia" w:eastAsia="黑体"/>
         </w:rPr>
         <w:t xml:space="preserve">除器面积大、延迟高，高速场合宜加流水或时序实现。</w:t>
       </w:r>
@@ -2226,7 +2423,7 @@
       </w:pPr>
       <w:r>
         <w:rPr>
-          <w:rFonts w:hint="eastAsia"/>
+          <w:rFonts w:hint="eastAsia" w:eastAsia="黑体"/>
         </w:rPr>
         <w:t xml:space="preserve">参考资料</w:t>
       </w:r>
@@ -2240,6 +2437,9 @@
         </w:numPr>
       </w:pPr>
       <w:r>
+        <w:rPr>
+          <w:rFonts w:eastAsia="黑体"/>
+        </w:rPr>
         <w:t xml:space="preserve">Wikipedia: Arithmetic logic unit。</w:t>
       </w:r>
     </w:p>
@@ -2253,7 +2453,7 @@
       </w:pPr>
       <w:r>
         <w:rPr>
-          <w:rFonts w:hint="eastAsia"/>
+          <w:rFonts w:hint="eastAsia" w:eastAsia="黑体"/>
         </w:rPr>
         <w:t xml:space="preserve">《数字电子技术基础》（阎石）。</w:t>
       </w:r>
@@ -2267,11 +2467,14 @@
         </w:numPr>
       </w:pPr>
       <w:r>
+        <w:rPr>
+          <w:rFonts w:eastAsia="黑体"/>
+        </w:rPr>
         <w:t xml:space="preserve">74LS181 / 74HC283 </w:t>
       </w:r>
       <w:r>
         <w:rPr>
-          <w:rFonts w:hint="eastAsia"/>
+          <w:rFonts w:hint="eastAsia" w:eastAsia="黑体"/>
         </w:rPr>
         <w:t xml:space="preserve">数据手册。</w:t>
       </w:r>
@@ -2285,11 +2488,11 @@
       </w:pPr>
       <w:r>
         <w:rPr>
-          <w:rFonts w:ascii="Times New Roman" w:hAnsi="Times New Roman"/>
+          <w:rFonts w:ascii="Times New Roman" w:hAnsi="Times New Roman" w:eastAsia="黑体"/>
           <w:color w:val="555555"/>
           <w:sz w:val="21"/>
         </w:rPr>
-        <w:t>材料收集者：杜文杰</w:t>
+        <w:t>材料收集者：杜文杰，WX手机：19519196569，QQ:3478827729</w:t>
       </w:r>
     </w:p>
     <w:sectPr>
@@ -2309,7 +2512,7 @@
 </file>
 
 <file path=word/footer1.xml><?xml version="1.0" encoding="utf-8"?>
-<w:ftr xmlns:m="http://schemas.openxmlformats.org/officeDocument/2006/math" xmlns:mc="http://schemas.openxmlformats.org/markup-compatibility/2006" xmlns:mo="http://schemas.microsoft.com/office/mac/office/2008/main" xmlns:mv="urn:schemas-microsoft-com:mac:vml" xmlns:o="urn:schemas-microsoft-com:office:office" xmlns:r="http://schemas.openxmlformats.org/officeDocument/2006/relationships" xmlns:v="urn:schemas-microsoft-com:vml" xmlns:w10="urn:schemas-microsoft-com:office:word" xmlns:w14="http://schemas.microsoft.com/office/word/2010/wordml" xmlns:w="http://schemas.openxmlformats.org/wordprocessingml/2006/main" xmlns:wne="http://schemas.microsoft.com/office/word/2006/wordml" xmlns:wp14="http://schemas.microsoft.com/office/word/2010/wordprocessingDrawing" xmlns:wp="http://schemas.openxmlformats.org/drawingml/2006/wordprocessingDrawing" xmlns:wpc="http://schemas.microsoft.com/office/word/2010/wordprocessingCanvas" xmlns:wpg="http://schemas.microsoft.com/office/word/2010/wordprocessingGroup" xmlns:wpi="http://schemas.microsoft.com/office/word/2010/wordprocessingInk" xmlns:wps="http://schemas.microsoft.com/office/word/2010/wordprocessingShape" mc:Ignorable="w14 wp14">
+<w:ftr xmlns:mc="http://schemas.openxmlformats.org/markup-compatibility/2006" xmlns:w="http://schemas.openxmlformats.org/wordprocessingml/2006/main" xmlns:m="http://schemas.openxmlformats.org/officeDocument/2006/math" xmlns:mo="http://schemas.microsoft.com/office/mac/office/2008/main" xmlns:mv="urn:schemas-microsoft-com:mac:vml" xmlns:o="urn:schemas-microsoft-com:office:office" xmlns:r="http://schemas.openxmlformats.org/officeDocument/2006/relationships" xmlns:v="urn:schemas-microsoft-com:vml" xmlns:w10="urn:schemas-microsoft-com:office:word" xmlns:w14="http://schemas.microsoft.com/office/word/2010/wordml" xmlns:wne="http://schemas.microsoft.com/office/word/2006/wordml" xmlns:wp14="http://schemas.microsoft.com/office/word/2010/wordprocessingDrawing" xmlns:wp="http://schemas.openxmlformats.org/drawingml/2006/wordprocessingDrawing" xmlns:wpc="http://schemas.microsoft.com/office/word/2010/wordprocessingCanvas" xmlns:wpg="http://schemas.microsoft.com/office/word/2010/wordprocessingGroup" xmlns:wpi="http://schemas.microsoft.com/office/word/2010/wordprocessingInk" xmlns:wps="http://schemas.microsoft.com/office/word/2010/wordprocessingShape" mc:Ignorable="w14 wp14">
   <w:p>
     <w:pPr>
       <w:pStyle w:val="Footer"/>
@@ -2317,12 +2520,14 @@
     </w:pPr>
     <w:r>
       <w:rPr>
+        <w:rFonts w:eastAsia="黑体"/>
         <w:sz w:val="18"/>
       </w:rPr>
       <w:t xml:space="preserve">第 </w:t>
     </w:r>
     <w:r>
       <w:rPr>
+        <w:rFonts w:eastAsia="黑体"/>
         <w:sz w:val="18"/>
       </w:rPr>
       <w:fldChar w:fldCharType="begin"/>
@@ -2331,6 +2536,7 @@
     </w:r>
     <w:r>
       <w:rPr>
+        <w:rFonts w:eastAsia="黑体"/>
         <w:sz w:val="18"/>
       </w:rPr>
       <w:t xml:space="preserve"> 页</w:t>
@@ -2344,6 +2550,9 @@
   <w:footnote w:type="continuationSeparator" w:id="0">
     <w:p>
       <w:r>
+        <w:rPr>
+          <w:rFonts w:eastAsia="黑体"/>
+        </w:rPr>
         <w:continuationSeparator/>
       </w:r>
     </w:p>
@@ -2351,6 +2560,9 @@
   <w:footnote w:type="separator" w:id="-1">
     <w:p>
       <w:r>
+        <w:rPr>
+          <w:rFonts w:eastAsia="黑体"/>
+        </w:rPr>
         <w:separator/>
       </w:r>
     </w:p>
@@ -2359,7 +2571,7 @@
 </file>
 
 <file path=word/header1.xml><?xml version="1.0" encoding="utf-8"?>
-<w:hdr xmlns:m="http://schemas.openxmlformats.org/officeDocument/2006/math" xmlns:mc="http://schemas.openxmlformats.org/markup-compatibility/2006" xmlns:mo="http://schemas.microsoft.com/office/mac/office/2008/main" xmlns:mv="urn:schemas-microsoft-com:mac:vml" xmlns:o="urn:schemas-microsoft-com:office:office" xmlns:r="http://schemas.openxmlformats.org/officeDocument/2006/relationships" xmlns:v="urn:schemas-microsoft-com:vml" xmlns:w10="urn:schemas-microsoft-com:office:word" xmlns:w14="http://schemas.microsoft.com/office/word/2010/wordml" xmlns:w="http://schemas.openxmlformats.org/wordprocessingml/2006/main" xmlns:wne="http://schemas.microsoft.com/office/word/2006/wordml" xmlns:wp14="http://schemas.microsoft.com/office/word/2010/wordprocessingDrawing" xmlns:wp="http://schemas.openxmlformats.org/drawingml/2006/wordprocessingDrawing" xmlns:wpc="http://schemas.microsoft.com/office/word/2010/wordprocessingCanvas" xmlns:wpg="http://schemas.microsoft.com/office/word/2010/wordprocessingGroup" xmlns:wpi="http://schemas.microsoft.com/office/word/2010/wordprocessingInk" xmlns:wps="http://schemas.microsoft.com/office/word/2010/wordprocessingShape" mc:Ignorable="w14 wp14">
+<w:hdr xmlns:mc="http://schemas.openxmlformats.org/markup-compatibility/2006" xmlns:w="http://schemas.openxmlformats.org/wordprocessingml/2006/main" xmlns:m="http://schemas.openxmlformats.org/officeDocument/2006/math" xmlns:mo="http://schemas.microsoft.com/office/mac/office/2008/main" xmlns:mv="urn:schemas-microsoft-com:mac:vml" xmlns:o="urn:schemas-microsoft-com:office:office" xmlns:r="http://schemas.openxmlformats.org/officeDocument/2006/relationships" xmlns:v="urn:schemas-microsoft-com:vml" xmlns:w10="urn:schemas-microsoft-com:office:word" xmlns:w14="http://schemas.microsoft.com/office/word/2010/wordml" xmlns:wne="http://schemas.microsoft.com/office/word/2006/wordml" xmlns:wp14="http://schemas.microsoft.com/office/word/2010/wordprocessingDrawing" xmlns:wp="http://schemas.openxmlformats.org/drawingml/2006/wordprocessingDrawing" xmlns:wpc="http://schemas.microsoft.com/office/word/2010/wordprocessingCanvas" xmlns:wpg="http://schemas.microsoft.com/office/word/2010/wordprocessingGroup" xmlns:wpi="http://schemas.microsoft.com/office/word/2010/wordprocessingInk" xmlns:wps="http://schemas.microsoft.com/office/word/2010/wordprocessingShape" mc:Ignorable="w14 wp14">
   <w:p>
     <w:pPr>
       <w:pStyle w:val="Header"/>
@@ -2367,7 +2579,7 @@
     </w:pPr>
     <w:r>
       <w:rPr>
-        <w:rFonts w:ascii="Times New Roman" w:hAnsi="Times New Roman"/>
+        <w:rFonts w:ascii="Times New Roman" w:hAnsi="Times New Roman" w:eastAsia="黑体"/>
         <w:sz w:val="18"/>
         <w:rFonts w:eastAsia="黑体"/>
         <w:rFonts w:eastAsia="黑体"/>
@@ -2379,7 +2591,7 @@
 </file>
 
 <file path=word/numbering.xml><?xml version="1.0" encoding="utf-8"?>
-<w:numbering xmlns:m="http://schemas.openxmlformats.org/officeDocument/2006/math" xmlns:mc="http://schemas.openxmlformats.org/markup-compatibility/2006" xmlns:mo="http://schemas.microsoft.com/office/mac/office/2008/main" xmlns:mv="urn:schemas-microsoft-com:mac:vml" xmlns:o="urn:schemas-microsoft-com:office:office" xmlns:r="http://schemas.openxmlformats.org/officeDocument/2006/relationships" xmlns:v="urn:schemas-microsoft-com:vml" xmlns:w="http://schemas.openxmlformats.org/wordprocessingml/2006/main" xmlns:w10="urn:schemas-microsoft-com:office:word" xmlns:w14="http://schemas.microsoft.com/office/word/2010/wordml" xmlns:wne="http://schemas.microsoft.com/office/word/2006/wordml" xmlns:wp="http://schemas.openxmlformats.org/drawingml/2006/wordprocessingDrawing" xmlns:wp14="http://schemas.microsoft.com/office/word/2010/wordprocessingDrawing" xmlns:wpc="http://schemas.microsoft.com/office/word/2010/wordprocessingCanvas" xmlns:wpg="http://schemas.microsoft.com/office/word/2010/wordprocessingGroup" xmlns:wpi="http://schemas.microsoft.com/office/word/2010/wordprocessingInk" xmlns:wps="http://schemas.microsoft.com/office/word/2010/wordprocessingShape" mc:Ignorable="w14 wp14">
+<w:numbering xmlns:mc="http://schemas.openxmlformats.org/markup-compatibility/2006" xmlns:w="http://schemas.openxmlformats.org/wordprocessingml/2006/main" xmlns:m="http://schemas.openxmlformats.org/officeDocument/2006/math" xmlns:mo="http://schemas.microsoft.com/office/mac/office/2008/main" xmlns:mv="urn:schemas-microsoft-com:mac:vml" xmlns:o="urn:schemas-microsoft-com:office:office" xmlns:r="http://schemas.openxmlformats.org/officeDocument/2006/relationships" xmlns:v="urn:schemas-microsoft-com:vml" xmlns:w10="urn:schemas-microsoft-com:office:word" xmlns:w14="http://schemas.microsoft.com/office/word/2010/wordml" xmlns:wne="http://schemas.microsoft.com/office/word/2006/wordml" xmlns:wp="http://schemas.openxmlformats.org/drawingml/2006/wordprocessingDrawing" xmlns:wp14="http://schemas.microsoft.com/office/word/2010/wordprocessingDrawing" xmlns:wpc="http://schemas.microsoft.com/office/word/2010/wordprocessingCanvas" xmlns:wpg="http://schemas.microsoft.com/office/word/2010/wordprocessingGroup" xmlns:wpi="http://schemas.microsoft.com/office/word/2010/wordprocessingInk" xmlns:wps="http://schemas.microsoft.com/office/word/2010/wordprocessingShape" mc:Ignorable="w14 wp14">
   <w:abstractNum w:abstractNumId="0">
     <w:nsid w:val="FFFFFF7C"/>
     <w:multiLevelType w:val="singleLevel"/>
@@ -2466,7 +2678,7 @@
         <w:ind w:hanging="360" w:left="1440"/>
       </w:pPr>
       <w:rPr>
-        <w:rFonts w:ascii="Symbol" w:hAnsi="Symbol" w:hint="default"/>
+        <w:rFonts w:ascii="Symbol" w:hAnsi="Symbol" w:hint="default" w:eastAsia="黑体"/>
       </w:rPr>
     </w:lvl>
   </w:abstractNum>
@@ -2487,7 +2699,7 @@
         <w:ind w:hanging="360" w:left="1080"/>
       </w:pPr>
       <w:rPr>
-        <w:rFonts w:ascii="Symbol" w:hAnsi="Symbol" w:hint="default"/>
+        <w:rFonts w:ascii="Symbol" w:hAnsi="Symbol" w:hint="default" w:eastAsia="黑体"/>
       </w:rPr>
     </w:lvl>
   </w:abstractNum>
@@ -2508,7 +2720,7 @@
         <w:ind w:hanging="360" w:left="720"/>
       </w:pPr>
       <w:rPr>
-        <w:rFonts w:ascii="Symbol" w:hAnsi="Symbol" w:hint="default"/>
+        <w:rFonts w:ascii="Symbol" w:hAnsi="Symbol" w:hint="default" w:eastAsia="黑体"/>
       </w:rPr>
     </w:lvl>
   </w:abstractNum>
@@ -2547,7 +2759,7 @@
         <w:ind w:hanging="360" w:left="360"/>
       </w:pPr>
       <w:rPr>
-        <w:rFonts w:ascii="Symbol" w:hAnsi="Symbol" w:hint="default"/>
+        <w:rFonts w:ascii="Symbol" w:hAnsi="Symbol" w:hint="default" w:eastAsia="黑体"/>
       </w:rPr>
     </w:lvl>
   </w:abstractNum>
@@ -2638,7 +2850,7 @@
         <w:ind w:left="720" w:hanging="360"/>
       </w:pPr>
       <w:rPr>
-        <w:rFonts w:ascii="Symbol" w:hAnsi="Symbol" w:cs="Symbol" w:hint="default"/>
+        <w:rFonts w:ascii="Symbol" w:hAnsi="Symbol" w:cs="Symbol" w:hint="default" w:eastAsia="黑体"/>
       </w:rPr>
     </w:lvl>
     <w:lvl w:ilvl="1">
@@ -2649,7 +2861,7 @@
         <w:ind w:left="1440" w:hanging="360"/>
       </w:pPr>
       <w:rPr>
-        <w:rFonts w:ascii="Courier New" w:hAnsi="Courier New" w:cs="Courier New" w:hint="default"/>
+        <w:rFonts w:ascii="Courier New" w:hAnsi="Courier New" w:cs="Courier New" w:hint="default" w:eastAsia="黑体"/>
       </w:rPr>
     </w:lvl>
     <w:lvl w:ilvl="2">
@@ -2660,7 +2872,7 @@
         <w:ind w:left="2160" w:hanging="360"/>
       </w:pPr>
       <w:rPr>
-        <w:rFonts w:ascii="Wingdings" w:hAnsi="Wingdings" w:cs="Wingdings" w:hint="default"/>
+        <w:rFonts w:ascii="Wingdings" w:hAnsi="Wingdings" w:cs="Wingdings" w:hint="default" w:eastAsia="黑体"/>
       </w:rPr>
     </w:lvl>
     <w:lvl w:ilvl="3">
@@ -2671,7 +2883,7 @@
         <w:ind w:left="2880" w:hanging="360"/>
       </w:pPr>
       <w:rPr>
-        <w:rFonts w:ascii="Symbol" w:hAnsi="Symbol" w:cs="Symbol" w:hint="default"/>
+        <w:rFonts w:ascii="Symbol" w:hAnsi="Symbol" w:cs="Symbol" w:hint="default" w:eastAsia="黑体"/>
       </w:rPr>
     </w:lvl>
     <w:lvl w:ilvl="4">
@@ -2682,7 +2894,7 @@
         <w:ind w:left="3600" w:hanging="360"/>
       </w:pPr>
       <w:rPr>
-        <w:rFonts w:ascii="Courier New" w:hAnsi="Courier New" w:cs="Courier New" w:hint="default"/>
+        <w:rFonts w:ascii="Courier New" w:hAnsi="Courier New" w:cs="Courier New" w:hint="default" w:eastAsia="黑体"/>
       </w:rPr>
     </w:lvl>
     <w:lvl w:ilvl="5">
@@ -2693,7 +2905,7 @@
         <w:ind w:left="4320" w:hanging="360"/>
       </w:pPr>
       <w:rPr>
-        <w:rFonts w:ascii="Wingdings" w:hAnsi="Wingdings" w:cs="Wingdings" w:hint="default"/>
+        <w:rFonts w:ascii="Wingdings" w:hAnsi="Wingdings" w:cs="Wingdings" w:hint="default" w:eastAsia="黑体"/>
       </w:rPr>
     </w:lvl>
     <w:lvl w:ilvl="6">
@@ -2704,7 +2916,7 @@
         <w:ind w:left="5040" w:hanging="360"/>
       </w:pPr>
       <w:rPr>
-        <w:rFonts w:ascii="Symbol" w:hAnsi="Symbol" w:cs="Symbol" w:hint="default"/>
+        <w:rFonts w:ascii="Symbol" w:hAnsi="Symbol" w:cs="Symbol" w:hint="default" w:eastAsia="黑体"/>
       </w:rPr>
     </w:lvl>
     <w:lvl w:ilvl="7">
@@ -2715,7 +2927,7 @@
         <w:ind w:left="5760" w:hanging="360"/>
       </w:pPr>
       <w:rPr>
-        <w:rFonts w:ascii="Courier New" w:hAnsi="Courier New" w:cs="Courier New" w:hint="default"/>
+        <w:rFonts w:ascii="Courier New" w:hAnsi="Courier New" w:cs="Courier New" w:hint="default" w:eastAsia="黑体"/>
       </w:rPr>
     </w:lvl>
     <w:lvl w:ilvl="8">
@@ -2726,7 +2938,7 @@
         <w:ind w:left="6480" w:hanging="360"/>
       </w:pPr>
       <w:rPr>
-        <w:rFonts w:ascii="Wingdings" w:hAnsi="Wingdings" w:cs="Wingdings" w:hint="default"/>
+        <w:rFonts w:ascii="Wingdings" w:hAnsi="Wingdings" w:cs="Wingdings" w:hint="default" w:eastAsia="黑体"/>
       </w:rPr>
     </w:lvl>
   </w:abstractNum>
@@ -2782,11 +2994,11 @@
 </file>
 
 <file path=word/styles.xml><?xml version="1.0" encoding="utf-8"?>
-<w:styles xmlns:mc="http://schemas.openxmlformats.org/markup-compatibility/2006" xmlns:r="http://schemas.openxmlformats.org/officeDocument/2006/relationships" xmlns:w="http://schemas.openxmlformats.org/wordprocessingml/2006/main" xmlns:w14="http://schemas.microsoft.com/office/word/2010/wordml" mc:Ignorable="w14">
+<w:styles xmlns:mc="http://schemas.openxmlformats.org/markup-compatibility/2006" xmlns:w="http://schemas.openxmlformats.org/wordprocessingml/2006/main" xmlns:r="http://schemas.openxmlformats.org/officeDocument/2006/relationships" xmlns:w14="http://schemas.microsoft.com/office/word/2010/wordml" mc:Ignorable="w14">
   <w:docDefaults>
     <w:rPrDefault>
       <w:rPr>
-        <w:rFonts w:asciiTheme="minorHAnsi" w:cstheme="minorBidi" w:eastAsiaTheme="minorEastAsia" w:hAnsiTheme="minorHAnsi"/>
+        <w:rFonts w:asciiTheme="minorHAnsi" w:cstheme="minorBidi" w:hAnsiTheme="minorHAnsi" w:eastAsia="黑体"/>
         <w:sz w:val="22"/>
         <w:szCs w:val="22"/>
         <w:lang w:bidi="ar-SA" w:eastAsia="en-US" w:val="en-US"/>
@@ -3008,7 +3220,7 @@
       <w:outlineLvl w:val="0"/>
     </w:pPr>
     <w:rPr>
-      <w:rFonts w:ascii="Times New Roman" w:asciiTheme="majorHAnsi" w:cstheme="majorBidi" w:eastAsia="黑体" w:eastAsiaTheme="majorEastAsia" w:hAnsi="Times New Roman" w:hAnsiTheme="majorHAnsi"/>
+      <w:rFonts w:ascii="Times New Roman" w:asciiTheme="majorHAnsi" w:cstheme="majorBidi" w:eastAsia="黑体" w:hAnsi="Times New Roman" w:hAnsiTheme="majorHAnsi"/>
       <w:b/>
       <w:bCs/>
       <w:color w:val="1F3864"/>
@@ -3032,7 +3244,7 @@
       <w:outlineLvl w:val="1"/>
     </w:pPr>
     <w:rPr>
-      <w:rFonts w:ascii="Times New Roman" w:asciiTheme="majorHAnsi" w:cstheme="majorBidi" w:eastAsia="黑体" w:eastAsiaTheme="majorEastAsia" w:hAnsi="Times New Roman" w:hAnsiTheme="majorHAnsi"/>
+      <w:rFonts w:ascii="Times New Roman" w:asciiTheme="majorHAnsi" w:cstheme="majorBidi" w:eastAsia="黑体" w:hAnsi="Times New Roman" w:hAnsiTheme="majorHAnsi"/>
       <w:b/>
       <w:bCs/>
       <w:color w:val="2E4E7E"/>
@@ -3056,7 +3268,7 @@
       <w:outlineLvl w:val="2"/>
     </w:pPr>
     <w:rPr>
-      <w:rFonts w:ascii="Times New Roman" w:asciiTheme="majorHAnsi" w:cstheme="majorBidi" w:eastAsia="黑体" w:eastAsiaTheme="majorEastAsia" w:hAnsi="Times New Roman" w:hAnsiTheme="majorHAnsi"/>
+      <w:rFonts w:ascii="Times New Roman" w:asciiTheme="majorHAnsi" w:cstheme="majorBidi" w:eastAsia="黑体" w:hAnsi="Times New Roman" w:hAnsiTheme="majorHAnsi"/>
       <w:b/>
       <w:bCs/>
       <w:color w:val="2E4E7E"/>
@@ -3080,7 +3292,7 @@
       <w:outlineLvl w:val="3"/>
     </w:pPr>
     <w:rPr>
-      <w:rFonts w:ascii="Times New Roman" w:asciiTheme="majorHAnsi" w:cstheme="majorBidi" w:eastAsia="黑体" w:eastAsiaTheme="majorEastAsia" w:hAnsi="Times New Roman" w:hAnsiTheme="majorHAnsi"/>
+      <w:rFonts w:ascii="Times New Roman" w:asciiTheme="majorHAnsi" w:cstheme="majorBidi" w:eastAsia="黑体" w:hAnsi="Times New Roman" w:hAnsiTheme="majorHAnsi"/>
       <w:b/>
       <w:bCs/>
       <w:i/>
@@ -3106,7 +3318,7 @@
       <w:outlineLvl w:val="4"/>
     </w:pPr>
     <w:rPr>
-      <w:rFonts w:ascii="Times New Roman" w:asciiTheme="majorHAnsi" w:cstheme="majorBidi" w:eastAsia="黑体" w:eastAsiaTheme="majorEastAsia" w:hAnsi="Times New Roman" w:hAnsiTheme="majorHAnsi"/>
+      <w:rFonts w:ascii="Times New Roman" w:asciiTheme="majorHAnsi" w:cstheme="majorBidi" w:eastAsia="黑体" w:hAnsi="Times New Roman" w:hAnsiTheme="majorHAnsi"/>
       <w:b/>
       <w:color w:val="333333"/>
       <w:sz w:val="22"/>
@@ -3129,7 +3341,7 @@
       <w:outlineLvl w:val="5"/>
     </w:pPr>
     <w:rPr>
-      <w:rFonts w:asciiTheme="majorHAnsi" w:cstheme="majorBidi" w:eastAsiaTheme="majorEastAsia" w:hAnsiTheme="majorHAnsi"/>
+      <w:rFonts w:asciiTheme="majorHAnsi" w:cstheme="majorBidi" w:hAnsiTheme="majorHAnsi" w:eastAsia="黑体"/>
       <w:i/>
       <w:iCs/>
       <w:color w:themeColor="accent1" w:themeShade="7F" w:val="243F60"/>
@@ -3152,7 +3364,7 @@
       <w:outlineLvl w:val="6"/>
     </w:pPr>
     <w:rPr>
-      <w:rFonts w:asciiTheme="majorHAnsi" w:cstheme="majorBidi" w:eastAsiaTheme="majorEastAsia" w:hAnsiTheme="majorHAnsi"/>
+      <w:rFonts w:asciiTheme="majorHAnsi" w:cstheme="majorBidi" w:hAnsiTheme="majorHAnsi" w:eastAsia="黑体"/>
       <w:i/>
       <w:iCs/>
       <w:color w:themeColor="text1" w:themeTint="BF" w:val="404040"/>
@@ -3175,7 +3387,7 @@
       <w:outlineLvl w:val="7"/>
     </w:pPr>
     <w:rPr>
-      <w:rFonts w:asciiTheme="majorHAnsi" w:cstheme="majorBidi" w:eastAsiaTheme="majorEastAsia" w:hAnsiTheme="majorHAnsi"/>
+      <w:rFonts w:asciiTheme="majorHAnsi" w:cstheme="majorBidi" w:hAnsiTheme="majorHAnsi" w:eastAsia="黑体"/>
       <w:color w:themeColor="accent1" w:val="4F81BD"/>
       <w:sz w:val="20"/>
       <w:szCs w:val="20"/>
@@ -3198,7 +3410,7 @@
       <w:outlineLvl w:val="8"/>
     </w:pPr>
     <w:rPr>
-      <w:rFonts w:asciiTheme="majorHAnsi" w:cstheme="majorBidi" w:eastAsiaTheme="majorEastAsia" w:hAnsiTheme="majorHAnsi"/>
+      <w:rFonts w:asciiTheme="majorHAnsi" w:cstheme="majorBidi" w:hAnsiTheme="majorHAnsi" w:eastAsia="黑体"/>
       <w:i/>
       <w:iCs/>
       <w:color w:themeColor="text1" w:themeTint="BF" w:val="404040"/>
@@ -3249,7 +3461,7 @@
     <w:uiPriority w:val="9"/>
     <w:rsid w:val="00FC693F"/>
     <w:rPr>
-      <w:rFonts w:asciiTheme="majorHAnsi" w:cstheme="majorBidi" w:eastAsiaTheme="majorEastAsia" w:hAnsiTheme="majorHAnsi"/>
+      <w:rFonts w:asciiTheme="majorHAnsi" w:cstheme="majorBidi" w:hAnsiTheme="majorHAnsi" w:eastAsia="黑体"/>
       <w:b/>
       <w:bCs/>
       <w:color w:themeColor="accent1" w:themeShade="BF" w:val="365F91"/>
@@ -3264,7 +3476,7 @@
     <w:uiPriority w:val="9"/>
     <w:rsid w:val="00FC693F"/>
     <w:rPr>
-      <w:rFonts w:asciiTheme="majorHAnsi" w:cstheme="majorBidi" w:eastAsiaTheme="majorEastAsia" w:hAnsiTheme="majorHAnsi"/>
+      <w:rFonts w:asciiTheme="majorHAnsi" w:cstheme="majorBidi" w:hAnsiTheme="majorHAnsi" w:eastAsia="黑体"/>
       <w:b/>
       <w:bCs/>
       <w:color w:themeColor="accent1" w:val="4F81BD"/>
@@ -3279,7 +3491,7 @@
     <w:uiPriority w:val="9"/>
     <w:rsid w:val="00FC693F"/>
     <w:rPr>
-      <w:rFonts w:asciiTheme="majorHAnsi" w:cstheme="majorBidi" w:eastAsiaTheme="majorEastAsia" w:hAnsiTheme="majorHAnsi"/>
+      <w:rFonts w:asciiTheme="majorHAnsi" w:cstheme="majorBidi" w:hAnsiTheme="majorHAnsi" w:eastAsia="黑体"/>
       <w:b/>
       <w:bCs/>
       <w:color w:themeColor="accent1" w:val="4F81BD"/>
@@ -3302,7 +3514,7 @@
       <w:contextualSpacing/>
     </w:pPr>
     <w:rPr>
-      <w:rFonts w:ascii="Times New Roman" w:asciiTheme="majorHAnsi" w:cstheme="majorBidi" w:eastAsia="黑体" w:eastAsiaTheme="majorEastAsia" w:hAnsi="Times New Roman" w:hAnsiTheme="majorHAnsi"/>
+      <w:rFonts w:ascii="Times New Roman" w:asciiTheme="majorHAnsi" w:cstheme="majorBidi" w:eastAsia="黑体" w:hAnsi="Times New Roman" w:hAnsiTheme="majorHAnsi"/>
       <w:b/>
       <w:color w:val="1F3864"/>
       <w:spacing w:val="5"/>
@@ -3318,7 +3530,7 @@
     <w:uiPriority w:val="10"/>
     <w:rsid w:val="00FC693F"/>
     <w:rPr>
-      <w:rFonts w:asciiTheme="majorHAnsi" w:cstheme="majorBidi" w:eastAsiaTheme="majorEastAsia" w:hAnsiTheme="majorHAnsi"/>
+      <w:rFonts w:asciiTheme="majorHAnsi" w:cstheme="majorBidi" w:hAnsiTheme="majorHAnsi" w:eastAsia="黑体"/>
       <w:color w:themeColor="text2" w:themeShade="BF" w:val="17365D"/>
       <w:spacing w:val="5"/>
       <w:kern w:val="28"/>
@@ -3340,7 +3552,7 @@
       </w:numPr>
     </w:pPr>
     <w:rPr>
-      <w:rFonts w:asciiTheme="majorHAnsi" w:cstheme="majorBidi" w:eastAsiaTheme="majorEastAsia" w:hAnsiTheme="majorHAnsi"/>
+      <w:rFonts w:asciiTheme="majorHAnsi" w:cstheme="majorBidi" w:hAnsiTheme="majorHAnsi" w:eastAsia="黑体"/>
       <w:i/>
       <w:iCs/>
       <w:color w:themeColor="accent1" w:val="4F81BD"/>
@@ -3356,7 +3568,7 @@
     <w:uiPriority w:val="11"/>
     <w:rsid w:val="00FC693F"/>
     <w:rPr>
-      <w:rFonts w:asciiTheme="majorHAnsi" w:cstheme="majorBidi" w:eastAsiaTheme="majorEastAsia" w:hAnsiTheme="majorHAnsi"/>
+      <w:rFonts w:asciiTheme="majorHAnsi" w:cstheme="majorBidi" w:hAnsiTheme="majorHAnsi" w:eastAsia="黑体"/>
       <w:i/>
       <w:iCs/>
       <w:color w:themeColor="accent1" w:val="4F81BD"/>
@@ -3423,6 +3635,7 @@
       <w:spacing w:after="120"/>
     </w:pPr>
     <w:rPr>
+      <w:rFonts w:eastAsia="黑体"/>
       <w:sz w:val="16"/>
       <w:szCs w:val="16"/>
     </w:rPr>
@@ -3434,6 +3647,7 @@
     <w:uiPriority w:val="99"/>
     <w:rsid w:val="00AA1D8D"/>
     <w:rPr>
+      <w:rFonts w:eastAsia="黑体"/>
       <w:sz w:val="16"/>
       <w:szCs w:val="16"/>
     </w:rPr>
@@ -3603,7 +3817,7 @@
       </w:tabs>
     </w:pPr>
     <w:rPr>
-      <w:rFonts w:ascii="Courier" w:hAnsi="Courier"/>
+      <w:rFonts w:ascii="Courier" w:hAnsi="Courier" w:eastAsia="黑体"/>
       <w:sz w:val="20"/>
       <w:szCs w:val="20"/>
     </w:rPr>
@@ -3615,7 +3829,7 @@
     <w:uiPriority w:val="99"/>
     <w:rsid w:val="0029639D"/>
     <w:rPr>
-      <w:rFonts w:ascii="Courier" w:hAnsi="Courier"/>
+      <w:rFonts w:ascii="Courier" w:hAnsi="Courier" w:eastAsia="黑体"/>
       <w:sz w:val="20"/>
       <w:szCs w:val="20"/>
     </w:rPr>
@@ -3651,6 +3865,7 @@
     <w:uiPriority w:val="29"/>
     <w:rsid w:val="00FC693F"/>
     <w:rPr>
+      <w:rFonts w:eastAsia="黑体"/>
       <w:i/>
       <w:iCs/>
       <w:color w:themeColor="text1" w:val="000000"/>
@@ -3664,7 +3879,7 @@
     <w:semiHidden/>
     <w:rsid w:val="00FC693F"/>
     <w:rPr>
-      <w:rFonts w:asciiTheme="majorHAnsi" w:cstheme="majorBidi" w:eastAsiaTheme="majorEastAsia" w:hAnsiTheme="majorHAnsi"/>
+      <w:rFonts w:asciiTheme="majorHAnsi" w:cstheme="majorBidi" w:hAnsiTheme="majorHAnsi" w:eastAsia="黑体"/>
       <w:b/>
       <w:bCs/>
       <w:i/>
@@ -3680,7 +3895,7 @@
     <w:semiHidden/>
     <w:rsid w:val="00FC693F"/>
     <w:rPr>
-      <w:rFonts w:asciiTheme="majorHAnsi" w:cstheme="majorBidi" w:eastAsiaTheme="majorEastAsia" w:hAnsiTheme="majorHAnsi"/>
+      <w:rFonts w:asciiTheme="majorHAnsi" w:cstheme="majorBidi" w:hAnsiTheme="majorHAnsi" w:eastAsia="黑体"/>
       <w:color w:themeColor="accent1" w:themeShade="7F" w:val="243F60"/>
     </w:rPr>
   </w:style>
@@ -3692,7 +3907,7 @@
     <w:semiHidden/>
     <w:rsid w:val="00FC693F"/>
     <w:rPr>
-      <w:rFonts w:asciiTheme="majorHAnsi" w:cstheme="majorBidi" w:eastAsiaTheme="majorEastAsia" w:hAnsiTheme="majorHAnsi"/>
+      <w:rFonts w:asciiTheme="majorHAnsi" w:cstheme="majorBidi" w:hAnsiTheme="majorHAnsi" w:eastAsia="黑体"/>
       <w:i/>
       <w:iCs/>
       <w:color w:themeColor="accent1" w:themeShade="7F" w:val="243F60"/>
@@ -3706,7 +3921,7 @@
     <w:semiHidden/>
     <w:rsid w:val="00FC693F"/>
     <w:rPr>
-      <w:rFonts w:asciiTheme="majorHAnsi" w:cstheme="majorBidi" w:eastAsiaTheme="majorEastAsia" w:hAnsiTheme="majorHAnsi"/>
+      <w:rFonts w:asciiTheme="majorHAnsi" w:cstheme="majorBidi" w:hAnsiTheme="majorHAnsi" w:eastAsia="黑体"/>
       <w:i/>
       <w:iCs/>
       <w:color w:themeColor="text1" w:themeTint="BF" w:val="404040"/>
@@ -3720,7 +3935,7 @@
     <w:semiHidden/>
     <w:rsid w:val="00FC693F"/>
     <w:rPr>
-      <w:rFonts w:asciiTheme="majorHAnsi" w:cstheme="majorBidi" w:eastAsiaTheme="majorEastAsia" w:hAnsiTheme="majorHAnsi"/>
+      <w:rFonts w:asciiTheme="majorHAnsi" w:cstheme="majorBidi" w:hAnsiTheme="majorHAnsi" w:eastAsia="黑体"/>
       <w:color w:themeColor="accent1" w:val="4F81BD"/>
       <w:sz w:val="20"/>
       <w:szCs w:val="20"/>
@@ -3734,7 +3949,7 @@
     <w:semiHidden/>
     <w:rsid w:val="00FC693F"/>
     <w:rPr>
-      <w:rFonts w:asciiTheme="majorHAnsi" w:cstheme="majorBidi" w:eastAsiaTheme="majorEastAsia" w:hAnsiTheme="majorHAnsi"/>
+      <w:rFonts w:asciiTheme="majorHAnsi" w:cstheme="majorBidi" w:hAnsiTheme="majorHAnsi" w:eastAsia="黑体"/>
       <w:i/>
       <w:iCs/>
       <w:color w:themeColor="text1" w:themeTint="BF" w:val="404040"/>
@@ -3755,6 +3970,7 @@
       <w:spacing w:line="240" w:lineRule="auto"/>
     </w:pPr>
     <w:rPr>
+      <w:rFonts w:eastAsia="黑体"/>
       <w:b/>
       <w:bCs/>
       <w:color w:themeColor="accent1" w:val="4F81BD"/>
@@ -3769,6 +3985,7 @@
     <w:qFormat/>
     <w:rsid w:val="00FC693F"/>
     <w:rPr>
+      <w:rFonts w:eastAsia="黑体"/>
       <w:b/>
       <w:bCs/>
     </w:rPr>
@@ -3780,6 +3997,7 @@
     <w:qFormat/>
     <w:rsid w:val="00FC693F"/>
     <w:rPr>
+      <w:rFonts w:eastAsia="黑体"/>
       <w:i/>
       <w:iCs/>
     </w:rPr>
@@ -3800,6 +4018,7 @@
       <w:ind w:left="936" w:right="936"/>
     </w:pPr>
     <w:rPr>
+      <w:rFonts w:eastAsia="黑体"/>
       <w:b/>
       <w:bCs/>
       <w:i/>
@@ -3814,6 +4033,7 @@
     <w:uiPriority w:val="30"/>
     <w:rsid w:val="00FC693F"/>
     <w:rPr>
+      <w:rFonts w:eastAsia="黑体"/>
       <w:b/>
       <w:bCs/>
       <w:i/>
@@ -3828,6 +4048,7 @@
     <w:qFormat/>
     <w:rsid w:val="00FC693F"/>
     <w:rPr>
+      <w:rFonts w:eastAsia="黑体"/>
       <w:i/>
       <w:iCs/>
       <w:color w:themeColor="text1" w:themeTint="7F" w:val="808080"/>
@@ -3840,6 +4061,7 @@
     <w:qFormat/>
     <w:rsid w:val="00FC693F"/>
     <w:rPr>
+      <w:rFonts w:eastAsia="黑体"/>
       <w:b/>
       <w:bCs/>
       <w:i/>
@@ -3854,6 +4076,7 @@
     <w:qFormat/>
     <w:rsid w:val="00FC693F"/>
     <w:rPr>
+      <w:rFonts w:eastAsia="黑体"/>
       <w:smallCaps/>
       <w:color w:themeColor="accent2" w:val="C0504D"/>
       <w:u w:val="single"/>
@@ -3866,6 +4089,7 @@
     <w:qFormat/>
     <w:rsid w:val="00FC693F"/>
     <w:rPr>
+      <w:rFonts w:eastAsia="黑体"/>
       <w:b/>
       <w:bCs/>
       <w:smallCaps/>
@@ -3881,6 +4105,7 @@
     <w:qFormat/>
     <w:rsid w:val="00FC693F"/>
     <w:rPr>
+      <w:rFonts w:eastAsia="黑体"/>
       <w:b/>
       <w:bCs/>
       <w:smallCaps/>
@@ -3935,6 +4160,7 @@
       <w:spacing w:after="0" w:line="240" w:lineRule="auto"/>
     </w:pPr>
     <w:rPr>
+      <w:rFonts w:eastAsia="黑体"/>
       <w:color w:themeColor="text1" w:themeShade="BF" w:val="000000"/>
     </w:rPr>
     <w:tblPr>
@@ -3957,6 +4183,7 @@
         <w:spacing w:after="0" w:before="0" w:line="240" w:lineRule="auto"/>
       </w:pPr>
       <w:rPr>
+        <w:rFonts w:eastAsia="黑体"/>
         <w:b/>
         <w:bCs/>
       </w:rPr>
@@ -3977,6 +4204,7 @@
         <w:spacing w:after="0" w:before="0" w:line="240" w:lineRule="auto"/>
       </w:pPr>
       <w:rPr>
+        <w:rFonts w:eastAsia="黑体"/>
         <w:b/>
         <w:bCs/>
       </w:rPr>
@@ -3994,12 +4222,14 @@
     </w:tblStylePr>
     <w:tblStylePr w:type="firstCol">
       <w:rPr>
+        <w:rFonts w:eastAsia="黑体"/>
         <w:b/>
         <w:bCs/>
       </w:rPr>
     </w:tblStylePr>
     <w:tblStylePr w:type="lastCol">
       <w:rPr>
+        <w:rFonts w:eastAsia="黑体"/>
         <w:b/>
         <w:bCs/>
       </w:rPr>
@@ -4038,6 +4268,7 @@
       <w:spacing w:after="0" w:line="240" w:lineRule="auto"/>
     </w:pPr>
     <w:rPr>
+      <w:rFonts w:eastAsia="黑体"/>
       <w:color w:themeColor="accent1" w:themeShade="BF" w:val="365F91"/>
     </w:rPr>
     <w:tblPr>
@@ -4060,6 +4291,7 @@
         <w:spacing w:after="0" w:before="0" w:line="240" w:lineRule="auto"/>
       </w:pPr>
       <w:rPr>
+        <w:rFonts w:eastAsia="黑体"/>
         <w:b/>
         <w:bCs/>
       </w:rPr>
@@ -4080,6 +4312,7 @@
         <w:spacing w:after="0" w:before="0" w:line="240" w:lineRule="auto"/>
       </w:pPr>
       <w:rPr>
+        <w:rFonts w:eastAsia="黑体"/>
         <w:b/>
         <w:bCs/>
       </w:rPr>
@@ -4097,12 +4330,14 @@
     </w:tblStylePr>
     <w:tblStylePr w:type="firstCol">
       <w:rPr>
+        <w:rFonts w:eastAsia="黑体"/>
         <w:b/>
         <w:bCs/>
       </w:rPr>
     </w:tblStylePr>
     <w:tblStylePr w:type="lastCol">
       <w:rPr>
+        <w:rFonts w:eastAsia="黑体"/>
         <w:b/>
         <w:bCs/>
       </w:rPr>
@@ -4141,6 +4376,7 @@
       <w:spacing w:after="0" w:line="240" w:lineRule="auto"/>
     </w:pPr>
     <w:rPr>
+      <w:rFonts w:eastAsia="黑体"/>
       <w:color w:themeColor="accent2" w:themeShade="BF" w:val="943634"/>
     </w:rPr>
     <w:tblPr>
@@ -4163,6 +4399,7 @@
         <w:spacing w:after="0" w:before="0" w:line="240" w:lineRule="auto"/>
       </w:pPr>
       <w:rPr>
+        <w:rFonts w:eastAsia="黑体"/>
         <w:b/>
         <w:bCs/>
       </w:rPr>
@@ -4183,6 +4420,7 @@
         <w:spacing w:after="0" w:before="0" w:line="240" w:lineRule="auto"/>
       </w:pPr>
       <w:rPr>
+        <w:rFonts w:eastAsia="黑体"/>
         <w:b/>
         <w:bCs/>
       </w:rPr>
@@ -4200,12 +4438,14 @@
     </w:tblStylePr>
     <w:tblStylePr w:type="firstCol">
       <w:rPr>
+        <w:rFonts w:eastAsia="黑体"/>
         <w:b/>
         <w:bCs/>
       </w:rPr>
     </w:tblStylePr>
     <w:tblStylePr w:type="lastCol">
       <w:rPr>
+        <w:rFonts w:eastAsia="黑体"/>
         <w:b/>
         <w:bCs/>
       </w:rPr>
@@ -4244,6 +4484,7 @@
       <w:spacing w:after="0" w:line="240" w:lineRule="auto"/>
     </w:pPr>
     <w:rPr>
+      <w:rFonts w:eastAsia="黑体"/>
       <w:color w:themeColor="accent3" w:themeShade="BF" w:val="76923C"/>
     </w:rPr>
     <w:tblPr>
@@ -4266,6 +4507,7 @@
         <w:spacing w:after="0" w:before="0" w:line="240" w:lineRule="auto"/>
       </w:pPr>
       <w:rPr>
+        <w:rFonts w:eastAsia="黑体"/>
         <w:b/>
         <w:bCs/>
       </w:rPr>
@@ -4286,6 +4528,7 @@
         <w:spacing w:after="0" w:before="0" w:line="240" w:lineRule="auto"/>
       </w:pPr>
       <w:rPr>
+        <w:rFonts w:eastAsia="黑体"/>
         <w:b/>
         <w:bCs/>
       </w:rPr>
@@ -4303,12 +4546,14 @@
     </w:tblStylePr>
     <w:tblStylePr w:type="firstCol">
       <w:rPr>
+        <w:rFonts w:eastAsia="黑体"/>
         <w:b/>
         <w:bCs/>
       </w:rPr>
     </w:tblStylePr>
     <w:tblStylePr w:type="lastCol">
       <w:rPr>
+        <w:rFonts w:eastAsia="黑体"/>
         <w:b/>
         <w:bCs/>
       </w:rPr>
@@ -4347,6 +4592,7 @@
       <w:spacing w:after="0" w:line="240" w:lineRule="auto"/>
     </w:pPr>
     <w:rPr>
+      <w:rFonts w:eastAsia="黑体"/>
       <w:color w:themeColor="accent4" w:themeShade="BF" w:val="5F497A"/>
     </w:rPr>
     <w:tblPr>
@@ -4369,6 +4615,7 @@
         <w:spacing w:after="0" w:before="0" w:line="240" w:lineRule="auto"/>
       </w:pPr>
       <w:rPr>
+        <w:rFonts w:eastAsia="黑体"/>
         <w:b/>
         <w:bCs/>
       </w:rPr>
@@ -4389,6 +4636,7 @@
         <w:spacing w:after="0" w:before="0" w:line="240" w:lineRule="auto"/>
       </w:pPr>
       <w:rPr>
+        <w:rFonts w:eastAsia="黑体"/>
         <w:b/>
         <w:bCs/>
       </w:rPr>
@@ -4406,12 +4654,14 @@
     </w:tblStylePr>
     <w:tblStylePr w:type="firstCol">
       <w:rPr>
+        <w:rFonts w:eastAsia="黑体"/>
         <w:b/>
         <w:bCs/>
       </w:rPr>
     </w:tblStylePr>
     <w:tblStylePr w:type="lastCol">
       <w:rPr>
+        <w:rFonts w:eastAsia="黑体"/>
         <w:b/>
         <w:bCs/>
       </w:rPr>
@@ -4450,6 +4700,7 @@
       <w:spacing w:after="0" w:line="240" w:lineRule="auto"/>
     </w:pPr>
     <w:rPr>
+      <w:rFonts w:eastAsia="黑体"/>
       <w:color w:themeColor="accent5" w:themeShade="BF" w:val="31849B"/>
     </w:rPr>
     <w:tblPr>
@@ -4472,6 +4723,7 @@
         <w:spacing w:after="0" w:before="0" w:line="240" w:lineRule="auto"/>
       </w:pPr>
       <w:rPr>
+        <w:rFonts w:eastAsia="黑体"/>
         <w:b/>
         <w:bCs/>
       </w:rPr>
@@ -4492,6 +4744,7 @@
         <w:spacing w:after="0" w:before="0" w:line="240" w:lineRule="auto"/>
       </w:pPr>
       <w:rPr>
+        <w:rFonts w:eastAsia="黑体"/>
         <w:b/>
         <w:bCs/>
       </w:rPr>
@@ -4509,12 +4762,14 @@
     </w:tblStylePr>
     <w:tblStylePr w:type="firstCol">
       <w:rPr>
+        <w:rFonts w:eastAsia="黑体"/>
         <w:b/>
         <w:bCs/>
       </w:rPr>
     </w:tblStylePr>
     <w:tblStylePr w:type="lastCol">
       <w:rPr>
+        <w:rFonts w:eastAsia="黑体"/>
         <w:b/>
         <w:bCs/>
       </w:rPr>
@@ -4553,6 +4808,7 @@
       <w:spacing w:after="0" w:line="240" w:lineRule="auto"/>
     </w:pPr>
     <w:rPr>
+      <w:rFonts w:eastAsia="黑体"/>
       <w:color w:themeColor="accent6" w:themeShade="BF" w:val="E36C0A"/>
     </w:rPr>
     <w:tblPr>
@@ -4575,6 +4831,7 @@
         <w:spacing w:after="0" w:before="0" w:line="240" w:lineRule="auto"/>
       </w:pPr>
       <w:rPr>
+        <w:rFonts w:eastAsia="黑体"/>
         <w:b/>
         <w:bCs/>
       </w:rPr>
@@ -4595,6 +4852,7 @@
         <w:spacing w:after="0" w:before="0" w:line="240" w:lineRule="auto"/>
       </w:pPr>
       <w:rPr>
+        <w:rFonts w:eastAsia="黑体"/>
         <w:b/>
         <w:bCs/>
       </w:rPr>
@@ -4612,12 +4870,14 @@
     </w:tblStylePr>
     <w:tblStylePr w:type="firstCol">
       <w:rPr>
+        <w:rFonts w:eastAsia="黑体"/>
         <w:b/>
         <w:bCs/>
       </w:rPr>
     </w:tblStylePr>
     <w:tblStylePr w:type="lastCol">
       <w:rPr>
+        <w:rFonts w:eastAsia="黑体"/>
         <w:b/>
         <w:bCs/>
       </w:rPr>
@@ -4677,6 +4937,7 @@
         <w:spacing w:after="0" w:before="0" w:line="240" w:lineRule="auto"/>
       </w:pPr>
       <w:rPr>
+        <w:rFonts w:eastAsia="黑体"/>
         <w:b/>
         <w:bCs/>
         <w:color w:themeColor="background1" w:val="FFFFFF"/>
@@ -4691,6 +4952,7 @@
         <w:spacing w:after="0" w:before="0" w:line="240" w:lineRule="auto"/>
       </w:pPr>
       <w:rPr>
+        <w:rFonts w:eastAsia="黑体"/>
         <w:b/>
         <w:bCs/>
       </w:rPr>
@@ -4706,12 +4968,14 @@
     </w:tblStylePr>
     <w:tblStylePr w:type="firstCol">
       <w:rPr>
+        <w:rFonts w:eastAsia="黑体"/>
         <w:b/>
         <w:bCs/>
       </w:rPr>
     </w:tblStylePr>
     <w:tblStylePr w:type="lastCol">
       <w:rPr>
+        <w:rFonts w:eastAsia="黑体"/>
         <w:b/>
         <w:bCs/>
       </w:rPr>
@@ -4769,6 +5033,7 @@
         <w:spacing w:after="0" w:before="0" w:line="240" w:lineRule="auto"/>
       </w:pPr>
       <w:rPr>
+        <w:rFonts w:eastAsia="黑体"/>
         <w:b/>
         <w:bCs/>
         <w:color w:themeColor="background1" w:val="FFFFFF"/>
@@ -4783,6 +5048,7 @@
         <w:spacing w:after="0" w:before="0" w:line="240" w:lineRule="auto"/>
       </w:pPr>
       <w:rPr>
+        <w:rFonts w:eastAsia="黑体"/>
         <w:b/>
         <w:bCs/>
       </w:rPr>
@@ -4798,12 +5064,14 @@
     </w:tblStylePr>
     <w:tblStylePr w:type="firstCol">
       <w:rPr>
+        <w:rFonts w:eastAsia="黑体"/>
         <w:b/>
         <w:bCs/>
       </w:rPr>
     </w:tblStylePr>
     <w:tblStylePr w:type="lastCol">
       <w:rPr>
+        <w:rFonts w:eastAsia="黑体"/>
         <w:b/>
         <w:bCs/>
       </w:rPr>
@@ -4861,6 +5129,7 @@
         <w:spacing w:after="0" w:before="0" w:line="240" w:lineRule="auto"/>
       </w:pPr>
       <w:rPr>
+        <w:rFonts w:eastAsia="黑体"/>
         <w:b/>
         <w:bCs/>
         <w:color w:themeColor="background1" w:val="FFFFFF"/>
@@ -4875,6 +5144,7 @@
         <w:spacing w:after="0" w:before="0" w:line="240" w:lineRule="auto"/>
       </w:pPr>
       <w:rPr>
+        <w:rFonts w:eastAsia="黑体"/>
         <w:b/>
         <w:bCs/>
       </w:rPr>
@@ -4890,12 +5160,14 @@
     </w:tblStylePr>
     <w:tblStylePr w:type="firstCol">
       <w:rPr>
+        <w:rFonts w:eastAsia="黑体"/>
         <w:b/>
         <w:bCs/>
       </w:rPr>
     </w:tblStylePr>
     <w:tblStylePr w:type="lastCol">
       <w:rPr>
+        <w:rFonts w:eastAsia="黑体"/>
         <w:b/>
         <w:bCs/>
       </w:rPr>
@@ -4953,6 +5225,7 @@
         <w:spacing w:after="0" w:before="0" w:line="240" w:lineRule="auto"/>
       </w:pPr>
       <w:rPr>
+        <w:rFonts w:eastAsia="黑体"/>
         <w:b/>
         <w:bCs/>
         <w:color w:themeColor="background1" w:val="FFFFFF"/>
@@ -4967,6 +5240,7 @@
         <w:spacing w:after="0" w:before="0" w:line="240" w:lineRule="auto"/>
       </w:pPr>
       <w:rPr>
+        <w:rFonts w:eastAsia="黑体"/>
         <w:b/>
         <w:bCs/>
       </w:rPr>
@@ -4982,12 +5256,14 @@
     </w:tblStylePr>
     <w:tblStylePr w:type="firstCol">
       <w:rPr>
+        <w:rFonts w:eastAsia="黑体"/>
         <w:b/>
         <w:bCs/>
       </w:rPr>
     </w:tblStylePr>
     <w:tblStylePr w:type="lastCol">
       <w:rPr>
+        <w:rFonts w:eastAsia="黑体"/>
         <w:b/>
         <w:bCs/>
       </w:rPr>
@@ -5045,6 +5321,7 @@
         <w:spacing w:after="0" w:before="0" w:line="240" w:lineRule="auto"/>
       </w:pPr>
       <w:rPr>
+        <w:rFonts w:eastAsia="黑体"/>
         <w:b/>
         <w:bCs/>
         <w:color w:themeColor="background1" w:val="FFFFFF"/>
@@ -5059,6 +5336,7 @@
         <w:spacing w:after="0" w:before="0" w:line="240" w:lineRule="auto"/>
       </w:pPr>
       <w:rPr>
+        <w:rFonts w:eastAsia="黑体"/>
         <w:b/>
         <w:bCs/>
       </w:rPr>
@@ -5074,12 +5352,14 @@
     </w:tblStylePr>
     <w:tblStylePr w:type="firstCol">
       <w:rPr>
+        <w:rFonts w:eastAsia="黑体"/>
         <w:b/>
         <w:bCs/>
       </w:rPr>
     </w:tblStylePr>
     <w:tblStylePr w:type="lastCol">
       <w:rPr>
+        <w:rFonts w:eastAsia="黑体"/>
         <w:b/>
         <w:bCs/>
       </w:rPr>
@@ -5137,6 +5417,7 @@
         <w:spacing w:after="0" w:before="0" w:line="240" w:lineRule="auto"/>
       </w:pPr>
       <w:rPr>
+        <w:rFonts w:eastAsia="黑体"/>
         <w:b/>
         <w:bCs/>
         <w:color w:themeColor="background1" w:val="FFFFFF"/>
@@ -5151,6 +5432,7 @@
         <w:spacing w:after="0" w:before="0" w:line="240" w:lineRule="auto"/>
       </w:pPr>
       <w:rPr>
+        <w:rFonts w:eastAsia="黑体"/>
         <w:b/>
         <w:bCs/>
       </w:rPr>
@@ -5166,12 +5448,14 @@
     </w:tblStylePr>
     <w:tblStylePr w:type="firstCol">
       <w:rPr>
+        <w:rFonts w:eastAsia="黑体"/>
         <w:b/>
         <w:bCs/>
       </w:rPr>
     </w:tblStylePr>
     <w:tblStylePr w:type="lastCol">
       <w:rPr>
+        <w:rFonts w:eastAsia="黑体"/>
         <w:b/>
         <w:bCs/>
       </w:rPr>
@@ -5229,6 +5513,7 @@
         <w:spacing w:after="0" w:before="0" w:line="240" w:lineRule="auto"/>
       </w:pPr>
       <w:rPr>
+        <w:rFonts w:eastAsia="黑体"/>
         <w:b/>
         <w:bCs/>
         <w:color w:themeColor="background1" w:val="FFFFFF"/>
@@ -5243,6 +5528,7 @@
         <w:spacing w:after="0" w:before="0" w:line="240" w:lineRule="auto"/>
       </w:pPr>
       <w:rPr>
+        <w:rFonts w:eastAsia="黑体"/>
         <w:b/>
         <w:bCs/>
       </w:rPr>
@@ -5258,12 +5544,14 @@
     </w:tblStylePr>
     <w:tblStylePr w:type="firstCol">
       <w:rPr>
+        <w:rFonts w:eastAsia="黑体"/>
         <w:b/>
         <w:bCs/>
       </w:rPr>
     </w:tblStylePr>
     <w:tblStylePr w:type="lastCol">
       <w:rPr>
+        <w:rFonts w:eastAsia="黑体"/>
         <w:b/>
         <w:bCs/>
       </w:rPr>
@@ -5323,7 +5611,7 @@
         <w:spacing w:after="0" w:before="0" w:line="240" w:lineRule="auto"/>
       </w:pPr>
       <w:rPr>
-        <w:rFonts w:asciiTheme="majorHAnsi" w:cstheme="majorBidi" w:eastAsiaTheme="majorEastAsia" w:hAnsiTheme="majorHAnsi"/>
+        <w:rFonts w:asciiTheme="majorHAnsi" w:cstheme="majorBidi" w:hAnsiTheme="majorHAnsi" w:eastAsia="黑体"/>
         <w:b/>
         <w:bCs/>
       </w:rPr>
@@ -5344,7 +5632,7 @@
         <w:spacing w:after="0" w:before="0" w:line="240" w:lineRule="auto"/>
       </w:pPr>
       <w:rPr>
-        <w:rFonts w:asciiTheme="majorHAnsi" w:cstheme="majorBidi" w:eastAsiaTheme="majorEastAsia" w:hAnsiTheme="majorHAnsi"/>
+        <w:rFonts w:asciiTheme="majorHAnsi" w:cstheme="majorBidi" w:hAnsiTheme="majorHAnsi" w:eastAsia="黑体"/>
         <w:b/>
         <w:bCs/>
       </w:rPr>
@@ -5362,14 +5650,14 @@
     </w:tblStylePr>
     <w:tblStylePr w:type="firstCol">
       <w:rPr>
-        <w:rFonts w:asciiTheme="majorHAnsi" w:cstheme="majorBidi" w:eastAsiaTheme="majorEastAsia" w:hAnsiTheme="majorHAnsi"/>
+        <w:rFonts w:asciiTheme="majorHAnsi" w:cstheme="majorBidi" w:hAnsiTheme="majorHAnsi" w:eastAsia="黑体"/>
         <w:b/>
         <w:bCs/>
       </w:rPr>
     </w:tblStylePr>
     <w:tblStylePr w:type="lastCol">
       <w:rPr>
-        <w:rFonts w:asciiTheme="majorHAnsi" w:cstheme="majorBidi" w:eastAsiaTheme="majorEastAsia" w:hAnsiTheme="majorHAnsi"/>
+        <w:rFonts w:asciiTheme="majorHAnsi" w:cstheme="majorBidi" w:hAnsiTheme="majorHAnsi" w:eastAsia="黑体"/>
         <w:b/>
         <w:bCs/>
       </w:rPr>
@@ -5453,7 +5741,7 @@
         <w:spacing w:after="0" w:before="0" w:line="240" w:lineRule="auto"/>
       </w:pPr>
       <w:rPr>
-        <w:rFonts w:asciiTheme="majorHAnsi" w:cstheme="majorBidi" w:eastAsiaTheme="majorEastAsia" w:hAnsiTheme="majorHAnsi"/>
+        <w:rFonts w:asciiTheme="majorHAnsi" w:cstheme="majorBidi" w:hAnsiTheme="majorHAnsi" w:eastAsia="黑体"/>
         <w:b/>
         <w:bCs/>
       </w:rPr>
@@ -5474,7 +5762,7 @@
         <w:spacing w:after="0" w:before="0" w:line="240" w:lineRule="auto"/>
       </w:pPr>
       <w:rPr>
-        <w:rFonts w:asciiTheme="majorHAnsi" w:cstheme="majorBidi" w:eastAsiaTheme="majorEastAsia" w:hAnsiTheme="majorHAnsi"/>
+        <w:rFonts w:asciiTheme="majorHAnsi" w:cstheme="majorBidi" w:hAnsiTheme="majorHAnsi" w:eastAsia="黑体"/>
         <w:b/>
         <w:bCs/>
       </w:rPr>
@@ -5492,14 +5780,14 @@
     </w:tblStylePr>
     <w:tblStylePr w:type="firstCol">
       <w:rPr>
-        <w:rFonts w:asciiTheme="majorHAnsi" w:cstheme="majorBidi" w:eastAsiaTheme="majorEastAsia" w:hAnsiTheme="majorHAnsi"/>
+        <w:rFonts w:asciiTheme="majorHAnsi" w:cstheme="majorBidi" w:hAnsiTheme="majorHAnsi" w:eastAsia="黑体"/>
         <w:b/>
         <w:bCs/>
       </w:rPr>
     </w:tblStylePr>
     <w:tblStylePr w:type="lastCol">
       <w:rPr>
-        <w:rFonts w:asciiTheme="majorHAnsi" w:cstheme="majorBidi" w:eastAsiaTheme="majorEastAsia" w:hAnsiTheme="majorHAnsi"/>
+        <w:rFonts w:asciiTheme="majorHAnsi" w:cstheme="majorBidi" w:hAnsiTheme="majorHAnsi" w:eastAsia="黑体"/>
         <w:b/>
         <w:bCs/>
       </w:rPr>
@@ -5583,7 +5871,7 @@
         <w:spacing w:after="0" w:before="0" w:line="240" w:lineRule="auto"/>
       </w:pPr>
       <w:rPr>
-        <w:rFonts w:asciiTheme="majorHAnsi" w:cstheme="majorBidi" w:eastAsiaTheme="majorEastAsia" w:hAnsiTheme="majorHAnsi"/>
+        <w:rFonts w:asciiTheme="majorHAnsi" w:cstheme="majorBidi" w:hAnsiTheme="majorHAnsi" w:eastAsia="黑体"/>
         <w:b/>
         <w:bCs/>
       </w:rPr>
@@ -5604,7 +5892,7 @@
         <w:spacing w:after="0" w:before="0" w:line="240" w:lineRule="auto"/>
       </w:pPr>
       <w:rPr>
-        <w:rFonts w:asciiTheme="majorHAnsi" w:cstheme="majorBidi" w:eastAsiaTheme="majorEastAsia" w:hAnsiTheme="majorHAnsi"/>
+        <w:rFonts w:asciiTheme="majorHAnsi" w:cstheme="majorBidi" w:hAnsiTheme="majorHAnsi" w:eastAsia="黑体"/>
         <w:b/>
         <w:bCs/>
       </w:rPr>
@@ -5622,14 +5910,14 @@
     </w:tblStylePr>
     <w:tblStylePr w:type="firstCol">
       <w:rPr>
-        <w:rFonts w:asciiTheme="majorHAnsi" w:cstheme="majorBidi" w:eastAsiaTheme="majorEastAsia" w:hAnsiTheme="majorHAnsi"/>
+        <w:rFonts w:asciiTheme="majorHAnsi" w:cstheme="majorBidi" w:hAnsiTheme="majorHAnsi" w:eastAsia="黑体"/>
         <w:b/>
         <w:bCs/>
       </w:rPr>
     </w:tblStylePr>
     <w:tblStylePr w:type="lastCol">
       <w:rPr>
-        <w:rFonts w:asciiTheme="majorHAnsi" w:cstheme="majorBidi" w:eastAsiaTheme="majorEastAsia" w:hAnsiTheme="majorHAnsi"/>
+        <w:rFonts w:asciiTheme="majorHAnsi" w:cstheme="majorBidi" w:hAnsiTheme="majorHAnsi" w:eastAsia="黑体"/>
         <w:b/>
         <w:bCs/>
       </w:rPr>
@@ -5713,7 +6001,7 @@
         <w:spacing w:after="0" w:before="0" w:line="240" w:lineRule="auto"/>
       </w:pPr>
       <w:rPr>
-        <w:rFonts w:asciiTheme="majorHAnsi" w:cstheme="majorBidi" w:eastAsiaTheme="majorEastAsia" w:hAnsiTheme="majorHAnsi"/>
+        <w:rFonts w:asciiTheme="majorHAnsi" w:cstheme="majorBidi" w:hAnsiTheme="majorHAnsi" w:eastAsia="黑体"/>
         <w:b/>
         <w:bCs/>
       </w:rPr>
@@ -5734,7 +6022,7 @@
         <w:spacing w:after="0" w:before="0" w:line="240" w:lineRule="auto"/>
       </w:pPr>
       <w:rPr>
-        <w:rFonts w:asciiTheme="majorHAnsi" w:cstheme="majorBidi" w:eastAsiaTheme="majorEastAsia" w:hAnsiTheme="majorHAnsi"/>
+        <w:rFonts w:asciiTheme="majorHAnsi" w:cstheme="majorBidi" w:hAnsiTheme="majorHAnsi" w:eastAsia="黑体"/>
         <w:b/>
         <w:bCs/>
       </w:rPr>
@@ -5752,14 +6040,14 @@
     </w:tblStylePr>
     <w:tblStylePr w:type="firstCol">
       <w:rPr>
-        <w:rFonts w:asciiTheme="majorHAnsi" w:cstheme="majorBidi" w:eastAsiaTheme="majorEastAsia" w:hAnsiTheme="majorHAnsi"/>
+        <w:rFonts w:asciiTheme="majorHAnsi" w:cstheme="majorBidi" w:hAnsiTheme="majorHAnsi" w:eastAsia="黑体"/>
         <w:b/>
         <w:bCs/>
       </w:rPr>
     </w:tblStylePr>
     <w:tblStylePr w:type="lastCol">
       <w:rPr>
-        <w:rFonts w:asciiTheme="majorHAnsi" w:cstheme="majorBidi" w:eastAsiaTheme="majorEastAsia" w:hAnsiTheme="majorHAnsi"/>
+        <w:rFonts w:asciiTheme="majorHAnsi" w:cstheme="majorBidi" w:hAnsiTheme="majorHAnsi" w:eastAsia="黑体"/>
         <w:b/>
         <w:bCs/>
       </w:rPr>
@@ -5843,7 +6131,7 @@
         <w:spacing w:after="0" w:before="0" w:line="240" w:lineRule="auto"/>
       </w:pPr>
       <w:rPr>
-        <w:rFonts w:asciiTheme="majorHAnsi" w:cstheme="majorBidi" w:eastAsiaTheme="majorEastAsia" w:hAnsiTheme="majorHAnsi"/>
+        <w:rFonts w:asciiTheme="majorHAnsi" w:cstheme="majorBidi" w:hAnsiTheme="majorHAnsi" w:eastAsia="黑体"/>
         <w:b/>
         <w:bCs/>
       </w:rPr>
@@ -5864,7 +6152,7 @@
         <w:spacing w:after="0" w:before="0" w:line="240" w:lineRule="auto"/>
       </w:pPr>
       <w:rPr>
-        <w:rFonts w:asciiTheme="majorHAnsi" w:cstheme="majorBidi" w:eastAsiaTheme="majorEastAsia" w:hAnsiTheme="majorHAnsi"/>
+        <w:rFonts w:asciiTheme="majorHAnsi" w:cstheme="majorBidi" w:hAnsiTheme="majorHAnsi" w:eastAsia="黑体"/>
         <w:b/>
         <w:bCs/>
       </w:rPr>
@@ -5882,14 +6170,14 @@
     </w:tblStylePr>
     <w:tblStylePr w:type="firstCol">
       <w:rPr>
-        <w:rFonts w:asciiTheme="majorHAnsi" w:cstheme="majorBidi" w:eastAsiaTheme="majorEastAsia" w:hAnsiTheme="majorHAnsi"/>
+        <w:rFonts w:asciiTheme="majorHAnsi" w:cstheme="majorBidi" w:hAnsiTheme="majorHAnsi" w:eastAsia="黑体"/>
         <w:b/>
         <w:bCs/>
       </w:rPr>
     </w:tblStylePr>
     <w:tblStylePr w:type="lastCol">
       <w:rPr>
-        <w:rFonts w:asciiTheme="majorHAnsi" w:cstheme="majorBidi" w:eastAsiaTheme="majorEastAsia" w:hAnsiTheme="majorHAnsi"/>
+        <w:rFonts w:asciiTheme="majorHAnsi" w:cstheme="majorBidi" w:hAnsiTheme="majorHAnsi" w:eastAsia="黑体"/>
         <w:b/>
         <w:bCs/>
       </w:rPr>
@@ -5973,7 +6261,7 @@
         <w:spacing w:after="0" w:before="0" w:line="240" w:lineRule="auto"/>
       </w:pPr>
       <w:rPr>
-        <w:rFonts w:asciiTheme="majorHAnsi" w:cstheme="majorBidi" w:eastAsiaTheme="majorEastAsia" w:hAnsiTheme="majorHAnsi"/>
+        <w:rFonts w:asciiTheme="majorHAnsi" w:cstheme="majorBidi" w:hAnsiTheme="majorHAnsi" w:eastAsia="黑体"/>
         <w:b/>
         <w:bCs/>
       </w:rPr>
@@ -5994,7 +6282,7 @@
         <w:spacing w:after="0" w:before="0" w:line="240" w:lineRule="auto"/>
       </w:pPr>
       <w:rPr>
-        <w:rFonts w:asciiTheme="majorHAnsi" w:cstheme="majorBidi" w:eastAsiaTheme="majorEastAsia" w:hAnsiTheme="majorHAnsi"/>
+        <w:rFonts w:asciiTheme="majorHAnsi" w:cstheme="majorBidi" w:hAnsiTheme="majorHAnsi" w:eastAsia="黑体"/>
         <w:b/>
         <w:bCs/>
       </w:rPr>
@@ -6012,14 +6300,14 @@
     </w:tblStylePr>
     <w:tblStylePr w:type="firstCol">
       <w:rPr>
-        <w:rFonts w:asciiTheme="majorHAnsi" w:cstheme="majorBidi" w:eastAsiaTheme="majorEastAsia" w:hAnsiTheme="majorHAnsi"/>
+        <w:rFonts w:asciiTheme="majorHAnsi" w:cstheme="majorBidi" w:hAnsiTheme="majorHAnsi" w:eastAsia="黑体"/>
         <w:b/>
         <w:bCs/>
       </w:rPr>
     </w:tblStylePr>
     <w:tblStylePr w:type="lastCol">
       <w:rPr>
-        <w:rFonts w:asciiTheme="majorHAnsi" w:cstheme="majorBidi" w:eastAsiaTheme="majorEastAsia" w:hAnsiTheme="majorHAnsi"/>
+        <w:rFonts w:asciiTheme="majorHAnsi" w:cstheme="majorBidi" w:hAnsiTheme="majorHAnsi" w:eastAsia="黑体"/>
         <w:b/>
         <w:bCs/>
       </w:rPr>
@@ -6103,7 +6391,7 @@
         <w:spacing w:after="0" w:before="0" w:line="240" w:lineRule="auto"/>
       </w:pPr>
       <w:rPr>
-        <w:rFonts w:asciiTheme="majorHAnsi" w:cstheme="majorBidi" w:eastAsiaTheme="majorEastAsia" w:hAnsiTheme="majorHAnsi"/>
+        <w:rFonts w:asciiTheme="majorHAnsi" w:cstheme="majorBidi" w:hAnsiTheme="majorHAnsi" w:eastAsia="黑体"/>
         <w:b/>
         <w:bCs/>
       </w:rPr>
@@ -6124,7 +6412,7 @@
         <w:spacing w:after="0" w:before="0" w:line="240" w:lineRule="auto"/>
       </w:pPr>
       <w:rPr>
-        <w:rFonts w:asciiTheme="majorHAnsi" w:cstheme="majorBidi" w:eastAsiaTheme="majorEastAsia" w:hAnsiTheme="majorHAnsi"/>
+        <w:rFonts w:asciiTheme="majorHAnsi" w:cstheme="majorBidi" w:hAnsiTheme="majorHAnsi" w:eastAsia="黑体"/>
         <w:b/>
         <w:bCs/>
       </w:rPr>
@@ -6142,14 +6430,14 @@
     </w:tblStylePr>
     <w:tblStylePr w:type="firstCol">
       <w:rPr>
-        <w:rFonts w:asciiTheme="majorHAnsi" w:cstheme="majorBidi" w:eastAsiaTheme="majorEastAsia" w:hAnsiTheme="majorHAnsi"/>
+        <w:rFonts w:asciiTheme="majorHAnsi" w:cstheme="majorBidi" w:hAnsiTheme="majorHAnsi" w:eastAsia="黑体"/>
         <w:b/>
         <w:bCs/>
       </w:rPr>
     </w:tblStylePr>
     <w:tblStylePr w:type="lastCol">
       <w:rPr>
-        <w:rFonts w:asciiTheme="majorHAnsi" w:cstheme="majorBidi" w:eastAsiaTheme="majorEastAsia" w:hAnsiTheme="majorHAnsi"/>
+        <w:rFonts w:asciiTheme="majorHAnsi" w:cstheme="majorBidi" w:hAnsiTheme="majorHAnsi" w:eastAsia="黑体"/>
         <w:b/>
         <w:bCs/>
       </w:rPr>
@@ -6232,6 +6520,7 @@
         <w:spacing w:after="0" w:before="0" w:line="240" w:lineRule="auto"/>
       </w:pPr>
       <w:rPr>
+        <w:rFonts w:eastAsia="黑体"/>
         <w:b/>
         <w:bCs/>
         <w:color w:themeColor="background1" w:val="FFFFFF"/>
@@ -6254,6 +6543,7 @@
         <w:spacing w:after="0" w:before="0" w:line="240" w:lineRule="auto"/>
       </w:pPr>
       <w:rPr>
+        <w:rFonts w:eastAsia="黑体"/>
         <w:b/>
         <w:bCs/>
       </w:rPr>
@@ -6271,12 +6561,14 @@
     </w:tblStylePr>
     <w:tblStylePr w:type="firstCol">
       <w:rPr>
+        <w:rFonts w:eastAsia="黑体"/>
         <w:b/>
         <w:bCs/>
       </w:rPr>
     </w:tblStylePr>
     <w:tblStylePr w:type="lastCol">
       <w:rPr>
+        <w:rFonts w:eastAsia="黑体"/>
         <w:b/>
         <w:bCs/>
       </w:rPr>
@@ -6338,6 +6630,7 @@
         <w:spacing w:after="0" w:before="0" w:line="240" w:lineRule="auto"/>
       </w:pPr>
       <w:rPr>
+        <w:rFonts w:eastAsia="黑体"/>
         <w:b/>
         <w:bCs/>
         <w:color w:themeColor="background1" w:val="FFFFFF"/>
@@ -6360,6 +6653,7 @@
         <w:spacing w:after="0" w:before="0" w:line="240" w:lineRule="auto"/>
       </w:pPr>
       <w:rPr>
+        <w:rFonts w:eastAsia="黑体"/>
         <w:b/>
         <w:bCs/>
       </w:rPr>
@@ -6377,12 +6671,14 @@
     </w:tblStylePr>
     <w:tblStylePr w:type="firstCol">
       <w:rPr>
+        <w:rFonts w:eastAsia="黑体"/>
         <w:b/>
         <w:bCs/>
       </w:rPr>
     </w:tblStylePr>
     <w:tblStylePr w:type="lastCol">
       <w:rPr>
+        <w:rFonts w:eastAsia="黑体"/>
         <w:b/>
         <w:bCs/>
       </w:rPr>
@@ -6444,6 +6740,7 @@
         <w:spacing w:after="0" w:before="0" w:line="240" w:lineRule="auto"/>
       </w:pPr>
       <w:rPr>
+        <w:rFonts w:eastAsia="黑体"/>
         <w:b/>
         <w:bCs/>
         <w:color w:themeColor="background1" w:val="FFFFFF"/>
@@ -6466,6 +6763,7 @@
         <w:spacing w:after="0" w:before="0" w:line="240" w:lineRule="auto"/>
       </w:pPr>
       <w:rPr>
+        <w:rFonts w:eastAsia="黑体"/>
         <w:b/>
         <w:bCs/>
       </w:rPr>
@@ -6483,12 +6781,14 @@
     </w:tblStylePr>
     <w:tblStylePr w:type="firstCol">
       <w:rPr>
+        <w:rFonts w:eastAsia="黑体"/>
         <w:b/>
         <w:bCs/>
       </w:rPr>
     </w:tblStylePr>
     <w:tblStylePr w:type="lastCol">
       <w:rPr>
+        <w:rFonts w:eastAsia="黑体"/>
         <w:b/>
         <w:bCs/>
       </w:rPr>
@@ -6550,6 +6850,7 @@
         <w:spacing w:after="0" w:before="0" w:line="240" w:lineRule="auto"/>
       </w:pPr>
       <w:rPr>
+        <w:rFonts w:eastAsia="黑体"/>
         <w:b/>
         <w:bCs/>
         <w:color w:themeColor="background1" w:val="FFFFFF"/>
@@ -6572,6 +6873,7 @@
         <w:spacing w:after="0" w:before="0" w:line="240" w:lineRule="auto"/>
       </w:pPr>
       <w:rPr>
+        <w:rFonts w:eastAsia="黑体"/>
         <w:b/>
         <w:bCs/>
       </w:rPr>
@@ -6589,12 +6891,14 @@
     </w:tblStylePr>
     <w:tblStylePr w:type="firstCol">
       <w:rPr>
+        <w:rFonts w:eastAsia="黑体"/>
         <w:b/>
         <w:bCs/>
       </w:rPr>
     </w:tblStylePr>
     <w:tblStylePr w:type="lastCol">
       <w:rPr>
+        <w:rFonts w:eastAsia="黑体"/>
         <w:b/>
         <w:bCs/>
       </w:rPr>
@@ -6656,6 +6960,7 @@
         <w:spacing w:after="0" w:before="0" w:line="240" w:lineRule="auto"/>
       </w:pPr>
       <w:rPr>
+        <w:rFonts w:eastAsia="黑体"/>
         <w:b/>
         <w:bCs/>
         <w:color w:themeColor="background1" w:val="FFFFFF"/>
@@ -6678,6 +6983,7 @@
         <w:spacing w:after="0" w:before="0" w:line="240" w:lineRule="auto"/>
       </w:pPr>
       <w:rPr>
+        <w:rFonts w:eastAsia="黑体"/>
         <w:b/>
         <w:bCs/>
       </w:rPr>
@@ -6695,12 +7001,14 @@
     </w:tblStylePr>
     <w:tblStylePr w:type="firstCol">
       <w:rPr>
+        <w:rFonts w:eastAsia="黑体"/>
         <w:b/>
         <w:bCs/>
       </w:rPr>
     </w:tblStylePr>
     <w:tblStylePr w:type="lastCol">
       <w:rPr>
+        <w:rFonts w:eastAsia="黑体"/>
         <w:b/>
         <w:bCs/>
       </w:rPr>
@@ -6762,6 +7070,7 @@
         <w:spacing w:after="0" w:before="0" w:line="240" w:lineRule="auto"/>
       </w:pPr>
       <w:rPr>
+        <w:rFonts w:eastAsia="黑体"/>
         <w:b/>
         <w:bCs/>
         <w:color w:themeColor="background1" w:val="FFFFFF"/>
@@ -6784,6 +7093,7 @@
         <w:spacing w:after="0" w:before="0" w:line="240" w:lineRule="auto"/>
       </w:pPr>
       <w:rPr>
+        <w:rFonts w:eastAsia="黑体"/>
         <w:b/>
         <w:bCs/>
       </w:rPr>
@@ -6801,12 +7111,14 @@
     </w:tblStylePr>
     <w:tblStylePr w:type="firstCol">
       <w:rPr>
+        <w:rFonts w:eastAsia="黑体"/>
         <w:b/>
         <w:bCs/>
       </w:rPr>
     </w:tblStylePr>
     <w:tblStylePr w:type="lastCol">
       <w:rPr>
+        <w:rFonts w:eastAsia="黑体"/>
         <w:b/>
         <w:bCs/>
       </w:rPr>
@@ -6868,6 +7180,7 @@
         <w:spacing w:after="0" w:before="0" w:line="240" w:lineRule="auto"/>
       </w:pPr>
       <w:rPr>
+        <w:rFonts w:eastAsia="黑体"/>
         <w:b/>
         <w:bCs/>
         <w:color w:themeColor="background1" w:val="FFFFFF"/>
@@ -6890,6 +7203,7 @@
         <w:spacing w:after="0" w:before="0" w:line="240" w:lineRule="auto"/>
       </w:pPr>
       <w:rPr>
+        <w:rFonts w:eastAsia="黑体"/>
         <w:b/>
         <w:bCs/>
       </w:rPr>
@@ -6907,12 +7221,14 @@
     </w:tblStylePr>
     <w:tblStylePr w:type="firstCol">
       <w:rPr>
+        <w:rFonts w:eastAsia="黑体"/>
         <w:b/>
         <w:bCs/>
       </w:rPr>
     </w:tblStylePr>
     <w:tblStylePr w:type="lastCol">
       <w:rPr>
+        <w:rFonts w:eastAsia="黑体"/>
         <w:b/>
         <w:bCs/>
       </w:rPr>
@@ -6971,6 +7287,7 @@
         <w:spacing w:after="0" w:before="0" w:line="240" w:lineRule="auto"/>
       </w:pPr>
       <w:rPr>
+        <w:rFonts w:eastAsia="黑体"/>
         <w:b/>
         <w:bCs/>
         <w:color w:themeColor="background1" w:val="FFFFFF"/>
@@ -6993,6 +7310,7 @@
         <w:spacing w:after="0" w:before="0" w:line="240" w:lineRule="auto"/>
       </w:pPr>
       <w:rPr>
+        <w:rFonts w:eastAsia="黑体"/>
         <w:color w:val="auto"/>
       </w:rPr>
       <w:tblPr/>
@@ -7010,6 +7328,7 @@
     </w:tblStylePr>
     <w:tblStylePr w:type="firstCol">
       <w:rPr>
+        <w:rFonts w:eastAsia="黑体"/>
         <w:b/>
         <w:bCs/>
         <w:color w:themeColor="background1" w:val="FFFFFF"/>
@@ -7029,6 +7348,7 @@
     </w:tblStylePr>
     <w:tblStylePr w:type="lastCol">
       <w:rPr>
+        <w:rFonts w:eastAsia="黑体"/>
         <w:b/>
         <w:bCs/>
         <w:color w:themeColor="background1" w:val="FFFFFF"/>
@@ -7077,6 +7397,7 @@
     </w:tblStylePr>
     <w:tblStylePr w:type="nwCell">
       <w:rPr>
+        <w:rFonts w:eastAsia="黑体"/>
         <w:color w:themeColor="background1" w:val="FFFFFF"/>
       </w:rPr>
       <w:tblPr/>
@@ -7120,6 +7441,7 @@
         <w:spacing w:after="0" w:before="0" w:line="240" w:lineRule="auto"/>
       </w:pPr>
       <w:rPr>
+        <w:rFonts w:eastAsia="黑体"/>
         <w:b/>
         <w:bCs/>
         <w:color w:themeColor="background1" w:val="FFFFFF"/>
@@ -7142,6 +7464,7 @@
         <w:spacing w:after="0" w:before="0" w:line="240" w:lineRule="auto"/>
       </w:pPr>
       <w:rPr>
+        <w:rFonts w:eastAsia="黑体"/>
         <w:color w:val="auto"/>
       </w:rPr>
       <w:tblPr/>
@@ -7159,6 +7482,7 @@
     </w:tblStylePr>
     <w:tblStylePr w:type="firstCol">
       <w:rPr>
+        <w:rFonts w:eastAsia="黑体"/>
         <w:b/>
         <w:bCs/>
         <w:color w:themeColor="background1" w:val="FFFFFF"/>
@@ -7178,6 +7502,7 @@
     </w:tblStylePr>
     <w:tblStylePr w:type="lastCol">
       <w:rPr>
+        <w:rFonts w:eastAsia="黑体"/>
         <w:b/>
         <w:bCs/>
         <w:color w:themeColor="background1" w:val="FFFFFF"/>
@@ -7226,6 +7551,7 @@
     </w:tblStylePr>
     <w:tblStylePr w:type="nwCell">
       <w:rPr>
+        <w:rFonts w:eastAsia="黑体"/>
         <w:color w:themeColor="background1" w:val="FFFFFF"/>
       </w:rPr>
       <w:tblPr/>
@@ -7269,6 +7595,7 @@
         <w:spacing w:after="0" w:before="0" w:line="240" w:lineRule="auto"/>
       </w:pPr>
       <w:rPr>
+        <w:rFonts w:eastAsia="黑体"/>
         <w:b/>
         <w:bCs/>
         <w:color w:themeColor="background1" w:val="FFFFFF"/>
@@ -7291,6 +7618,7 @@
         <w:spacing w:after="0" w:before="0" w:line="240" w:lineRule="auto"/>
       </w:pPr>
       <w:rPr>
+        <w:rFonts w:eastAsia="黑体"/>
         <w:color w:val="auto"/>
       </w:rPr>
       <w:tblPr/>
@@ -7308,6 +7636,7 @@
     </w:tblStylePr>
     <w:tblStylePr w:type="firstCol">
       <w:rPr>
+        <w:rFonts w:eastAsia="黑体"/>
         <w:b/>
         <w:bCs/>
         <w:color w:themeColor="background1" w:val="FFFFFF"/>
@@ -7327,6 +7656,7 @@
     </w:tblStylePr>
     <w:tblStylePr w:type="lastCol">
       <w:rPr>
+        <w:rFonts w:eastAsia="黑体"/>
         <w:b/>
         <w:bCs/>
         <w:color w:themeColor="background1" w:val="FFFFFF"/>
@@ -7375,6 +7705,7 @@
     </w:tblStylePr>
     <w:tblStylePr w:type="nwCell">
       <w:rPr>
+        <w:rFonts w:eastAsia="黑体"/>
         <w:color w:themeColor="background1" w:val="FFFFFF"/>
       </w:rPr>
       <w:tblPr/>
@@ -7418,6 +7749,7 @@
         <w:spacing w:after="0" w:before="0" w:line="240" w:lineRule="auto"/>
       </w:pPr>
       <w:rPr>
+        <w:rFonts w:eastAsia="黑体"/>
         <w:b/>
         <w:bCs/>
         <w:color w:themeColor="background1" w:val="FFFFFF"/>
@@ -7440,6 +7772,7 @@
         <w:spacing w:after="0" w:before="0" w:line="240" w:lineRule="auto"/>
       </w:pPr>
       <w:rPr>
+        <w:rFonts w:eastAsia="黑体"/>
         <w:color w:val="auto"/>
       </w:rPr>
       <w:tblPr/>
@@ -7457,6 +7790,7 @@
     </w:tblStylePr>
     <w:tblStylePr w:type="firstCol">
       <w:rPr>
+        <w:rFonts w:eastAsia="黑体"/>
         <w:b/>
         <w:bCs/>
         <w:color w:themeColor="background1" w:val="FFFFFF"/>
@@ -7476,6 +7810,7 @@
     </w:tblStylePr>
     <w:tblStylePr w:type="lastCol">
       <w:rPr>
+        <w:rFonts w:eastAsia="黑体"/>
         <w:b/>
         <w:bCs/>
         <w:color w:themeColor="background1" w:val="FFFFFF"/>
@@ -7524,6 +7859,7 @@
     </w:tblStylePr>
     <w:tblStylePr w:type="nwCell">
       <w:rPr>
+        <w:rFonts w:eastAsia="黑体"/>
         <w:color w:themeColor="background1" w:val="FFFFFF"/>
       </w:rPr>
       <w:tblPr/>
@@ -7567,6 +7903,7 @@
         <w:spacing w:after="0" w:before="0" w:line="240" w:lineRule="auto"/>
       </w:pPr>
       <w:rPr>
+        <w:rFonts w:eastAsia="黑体"/>
         <w:b/>
         <w:bCs/>
         <w:color w:themeColor="background1" w:val="FFFFFF"/>
@@ -7589,6 +7926,7 @@
         <w:spacing w:after="0" w:before="0" w:line="240" w:lineRule="auto"/>
       </w:pPr>
       <w:rPr>
+        <w:rFonts w:eastAsia="黑体"/>
         <w:color w:val="auto"/>
       </w:rPr>
       <w:tblPr/>
@@ -7606,6 +7944,7 @@
     </w:tblStylePr>
     <w:tblStylePr w:type="firstCol">
       <w:rPr>
+        <w:rFonts w:eastAsia="黑体"/>
         <w:b/>
         <w:bCs/>
         <w:color w:themeColor="background1" w:val="FFFFFF"/>
@@ -7625,6 +7964,7 @@
     </w:tblStylePr>
     <w:tblStylePr w:type="lastCol">
       <w:rPr>
+        <w:rFonts w:eastAsia="黑体"/>
         <w:b/>
         <w:bCs/>
         <w:color w:themeColor="background1" w:val="FFFFFF"/>
@@ -7673,6 +8013,7 @@
     </w:tblStylePr>
     <w:tblStylePr w:type="nwCell">
       <w:rPr>
+        <w:rFonts w:eastAsia="黑体"/>
         <w:color w:themeColor="background1" w:val="FFFFFF"/>
       </w:rPr>
       <w:tblPr/>
@@ -7716,6 +8057,7 @@
         <w:spacing w:after="0" w:before="0" w:line="240" w:lineRule="auto"/>
       </w:pPr>
       <w:rPr>
+        <w:rFonts w:eastAsia="黑体"/>
         <w:b/>
         <w:bCs/>
         <w:color w:themeColor="background1" w:val="FFFFFF"/>
@@ -7738,6 +8080,7 @@
         <w:spacing w:after="0" w:before="0" w:line="240" w:lineRule="auto"/>
       </w:pPr>
       <w:rPr>
+        <w:rFonts w:eastAsia="黑体"/>
         <w:color w:val="auto"/>
       </w:rPr>
       <w:tblPr/>
@@ -7755,6 +8098,7 @@
     </w:tblStylePr>
     <w:tblStylePr w:type="firstCol">
       <w:rPr>
+        <w:rFonts w:eastAsia="黑体"/>
         <w:b/>
         <w:bCs/>
         <w:color w:themeColor="background1" w:val="FFFFFF"/>
@@ -7774,6 +8118,7 @@
     </w:tblStylePr>
     <w:tblStylePr w:type="lastCol">
       <w:rPr>
+        <w:rFonts w:eastAsia="黑体"/>
         <w:b/>
         <w:bCs/>
         <w:color w:themeColor="background1" w:val="FFFFFF"/>
@@ -7822,6 +8167,7 @@
     </w:tblStylePr>
     <w:tblStylePr w:type="nwCell">
       <w:rPr>
+        <w:rFonts w:eastAsia="黑体"/>
         <w:color w:themeColor="background1" w:val="FFFFFF"/>
       </w:rPr>
       <w:tblPr/>
@@ -7865,6 +8211,7 @@
         <w:spacing w:after="0" w:before="0" w:line="240" w:lineRule="auto"/>
       </w:pPr>
       <w:rPr>
+        <w:rFonts w:eastAsia="黑体"/>
         <w:b/>
         <w:bCs/>
         <w:color w:themeColor="background1" w:val="FFFFFF"/>
@@ -7887,6 +8234,7 @@
         <w:spacing w:after="0" w:before="0" w:line="240" w:lineRule="auto"/>
       </w:pPr>
       <w:rPr>
+        <w:rFonts w:eastAsia="黑体"/>
         <w:color w:val="auto"/>
       </w:rPr>
       <w:tblPr/>
@@ -7904,6 +8252,7 @@
     </w:tblStylePr>
     <w:tblStylePr w:type="firstCol">
       <w:rPr>
+        <w:rFonts w:eastAsia="黑体"/>
         <w:b/>
         <w:bCs/>
         <w:color w:themeColor="background1" w:val="FFFFFF"/>
@@ -7923,6 +8272,7 @@
     </w:tblStylePr>
     <w:tblStylePr w:type="lastCol">
       <w:rPr>
+        <w:rFonts w:eastAsia="黑体"/>
         <w:b/>
         <w:bCs/>
         <w:color w:themeColor="background1" w:val="FFFFFF"/>
@@ -7971,6 +8321,7 @@
     </w:tblStylePr>
     <w:tblStylePr w:type="nwCell">
       <w:rPr>
+        <w:rFonts w:eastAsia="黑体"/>
         <w:color w:themeColor="background1" w:val="FFFFFF"/>
       </w:rPr>
       <w:tblPr/>
@@ -7995,6 +8346,7 @@
       <w:spacing w:after="0" w:line="240" w:lineRule="auto"/>
     </w:pPr>
     <w:rPr>
+      <w:rFonts w:eastAsia="黑体"/>
       <w:color w:themeColor="text1" w:val="000000"/>
     </w:rPr>
     <w:tblPr>
@@ -8014,7 +8366,7 @@
     </w:tblPr>
     <w:tblStylePr w:type="firstRow">
       <w:rPr>
-        <w:rFonts w:asciiTheme="majorHAnsi" w:cstheme="majorBidi" w:eastAsiaTheme="majorEastAsia" w:hAnsiTheme="majorHAnsi"/>
+        <w:rFonts w:asciiTheme="majorHAnsi" w:cstheme="majorBidi" w:hAnsiTheme="majorHAnsi" w:eastAsia="黑体"/>
       </w:rPr>
       <w:tblPr/>
       <w:tcPr>
@@ -8026,6 +8378,7 @@
     </w:tblStylePr>
     <w:tblStylePr w:type="lastRow">
       <w:rPr>
+        <w:rFonts w:eastAsia="黑体"/>
         <w:b/>
         <w:bCs/>
         <w:color w:themeColor="text2" w:val="1F497D"/>
@@ -8040,12 +8393,14 @@
     </w:tblStylePr>
     <w:tblStylePr w:type="firstCol">
       <w:rPr>
+        <w:rFonts w:eastAsia="黑体"/>
         <w:b/>
         <w:bCs/>
       </w:rPr>
     </w:tblStylePr>
     <w:tblStylePr w:type="lastCol">
       <w:rPr>
+        <w:rFonts w:eastAsia="黑体"/>
         <w:b/>
         <w:bCs/>
       </w:rPr>
@@ -8079,6 +8434,7 @@
       <w:spacing w:after="0" w:line="240" w:lineRule="auto"/>
     </w:pPr>
     <w:rPr>
+      <w:rFonts w:eastAsia="黑体"/>
       <w:color w:themeColor="text1" w:val="000000"/>
     </w:rPr>
     <w:tblPr>
@@ -8098,7 +8454,7 @@
     </w:tblPr>
     <w:tblStylePr w:type="firstRow">
       <w:rPr>
-        <w:rFonts w:asciiTheme="majorHAnsi" w:cstheme="majorBidi" w:eastAsiaTheme="majorEastAsia" w:hAnsiTheme="majorHAnsi"/>
+        <w:rFonts w:asciiTheme="majorHAnsi" w:cstheme="majorBidi" w:hAnsiTheme="majorHAnsi" w:eastAsia="黑体"/>
       </w:rPr>
       <w:tblPr/>
       <w:tcPr>
@@ -8110,6 +8466,7 @@
     </w:tblStylePr>
     <w:tblStylePr w:type="lastRow">
       <w:rPr>
+        <w:rFonts w:eastAsia="黑体"/>
         <w:b/>
         <w:bCs/>
         <w:color w:themeColor="text2" w:val="1F497D"/>
@@ -8124,12 +8481,14 @@
     </w:tblStylePr>
     <w:tblStylePr w:type="firstCol">
       <w:rPr>
+        <w:rFonts w:eastAsia="黑体"/>
         <w:b/>
         <w:bCs/>
       </w:rPr>
     </w:tblStylePr>
     <w:tblStylePr w:type="lastCol">
       <w:rPr>
+        <w:rFonts w:eastAsia="黑体"/>
         <w:b/>
         <w:bCs/>
       </w:rPr>
@@ -8163,6 +8522,7 @@
       <w:spacing w:after="0" w:line="240" w:lineRule="auto"/>
     </w:pPr>
     <w:rPr>
+      <w:rFonts w:eastAsia="黑体"/>
       <w:color w:themeColor="text1" w:val="000000"/>
     </w:rPr>
     <w:tblPr>
@@ -8182,7 +8542,7 @@
     </w:tblPr>
     <w:tblStylePr w:type="firstRow">
       <w:rPr>
-        <w:rFonts w:asciiTheme="majorHAnsi" w:cstheme="majorBidi" w:eastAsiaTheme="majorEastAsia" w:hAnsiTheme="majorHAnsi"/>
+        <w:rFonts w:asciiTheme="majorHAnsi" w:cstheme="majorBidi" w:hAnsiTheme="majorHAnsi" w:eastAsia="黑体"/>
       </w:rPr>
       <w:tblPr/>
       <w:tcPr>
@@ -8194,6 +8554,7 @@
     </w:tblStylePr>
     <w:tblStylePr w:type="lastRow">
       <w:rPr>
+        <w:rFonts w:eastAsia="黑体"/>
         <w:b/>
         <w:bCs/>
         <w:color w:themeColor="text2" w:val="1F497D"/>
@@ -8208,12 +8569,14 @@
     </w:tblStylePr>
     <w:tblStylePr w:type="firstCol">
       <w:rPr>
+        <w:rFonts w:eastAsia="黑体"/>
         <w:b/>
         <w:bCs/>
       </w:rPr>
     </w:tblStylePr>
     <w:tblStylePr w:type="lastCol">
       <w:rPr>
+        <w:rFonts w:eastAsia="黑体"/>
         <w:b/>
         <w:bCs/>
       </w:rPr>
@@ -8247,6 +8610,7 @@
       <w:spacing w:after="0" w:line="240" w:lineRule="auto"/>
     </w:pPr>
     <w:rPr>
+      <w:rFonts w:eastAsia="黑体"/>
       <w:color w:themeColor="text1" w:val="000000"/>
     </w:rPr>
     <w:tblPr>
@@ -8266,7 +8630,7 @@
     </w:tblPr>
     <w:tblStylePr w:type="firstRow">
       <w:rPr>
-        <w:rFonts w:asciiTheme="majorHAnsi" w:cstheme="majorBidi" w:eastAsiaTheme="majorEastAsia" w:hAnsiTheme="majorHAnsi"/>
+        <w:rFonts w:asciiTheme="majorHAnsi" w:cstheme="majorBidi" w:hAnsiTheme="majorHAnsi" w:eastAsia="黑体"/>
       </w:rPr>
       <w:tblPr/>
       <w:tcPr>
@@ -8278,6 +8642,7 @@
     </w:tblStylePr>
     <w:tblStylePr w:type="lastRow">
       <w:rPr>
+        <w:rFonts w:eastAsia="黑体"/>
         <w:b/>
         <w:bCs/>
         <w:color w:themeColor="text2" w:val="1F497D"/>
@@ -8292,12 +8657,14 @@
     </w:tblStylePr>
     <w:tblStylePr w:type="firstCol">
       <w:rPr>
+        <w:rFonts w:eastAsia="黑体"/>
         <w:b/>
         <w:bCs/>
       </w:rPr>
     </w:tblStylePr>
     <w:tblStylePr w:type="lastCol">
       <w:rPr>
+        <w:rFonts w:eastAsia="黑体"/>
         <w:b/>
         <w:bCs/>
       </w:rPr>
@@ -8331,6 +8698,7 @@
       <w:spacing w:after="0" w:line="240" w:lineRule="auto"/>
     </w:pPr>
     <w:rPr>
+      <w:rFonts w:eastAsia="黑体"/>
       <w:color w:themeColor="text1" w:val="000000"/>
     </w:rPr>
     <w:tblPr>
@@ -8350,7 +8718,7 @@
     </w:tblPr>
     <w:tblStylePr w:type="firstRow">
       <w:rPr>
-        <w:rFonts w:asciiTheme="majorHAnsi" w:cstheme="majorBidi" w:eastAsiaTheme="majorEastAsia" w:hAnsiTheme="majorHAnsi"/>
+        <w:rFonts w:asciiTheme="majorHAnsi" w:cstheme="majorBidi" w:hAnsiTheme="majorHAnsi" w:eastAsia="黑体"/>
       </w:rPr>
       <w:tblPr/>
       <w:tcPr>
@@ -8362,6 +8730,7 @@
     </w:tblStylePr>
     <w:tblStylePr w:type="lastRow">
       <w:rPr>
+        <w:rFonts w:eastAsia="黑体"/>
         <w:b/>
         <w:bCs/>
         <w:color w:themeColor="text2" w:val="1F497D"/>
@@ -8376,12 +8745,14 @@
     </w:tblStylePr>
     <w:tblStylePr w:type="firstCol">
       <w:rPr>
+        <w:rFonts w:eastAsia="黑体"/>
         <w:b/>
         <w:bCs/>
       </w:rPr>
     </w:tblStylePr>
     <w:tblStylePr w:type="lastCol">
       <w:rPr>
+        <w:rFonts w:eastAsia="黑体"/>
         <w:b/>
         <w:bCs/>
       </w:rPr>
@@ -8415,6 +8786,7 @@
       <w:spacing w:after="0" w:line="240" w:lineRule="auto"/>
     </w:pPr>
     <w:rPr>
+      <w:rFonts w:eastAsia="黑体"/>
       <w:color w:themeColor="text1" w:val="000000"/>
     </w:rPr>
     <w:tblPr>
@@ -8434,7 +8806,7 @@
     </w:tblPr>
     <w:tblStylePr w:type="firstRow">
       <w:rPr>
-        <w:rFonts w:asciiTheme="majorHAnsi" w:cstheme="majorBidi" w:eastAsiaTheme="majorEastAsia" w:hAnsiTheme="majorHAnsi"/>
+        <w:rFonts w:asciiTheme="majorHAnsi" w:cstheme="majorBidi" w:hAnsiTheme="majorHAnsi" w:eastAsia="黑体"/>
       </w:rPr>
       <w:tblPr/>
       <w:tcPr>
@@ -8446,6 +8818,7 @@
     </w:tblStylePr>
     <w:tblStylePr w:type="lastRow">
       <w:rPr>
+        <w:rFonts w:eastAsia="黑体"/>
         <w:b/>
         <w:bCs/>
         <w:color w:themeColor="text2" w:val="1F497D"/>
@@ -8460,12 +8833,14 @@
     </w:tblStylePr>
     <w:tblStylePr w:type="firstCol">
       <w:rPr>
+        <w:rFonts w:eastAsia="黑体"/>
         <w:b/>
         <w:bCs/>
       </w:rPr>
     </w:tblStylePr>
     <w:tblStylePr w:type="lastCol">
       <w:rPr>
+        <w:rFonts w:eastAsia="黑体"/>
         <w:b/>
         <w:bCs/>
       </w:rPr>
@@ -8499,6 +8874,7 @@
       <w:spacing w:after="0" w:line="240" w:lineRule="auto"/>
     </w:pPr>
     <w:rPr>
+      <w:rFonts w:eastAsia="黑体"/>
       <w:color w:themeColor="text1" w:val="000000"/>
     </w:rPr>
     <w:tblPr>
@@ -8518,7 +8894,7 @@
     </w:tblPr>
     <w:tblStylePr w:type="firstRow">
       <w:rPr>
-        <w:rFonts w:asciiTheme="majorHAnsi" w:cstheme="majorBidi" w:eastAsiaTheme="majorEastAsia" w:hAnsiTheme="majorHAnsi"/>
+        <w:rFonts w:asciiTheme="majorHAnsi" w:cstheme="majorBidi" w:hAnsiTheme="majorHAnsi" w:eastAsia="黑体"/>
       </w:rPr>
       <w:tblPr/>
       <w:tcPr>
@@ -8530,6 +8906,7 @@
     </w:tblStylePr>
     <w:tblStylePr w:type="lastRow">
       <w:rPr>
+        <w:rFonts w:eastAsia="黑体"/>
         <w:b/>
         <w:bCs/>
         <w:color w:themeColor="text2" w:val="1F497D"/>
@@ -8544,12 +8921,14 @@
     </w:tblStylePr>
     <w:tblStylePr w:type="firstCol">
       <w:rPr>
+        <w:rFonts w:eastAsia="黑体"/>
         <w:b/>
         <w:bCs/>
       </w:rPr>
     </w:tblStylePr>
     <w:tblStylePr w:type="lastCol">
       <w:rPr>
+        <w:rFonts w:eastAsia="黑体"/>
         <w:b/>
         <w:bCs/>
       </w:rPr>
@@ -8583,7 +8962,7 @@
       <w:spacing w:after="0" w:line="240" w:lineRule="auto"/>
     </w:pPr>
     <w:rPr>
-      <w:rFonts w:asciiTheme="majorHAnsi" w:cstheme="majorBidi" w:eastAsiaTheme="majorEastAsia" w:hAnsiTheme="majorHAnsi"/>
+      <w:rFonts w:asciiTheme="majorHAnsi" w:cstheme="majorBidi" w:hAnsiTheme="majorHAnsi" w:eastAsia="黑体"/>
       <w:color w:themeColor="text1" w:val="000000"/>
     </w:rPr>
     <w:tblPr>
@@ -8605,6 +8984,7 @@
     </w:tblPr>
     <w:tblStylePr w:type="firstRow">
       <w:rPr>
+        <w:rFonts w:eastAsia="黑体"/>
         <w:sz w:val="24"/>
         <w:szCs w:val="24"/>
       </w:rPr>
@@ -8711,7 +9091,7 @@
       <w:spacing w:after="0" w:line="240" w:lineRule="auto"/>
     </w:pPr>
     <w:rPr>
-      <w:rFonts w:asciiTheme="majorHAnsi" w:cstheme="majorBidi" w:eastAsiaTheme="majorEastAsia" w:hAnsiTheme="majorHAnsi"/>
+      <w:rFonts w:asciiTheme="majorHAnsi" w:cstheme="majorBidi" w:hAnsiTheme="majorHAnsi" w:eastAsia="黑体"/>
       <w:color w:themeColor="text1" w:val="000000"/>
     </w:rPr>
     <w:tblPr>
@@ -8733,6 +9113,7 @@
     </w:tblPr>
     <w:tblStylePr w:type="firstRow">
       <w:rPr>
+        <w:rFonts w:eastAsia="黑体"/>
         <w:sz w:val="24"/>
         <w:szCs w:val="24"/>
       </w:rPr>
@@ -8839,7 +9220,7 @@
       <w:spacing w:after="0" w:line="240" w:lineRule="auto"/>
     </w:pPr>
     <w:rPr>
-      <w:rFonts w:asciiTheme="majorHAnsi" w:cstheme="majorBidi" w:eastAsiaTheme="majorEastAsia" w:hAnsiTheme="majorHAnsi"/>
+      <w:rFonts w:asciiTheme="majorHAnsi" w:cstheme="majorBidi" w:hAnsiTheme="majorHAnsi" w:eastAsia="黑体"/>
       <w:color w:themeColor="text1" w:val="000000"/>
     </w:rPr>
     <w:tblPr>
@@ -8861,6 +9242,7 @@
     </w:tblPr>
     <w:tblStylePr w:type="firstRow">
       <w:rPr>
+        <w:rFonts w:eastAsia="黑体"/>
         <w:sz w:val="24"/>
         <w:szCs w:val="24"/>
       </w:rPr>
@@ -8967,7 +9349,7 @@
       <w:spacing w:after="0" w:line="240" w:lineRule="auto"/>
     </w:pPr>
     <w:rPr>
-      <w:rFonts w:asciiTheme="majorHAnsi" w:cstheme="majorBidi" w:eastAsiaTheme="majorEastAsia" w:hAnsiTheme="majorHAnsi"/>
+      <w:rFonts w:asciiTheme="majorHAnsi" w:cstheme="majorBidi" w:hAnsiTheme="majorHAnsi" w:eastAsia="黑体"/>
       <w:color w:themeColor="text1" w:val="000000"/>
     </w:rPr>
     <w:tblPr>
@@ -8989,6 +9371,7 @@
     </w:tblPr>
     <w:tblStylePr w:type="firstRow">
       <w:rPr>
+        <w:rFonts w:eastAsia="黑体"/>
         <w:sz w:val="24"/>
         <w:szCs w:val="24"/>
       </w:rPr>
@@ -9095,7 +9478,7 @@
       <w:spacing w:after="0" w:line="240" w:lineRule="auto"/>
     </w:pPr>
     <w:rPr>
-      <w:rFonts w:asciiTheme="majorHAnsi" w:cstheme="majorBidi" w:eastAsiaTheme="majorEastAsia" w:hAnsiTheme="majorHAnsi"/>
+      <w:rFonts w:asciiTheme="majorHAnsi" w:cstheme="majorBidi" w:hAnsiTheme="majorHAnsi" w:eastAsia="黑体"/>
       <w:color w:themeColor="text1" w:val="000000"/>
     </w:rPr>
     <w:tblPr>
@@ -9117,6 +9500,7 @@
     </w:tblPr>
     <w:tblStylePr w:type="firstRow">
       <w:rPr>
+        <w:rFonts w:eastAsia="黑体"/>
         <w:sz w:val="24"/>
         <w:szCs w:val="24"/>
       </w:rPr>
@@ -9223,7 +9607,7 @@
       <w:spacing w:after="0" w:line="240" w:lineRule="auto"/>
     </w:pPr>
     <w:rPr>
-      <w:rFonts w:asciiTheme="majorHAnsi" w:cstheme="majorBidi" w:eastAsiaTheme="majorEastAsia" w:hAnsiTheme="majorHAnsi"/>
+      <w:rFonts w:asciiTheme="majorHAnsi" w:cstheme="majorBidi" w:hAnsiTheme="majorHAnsi" w:eastAsia="黑体"/>
       <w:color w:themeColor="text1" w:val="000000"/>
     </w:rPr>
     <w:tblPr>
@@ -9245,6 +9629,7 @@
     </w:tblPr>
     <w:tblStylePr w:type="firstRow">
       <w:rPr>
+        <w:rFonts w:eastAsia="黑体"/>
         <w:sz w:val="24"/>
         <w:szCs w:val="24"/>
       </w:rPr>
@@ -9351,7 +9736,7 @@
       <w:spacing w:after="0" w:line="240" w:lineRule="auto"/>
     </w:pPr>
     <w:rPr>
-      <w:rFonts w:asciiTheme="majorHAnsi" w:cstheme="majorBidi" w:eastAsiaTheme="majorEastAsia" w:hAnsiTheme="majorHAnsi"/>
+      <w:rFonts w:asciiTheme="majorHAnsi" w:cstheme="majorBidi" w:hAnsiTheme="majorHAnsi" w:eastAsia="黑体"/>
       <w:color w:themeColor="text1" w:val="000000"/>
     </w:rPr>
     <w:tblPr>
@@ -9373,6 +9758,7 @@
     </w:tblPr>
     <w:tblStylePr w:type="firstRow">
       <w:rPr>
+        <w:rFonts w:eastAsia="黑体"/>
         <w:sz w:val="24"/>
         <w:szCs w:val="24"/>
       </w:rPr>
@@ -9502,12 +9888,14 @@
     </w:tcPr>
     <w:tblStylePr w:type="firstRow">
       <w:rPr>
+        <w:rFonts w:eastAsia="黑体"/>
         <w:b/>
         <w:bCs/>
       </w:rPr>
     </w:tblStylePr>
     <w:tblStylePr w:type="lastRow">
       <w:rPr>
+        <w:rFonts w:eastAsia="黑体"/>
         <w:b/>
         <w:bCs/>
       </w:rPr>
@@ -9520,12 +9908,14 @@
     </w:tblStylePr>
     <w:tblStylePr w:type="firstCol">
       <w:rPr>
+        <w:rFonts w:eastAsia="黑体"/>
         <w:b/>
         <w:bCs/>
       </w:rPr>
     </w:tblStylePr>
     <w:tblStylePr w:type="lastCol">
       <w:rPr>
+        <w:rFonts w:eastAsia="黑体"/>
         <w:b/>
         <w:bCs/>
       </w:rPr>
@@ -9575,12 +9965,14 @@
     </w:tcPr>
     <w:tblStylePr w:type="firstRow">
       <w:rPr>
+        <w:rFonts w:eastAsia="黑体"/>
         <w:b/>
         <w:bCs/>
       </w:rPr>
     </w:tblStylePr>
     <w:tblStylePr w:type="lastRow">
       <w:rPr>
+        <w:rFonts w:eastAsia="黑体"/>
         <w:b/>
         <w:bCs/>
       </w:rPr>
@@ -9593,12 +9985,14 @@
     </w:tblStylePr>
     <w:tblStylePr w:type="firstCol">
       <w:rPr>
+        <w:rFonts w:eastAsia="黑体"/>
         <w:b/>
         <w:bCs/>
       </w:rPr>
     </w:tblStylePr>
     <w:tblStylePr w:type="lastCol">
       <w:rPr>
+        <w:rFonts w:eastAsia="黑体"/>
         <w:b/>
         <w:bCs/>
       </w:rPr>
@@ -9648,12 +10042,14 @@
     </w:tcPr>
     <w:tblStylePr w:type="firstRow">
       <w:rPr>
+        <w:rFonts w:eastAsia="黑体"/>
         <w:b/>
         <w:bCs/>
       </w:rPr>
     </w:tblStylePr>
     <w:tblStylePr w:type="lastRow">
       <w:rPr>
+        <w:rFonts w:eastAsia="黑体"/>
         <w:b/>
         <w:bCs/>
       </w:rPr>
@@ -9666,12 +10062,14 @@
     </w:tblStylePr>
     <w:tblStylePr w:type="firstCol">
       <w:rPr>
+        <w:rFonts w:eastAsia="黑体"/>
         <w:b/>
         <w:bCs/>
       </w:rPr>
     </w:tblStylePr>
     <w:tblStylePr w:type="lastCol">
       <w:rPr>
+        <w:rFonts w:eastAsia="黑体"/>
         <w:b/>
         <w:bCs/>
       </w:rPr>
@@ -9721,12 +10119,14 @@
     </w:tcPr>
     <w:tblStylePr w:type="firstRow">
       <w:rPr>
+        <w:rFonts w:eastAsia="黑体"/>
         <w:b/>
         <w:bCs/>
       </w:rPr>
     </w:tblStylePr>
     <w:tblStylePr w:type="lastRow">
       <w:rPr>
+        <w:rFonts w:eastAsia="黑体"/>
         <w:b/>
         <w:bCs/>
       </w:rPr>
@@ -9739,12 +10139,14 @@
     </w:tblStylePr>
     <w:tblStylePr w:type="firstCol">
       <w:rPr>
+        <w:rFonts w:eastAsia="黑体"/>
         <w:b/>
         <w:bCs/>
       </w:rPr>
     </w:tblStylePr>
     <w:tblStylePr w:type="lastCol">
       <w:rPr>
+        <w:rFonts w:eastAsia="黑体"/>
         <w:b/>
         <w:bCs/>
       </w:rPr>
@@ -9794,12 +10196,14 @@
     </w:tcPr>
     <w:tblStylePr w:type="firstRow">
       <w:rPr>
+        <w:rFonts w:eastAsia="黑体"/>
         <w:b/>
         <w:bCs/>
       </w:rPr>
     </w:tblStylePr>
     <w:tblStylePr w:type="lastRow">
       <w:rPr>
+        <w:rFonts w:eastAsia="黑体"/>
         <w:b/>
         <w:bCs/>
       </w:rPr>
@@ -9812,12 +10216,14 @@
     </w:tblStylePr>
     <w:tblStylePr w:type="firstCol">
       <w:rPr>
+        <w:rFonts w:eastAsia="黑体"/>
         <w:b/>
         <w:bCs/>
       </w:rPr>
     </w:tblStylePr>
     <w:tblStylePr w:type="lastCol">
       <w:rPr>
+        <w:rFonts w:eastAsia="黑体"/>
         <w:b/>
         <w:bCs/>
       </w:rPr>
@@ -9867,12 +10273,14 @@
     </w:tcPr>
     <w:tblStylePr w:type="firstRow">
       <w:rPr>
+        <w:rFonts w:eastAsia="黑体"/>
         <w:b/>
         <w:bCs/>
       </w:rPr>
     </w:tblStylePr>
     <w:tblStylePr w:type="lastRow">
       <w:rPr>
+        <w:rFonts w:eastAsia="黑体"/>
         <w:b/>
         <w:bCs/>
       </w:rPr>
@@ -9885,12 +10293,14 @@
     </w:tblStylePr>
     <w:tblStylePr w:type="firstCol">
       <w:rPr>
+        <w:rFonts w:eastAsia="黑体"/>
         <w:b/>
         <w:bCs/>
       </w:rPr>
     </w:tblStylePr>
     <w:tblStylePr w:type="lastCol">
       <w:rPr>
+        <w:rFonts w:eastAsia="黑体"/>
         <w:b/>
         <w:bCs/>
       </w:rPr>
@@ -9940,12 +10350,14 @@
     </w:tcPr>
     <w:tblStylePr w:type="firstRow">
       <w:rPr>
+        <w:rFonts w:eastAsia="黑体"/>
         <w:b/>
         <w:bCs/>
       </w:rPr>
     </w:tblStylePr>
     <w:tblStylePr w:type="lastRow">
       <w:rPr>
+        <w:rFonts w:eastAsia="黑体"/>
         <w:b/>
         <w:bCs/>
       </w:rPr>
@@ -9958,12 +10370,14 @@
     </w:tblStylePr>
     <w:tblStylePr w:type="firstCol">
       <w:rPr>
+        <w:rFonts w:eastAsia="黑体"/>
         <w:b/>
         <w:bCs/>
       </w:rPr>
     </w:tblStylePr>
     <w:tblStylePr w:type="lastCol">
       <w:rPr>
+        <w:rFonts w:eastAsia="黑体"/>
         <w:b/>
         <w:bCs/>
       </w:rPr>
@@ -9990,7 +10404,7 @@
       <w:spacing w:after="0" w:line="240" w:lineRule="auto"/>
     </w:pPr>
     <w:rPr>
-      <w:rFonts w:asciiTheme="majorHAnsi" w:cstheme="majorBidi" w:eastAsiaTheme="majorEastAsia" w:hAnsiTheme="majorHAnsi"/>
+      <w:rFonts w:asciiTheme="majorHAnsi" w:cstheme="majorBidi" w:hAnsiTheme="majorHAnsi" w:eastAsia="黑体"/>
       <w:color w:themeColor="text1" w:val="000000"/>
     </w:rPr>
     <w:tblPr>
@@ -10017,6 +10431,7 @@
     </w:tcPr>
     <w:tblStylePr w:type="firstRow">
       <w:rPr>
+        <w:rFonts w:eastAsia="黑体"/>
         <w:b/>
         <w:bCs/>
         <w:color w:themeColor="text1" w:val="000000"/>
@@ -10028,6 +10443,7 @@
     </w:tblStylePr>
     <w:tblStylePr w:type="lastRow">
       <w:rPr>
+        <w:rFonts w:eastAsia="黑体"/>
         <w:b/>
         <w:bCs/>
         <w:color w:themeColor="text1" w:val="000000"/>
@@ -10047,6 +10463,7 @@
     </w:tblStylePr>
     <w:tblStylePr w:type="firstCol">
       <w:rPr>
+        <w:rFonts w:eastAsia="黑体"/>
         <w:b/>
         <w:bCs/>
         <w:color w:themeColor="text1" w:val="000000"/>
@@ -10066,6 +10483,7 @@
     </w:tblStylePr>
     <w:tblStylePr w:type="lastCol">
       <w:rPr>
+        <w:rFonts w:eastAsia="黑体"/>
         <w:b w:val="0"/>
         <w:bCs w:val="0"/>
         <w:color w:themeColor="text1" w:val="000000"/>
@@ -10115,7 +10533,7 @@
       <w:spacing w:after="0" w:line="240" w:lineRule="auto"/>
     </w:pPr>
     <w:rPr>
-      <w:rFonts w:asciiTheme="majorHAnsi" w:cstheme="majorBidi" w:eastAsiaTheme="majorEastAsia" w:hAnsiTheme="majorHAnsi"/>
+      <w:rFonts w:asciiTheme="majorHAnsi" w:cstheme="majorBidi" w:hAnsiTheme="majorHAnsi" w:eastAsia="黑体"/>
       <w:color w:themeColor="text1" w:val="000000"/>
     </w:rPr>
     <w:tblPr>
@@ -10142,6 +10560,7 @@
     </w:tcPr>
     <w:tblStylePr w:type="firstRow">
       <w:rPr>
+        <w:rFonts w:eastAsia="黑体"/>
         <w:b/>
         <w:bCs/>
         <w:color w:themeColor="text1" w:val="000000"/>
@@ -10153,6 +10572,7 @@
     </w:tblStylePr>
     <w:tblStylePr w:type="lastRow">
       <w:rPr>
+        <w:rFonts w:eastAsia="黑体"/>
         <w:b/>
         <w:bCs/>
         <w:color w:themeColor="text1" w:val="000000"/>
@@ -10172,6 +10592,7 @@
     </w:tblStylePr>
     <w:tblStylePr w:type="firstCol">
       <w:rPr>
+        <w:rFonts w:eastAsia="黑体"/>
         <w:b/>
         <w:bCs/>
         <w:color w:themeColor="text1" w:val="000000"/>
@@ -10191,6 +10612,7 @@
     </w:tblStylePr>
     <w:tblStylePr w:type="lastCol">
       <w:rPr>
+        <w:rFonts w:eastAsia="黑体"/>
         <w:b w:val="0"/>
         <w:bCs w:val="0"/>
         <w:color w:themeColor="text1" w:val="000000"/>
@@ -10240,7 +10662,7 @@
       <w:spacing w:after="0" w:line="240" w:lineRule="auto"/>
     </w:pPr>
     <w:rPr>
-      <w:rFonts w:asciiTheme="majorHAnsi" w:cstheme="majorBidi" w:eastAsiaTheme="majorEastAsia" w:hAnsiTheme="majorHAnsi"/>
+      <w:rFonts w:asciiTheme="majorHAnsi" w:cstheme="majorBidi" w:hAnsiTheme="majorHAnsi" w:eastAsia="黑体"/>
       <w:color w:themeColor="text1" w:val="000000"/>
     </w:rPr>
     <w:tblPr>
@@ -10267,6 +10689,7 @@
     </w:tcPr>
     <w:tblStylePr w:type="firstRow">
       <w:rPr>
+        <w:rFonts w:eastAsia="黑体"/>
         <w:b/>
         <w:bCs/>
         <w:color w:themeColor="text1" w:val="000000"/>
@@ -10278,6 +10701,7 @@
     </w:tblStylePr>
     <w:tblStylePr w:type="lastRow">
       <w:rPr>
+        <w:rFonts w:eastAsia="黑体"/>
         <w:b/>
         <w:bCs/>
         <w:color w:themeColor="text1" w:val="000000"/>
@@ -10297,6 +10721,7 @@
     </w:tblStylePr>
     <w:tblStylePr w:type="firstCol">
       <w:rPr>
+        <w:rFonts w:eastAsia="黑体"/>
         <w:b/>
         <w:bCs/>
         <w:color w:themeColor="text1" w:val="000000"/>
@@ -10316,6 +10741,7 @@
     </w:tblStylePr>
     <w:tblStylePr w:type="lastCol">
       <w:rPr>
+        <w:rFonts w:eastAsia="黑体"/>
         <w:b w:val="0"/>
         <w:bCs w:val="0"/>
         <w:color w:themeColor="text1" w:val="000000"/>
@@ -10365,7 +10791,7 @@
       <w:spacing w:after="0" w:line="240" w:lineRule="auto"/>
     </w:pPr>
     <w:rPr>
-      <w:rFonts w:asciiTheme="majorHAnsi" w:cstheme="majorBidi" w:eastAsiaTheme="majorEastAsia" w:hAnsiTheme="majorHAnsi"/>
+      <w:rFonts w:asciiTheme="majorHAnsi" w:cstheme="majorBidi" w:hAnsiTheme="majorHAnsi" w:eastAsia="黑体"/>
       <w:color w:themeColor="text1" w:val="000000"/>
     </w:rPr>
     <w:tblPr>
@@ -10392,6 +10818,7 @@
     </w:tcPr>
     <w:tblStylePr w:type="firstRow">
       <w:rPr>
+        <w:rFonts w:eastAsia="黑体"/>
         <w:b/>
         <w:bCs/>
         <w:color w:themeColor="text1" w:val="000000"/>
@@ -10403,6 +10830,7 @@
     </w:tblStylePr>
     <w:tblStylePr w:type="lastRow">
       <w:rPr>
+        <w:rFonts w:eastAsia="黑体"/>
         <w:b/>
         <w:bCs/>
         <w:color w:themeColor="text1" w:val="000000"/>
@@ -10422,6 +10850,7 @@
     </w:tblStylePr>
     <w:tblStylePr w:type="firstCol">
       <w:rPr>
+        <w:rFonts w:eastAsia="黑体"/>
         <w:b/>
         <w:bCs/>
         <w:color w:themeColor="text1" w:val="000000"/>
@@ -10441,6 +10870,7 @@
     </w:tblStylePr>
     <w:tblStylePr w:type="lastCol">
       <w:rPr>
+        <w:rFonts w:eastAsia="黑体"/>
         <w:b w:val="0"/>
         <w:bCs w:val="0"/>
         <w:color w:themeColor="text1" w:val="000000"/>
@@ -10490,7 +10920,7 @@
       <w:spacing w:after="0" w:line="240" w:lineRule="auto"/>
     </w:pPr>
     <w:rPr>
-      <w:rFonts w:asciiTheme="majorHAnsi" w:cstheme="majorBidi" w:eastAsiaTheme="majorEastAsia" w:hAnsiTheme="majorHAnsi"/>
+      <w:rFonts w:asciiTheme="majorHAnsi" w:cstheme="majorBidi" w:hAnsiTheme="majorHAnsi" w:eastAsia="黑体"/>
       <w:color w:themeColor="text1" w:val="000000"/>
     </w:rPr>
     <w:tblPr>
@@ -10517,6 +10947,7 @@
     </w:tcPr>
     <w:tblStylePr w:type="firstRow">
       <w:rPr>
+        <w:rFonts w:eastAsia="黑体"/>
         <w:b/>
         <w:bCs/>
         <w:color w:themeColor="text1" w:val="000000"/>
@@ -10528,6 +10959,7 @@
     </w:tblStylePr>
     <w:tblStylePr w:type="lastRow">
       <w:rPr>
+        <w:rFonts w:eastAsia="黑体"/>
         <w:b/>
         <w:bCs/>
         <w:color w:themeColor="text1" w:val="000000"/>
@@ -10547,6 +10979,7 @@
     </w:tblStylePr>
     <w:tblStylePr w:type="firstCol">
       <w:rPr>
+        <w:rFonts w:eastAsia="黑体"/>
         <w:b/>
         <w:bCs/>
         <w:color w:themeColor="text1" w:val="000000"/>
@@ -10566,6 +10999,7 @@
     </w:tblStylePr>
     <w:tblStylePr w:type="lastCol">
       <w:rPr>
+        <w:rFonts w:eastAsia="黑体"/>
         <w:b w:val="0"/>
         <w:bCs w:val="0"/>
         <w:color w:themeColor="text1" w:val="000000"/>
@@ -10615,7 +11049,7 @@
       <w:spacing w:after="0" w:line="240" w:lineRule="auto"/>
     </w:pPr>
     <w:rPr>
-      <w:rFonts w:asciiTheme="majorHAnsi" w:cstheme="majorBidi" w:eastAsiaTheme="majorEastAsia" w:hAnsiTheme="majorHAnsi"/>
+      <w:rFonts w:asciiTheme="majorHAnsi" w:cstheme="majorBidi" w:hAnsiTheme="majorHAnsi" w:eastAsia="黑体"/>
       <w:color w:themeColor="text1" w:val="000000"/>
     </w:rPr>
     <w:tblPr>
@@ -10642,6 +11076,7 @@
     </w:tcPr>
     <w:tblStylePr w:type="firstRow">
       <w:rPr>
+        <w:rFonts w:eastAsia="黑体"/>
         <w:b/>
         <w:bCs/>
         <w:color w:themeColor="text1" w:val="000000"/>
@@ -10653,6 +11088,7 @@
     </w:tblStylePr>
     <w:tblStylePr w:type="lastRow">
       <w:rPr>
+        <w:rFonts w:eastAsia="黑体"/>
         <w:b/>
         <w:bCs/>
         <w:color w:themeColor="text1" w:val="000000"/>
@@ -10672,6 +11108,7 @@
     </w:tblStylePr>
     <w:tblStylePr w:type="firstCol">
       <w:rPr>
+        <w:rFonts w:eastAsia="黑体"/>
         <w:b/>
         <w:bCs/>
         <w:color w:themeColor="text1" w:val="000000"/>
@@ -10691,6 +11128,7 @@
     </w:tblStylePr>
     <w:tblStylePr w:type="lastCol">
       <w:rPr>
+        <w:rFonts w:eastAsia="黑体"/>
         <w:b w:val="0"/>
         <w:bCs w:val="0"/>
         <w:color w:themeColor="text1" w:val="000000"/>
@@ -10740,7 +11178,7 @@
       <w:spacing w:after="0" w:line="240" w:lineRule="auto"/>
     </w:pPr>
     <w:rPr>
-      <w:rFonts w:asciiTheme="majorHAnsi" w:cstheme="majorBidi" w:eastAsiaTheme="majorEastAsia" w:hAnsiTheme="majorHAnsi"/>
+      <w:rFonts w:asciiTheme="majorHAnsi" w:cstheme="majorBidi" w:hAnsiTheme="majorHAnsi" w:eastAsia="黑体"/>
       <w:color w:themeColor="text1" w:val="000000"/>
     </w:rPr>
     <w:tblPr>
@@ -10767,6 +11205,7 @@
     </w:tcPr>
     <w:tblStylePr w:type="firstRow">
       <w:rPr>
+        <w:rFonts w:eastAsia="黑体"/>
         <w:b/>
         <w:bCs/>
         <w:color w:themeColor="text1" w:val="000000"/>
@@ -10778,6 +11217,7 @@
     </w:tblStylePr>
     <w:tblStylePr w:type="lastRow">
       <w:rPr>
+        <w:rFonts w:eastAsia="黑体"/>
         <w:b/>
         <w:bCs/>
         <w:color w:themeColor="text1" w:val="000000"/>
@@ -10797,6 +11237,7 @@
     </w:tblStylePr>
     <w:tblStylePr w:type="firstCol">
       <w:rPr>
+        <w:rFonts w:eastAsia="黑体"/>
         <w:b/>
         <w:bCs/>
         <w:color w:themeColor="text1" w:val="000000"/>
@@ -10816,6 +11257,7 @@
     </w:tblStylePr>
     <w:tblStylePr w:type="lastCol">
       <w:rPr>
+        <w:rFonts w:eastAsia="黑体"/>
         <w:b w:val="0"/>
         <w:bCs w:val="0"/>
         <w:color w:themeColor="text1" w:val="000000"/>
@@ -10888,6 +11330,7 @@
     </w:tcPr>
     <w:tblStylePr w:type="firstRow">
       <w:rPr>
+        <w:rFonts w:eastAsia="黑体"/>
         <w:b/>
         <w:bCs/>
         <w:i w:val="0"/>
@@ -10909,6 +11352,7 @@
     </w:tblStylePr>
     <w:tblStylePr w:type="lastRow">
       <w:rPr>
+        <w:rFonts w:eastAsia="黑体"/>
         <w:b/>
         <w:bCs/>
         <w:i w:val="0"/>
@@ -10930,6 +11374,7 @@
     </w:tblStylePr>
     <w:tblStylePr w:type="firstCol">
       <w:rPr>
+        <w:rFonts w:eastAsia="黑体"/>
         <w:b/>
         <w:bCs/>
         <w:i w:val="0"/>
@@ -10949,6 +11394,7 @@
     </w:tblStylePr>
     <w:tblStylePr w:type="lastCol">
       <w:rPr>
+        <w:rFonts w:eastAsia="黑体"/>
         <w:b/>
         <w:bCs/>
         <w:i w:val="0"/>
@@ -11029,6 +11475,7 @@
     </w:tcPr>
     <w:tblStylePr w:type="firstRow">
       <w:rPr>
+        <w:rFonts w:eastAsia="黑体"/>
         <w:b/>
         <w:bCs/>
         <w:i w:val="0"/>
@@ -11050,6 +11497,7 @@
     </w:tblStylePr>
     <w:tblStylePr w:type="lastRow">
       <w:rPr>
+        <w:rFonts w:eastAsia="黑体"/>
         <w:b/>
         <w:bCs/>
         <w:i w:val="0"/>
@@ -11071,6 +11519,7 @@
     </w:tblStylePr>
     <w:tblStylePr w:type="firstCol">
       <w:rPr>
+        <w:rFonts w:eastAsia="黑体"/>
         <w:b/>
         <w:bCs/>
         <w:i w:val="0"/>
@@ -11090,6 +11539,7 @@
     </w:tblStylePr>
     <w:tblStylePr w:type="lastCol">
       <w:rPr>
+        <w:rFonts w:eastAsia="黑体"/>
         <w:b/>
         <w:bCs/>
         <w:i w:val="0"/>
@@ -11170,6 +11620,7 @@
     </w:tcPr>
     <w:tblStylePr w:type="firstRow">
       <w:rPr>
+        <w:rFonts w:eastAsia="黑体"/>
         <w:b/>
         <w:bCs/>
         <w:i w:val="0"/>
@@ -11191,6 +11642,7 @@
     </w:tblStylePr>
     <w:tblStylePr w:type="lastRow">
       <w:rPr>
+        <w:rFonts w:eastAsia="黑体"/>
         <w:b/>
         <w:bCs/>
         <w:i w:val="0"/>
@@ -11212,6 +11664,7 @@
     </w:tblStylePr>
     <w:tblStylePr w:type="firstCol">
       <w:rPr>
+        <w:rFonts w:eastAsia="黑体"/>
         <w:b/>
         <w:bCs/>
         <w:i w:val="0"/>
@@ -11231,6 +11684,7 @@
     </w:tblStylePr>
     <w:tblStylePr w:type="lastCol">
       <w:rPr>
+        <w:rFonts w:eastAsia="黑体"/>
         <w:b/>
         <w:bCs/>
         <w:i w:val="0"/>
@@ -11311,6 +11765,7 @@
     </w:tcPr>
     <w:tblStylePr w:type="firstRow">
       <w:rPr>
+        <w:rFonts w:eastAsia="黑体"/>
         <w:b/>
         <w:bCs/>
         <w:i w:val="0"/>
@@ -11332,6 +11787,7 @@
     </w:tblStylePr>
     <w:tblStylePr w:type="lastRow">
       <w:rPr>
+        <w:rFonts w:eastAsia="黑体"/>
         <w:b/>
         <w:bCs/>
         <w:i w:val="0"/>
@@ -11353,6 +11809,7 @@
     </w:tblStylePr>
     <w:tblStylePr w:type="firstCol">
       <w:rPr>
+        <w:rFonts w:eastAsia="黑体"/>
         <w:b/>
         <w:bCs/>
         <w:i w:val="0"/>
@@ -11372,6 +11829,7 @@
     </w:tblStylePr>
     <w:tblStylePr w:type="lastCol">
       <w:rPr>
+        <w:rFonts w:eastAsia="黑体"/>
         <w:b/>
         <w:bCs/>
         <w:i w:val="0"/>
@@ -11452,6 +11910,7 @@
     </w:tcPr>
     <w:tblStylePr w:type="firstRow">
       <w:rPr>
+        <w:rFonts w:eastAsia="黑体"/>
         <w:b/>
         <w:bCs/>
         <w:i w:val="0"/>
@@ -11473,6 +11932,7 @@
     </w:tblStylePr>
     <w:tblStylePr w:type="lastRow">
       <w:rPr>
+        <w:rFonts w:eastAsia="黑体"/>
         <w:b/>
         <w:bCs/>
         <w:i w:val="0"/>
@@ -11494,6 +11954,7 @@
     </w:tblStylePr>
     <w:tblStylePr w:type="firstCol">
       <w:rPr>
+        <w:rFonts w:eastAsia="黑体"/>
         <w:b/>
         <w:bCs/>
         <w:i w:val="0"/>
@@ -11513,6 +11974,7 @@
     </w:tblStylePr>
     <w:tblStylePr w:type="lastCol">
       <w:rPr>
+        <w:rFonts w:eastAsia="黑体"/>
         <w:b/>
         <w:bCs/>
         <w:i w:val="0"/>
@@ -11593,6 +12055,7 @@
     </w:tcPr>
     <w:tblStylePr w:type="firstRow">
       <w:rPr>
+        <w:rFonts w:eastAsia="黑体"/>
         <w:b/>
         <w:bCs/>
         <w:i w:val="0"/>
@@ -11614,6 +12077,7 @@
     </w:tblStylePr>
     <w:tblStylePr w:type="lastRow">
       <w:rPr>
+        <w:rFonts w:eastAsia="黑体"/>
         <w:b/>
         <w:bCs/>
         <w:i w:val="0"/>
@@ -11635,6 +12099,7 @@
     </w:tblStylePr>
     <w:tblStylePr w:type="firstCol">
       <w:rPr>
+        <w:rFonts w:eastAsia="黑体"/>
         <w:b/>
         <w:bCs/>
         <w:i w:val="0"/>
@@ -11654,6 +12119,7 @@
     </w:tblStylePr>
     <w:tblStylePr w:type="lastCol">
       <w:rPr>
+        <w:rFonts w:eastAsia="黑体"/>
         <w:b/>
         <w:bCs/>
         <w:i w:val="0"/>
@@ -11734,6 +12200,7 @@
     </w:tcPr>
     <w:tblStylePr w:type="firstRow">
       <w:rPr>
+        <w:rFonts w:eastAsia="黑体"/>
         <w:b/>
         <w:bCs/>
         <w:i w:val="0"/>
@@ -11755,6 +12222,7 @@
     </w:tblStylePr>
     <w:tblStylePr w:type="lastRow">
       <w:rPr>
+        <w:rFonts w:eastAsia="黑体"/>
         <w:b/>
         <w:bCs/>
         <w:i w:val="0"/>
@@ -11776,6 +12244,7 @@
     </w:tblStylePr>
     <w:tblStylePr w:type="firstCol">
       <w:rPr>
+        <w:rFonts w:eastAsia="黑体"/>
         <w:b/>
         <w:bCs/>
         <w:i w:val="0"/>
@@ -11795,6 +12264,7 @@
     </w:tblStylePr>
     <w:tblStylePr w:type="lastCol">
       <w:rPr>
+        <w:rFonts w:eastAsia="黑体"/>
         <w:b/>
         <w:bCs/>
         <w:i w:val="0"/>
@@ -11852,6 +12322,7 @@
       <w:spacing w:after="0" w:line="240" w:lineRule="auto"/>
     </w:pPr>
     <w:rPr>
+      <w:rFonts w:eastAsia="黑体"/>
       <w:color w:themeColor="background1" w:val="FFFFFF"/>
     </w:rPr>
     <w:tblPr>
@@ -11870,6 +12341,7 @@
     </w:tcPr>
     <w:tblStylePr w:type="firstRow">
       <w:rPr>
+        <w:rFonts w:eastAsia="黑体"/>
         <w:b/>
         <w:bCs/>
       </w:rPr>
@@ -11966,6 +12438,7 @@
       <w:spacing w:after="0" w:line="240" w:lineRule="auto"/>
     </w:pPr>
     <w:rPr>
+      <w:rFonts w:eastAsia="黑体"/>
       <w:color w:themeColor="background1" w:val="FFFFFF"/>
     </w:rPr>
     <w:tblPr>
@@ -11984,6 +12457,7 @@
     </w:tcPr>
     <w:tblStylePr w:type="firstRow">
       <w:rPr>
+        <w:rFonts w:eastAsia="黑体"/>
         <w:b/>
         <w:bCs/>
       </w:rPr>
@@ -12080,6 +12554,7 @@
       <w:spacing w:after="0" w:line="240" w:lineRule="auto"/>
     </w:pPr>
     <w:rPr>
+      <w:rFonts w:eastAsia="黑体"/>
       <w:color w:themeColor="background1" w:val="FFFFFF"/>
     </w:rPr>
     <w:tblPr>
@@ -12098,6 +12573,7 @@
     </w:tcPr>
     <w:tblStylePr w:type="firstRow">
       <w:rPr>
+        <w:rFonts w:eastAsia="黑体"/>
         <w:b/>
         <w:bCs/>
       </w:rPr>
@@ -12194,6 +12670,7 @@
       <w:spacing w:after="0" w:line="240" w:lineRule="auto"/>
     </w:pPr>
     <w:rPr>
+      <w:rFonts w:eastAsia="黑体"/>
       <w:color w:themeColor="background1" w:val="FFFFFF"/>
     </w:rPr>
     <w:tblPr>
@@ -12212,6 +12689,7 @@
     </w:tcPr>
     <w:tblStylePr w:type="firstRow">
       <w:rPr>
+        <w:rFonts w:eastAsia="黑体"/>
         <w:b/>
         <w:bCs/>
       </w:rPr>
@@ -12308,6 +12786,7 @@
       <w:spacing w:after="0" w:line="240" w:lineRule="auto"/>
     </w:pPr>
     <w:rPr>
+      <w:rFonts w:eastAsia="黑体"/>
       <w:color w:themeColor="background1" w:val="FFFFFF"/>
     </w:rPr>
     <w:tblPr>
@@ -12326,6 +12805,7 @@
     </w:tcPr>
     <w:tblStylePr w:type="firstRow">
       <w:rPr>
+        <w:rFonts w:eastAsia="黑体"/>
         <w:b/>
         <w:bCs/>
       </w:rPr>
@@ -12422,6 +12902,7 @@
       <w:spacing w:after="0" w:line="240" w:lineRule="auto"/>
     </w:pPr>
     <w:rPr>
+      <w:rFonts w:eastAsia="黑体"/>
       <w:color w:themeColor="background1" w:val="FFFFFF"/>
     </w:rPr>
     <w:tblPr>
@@ -12440,6 +12921,7 @@
     </w:tcPr>
     <w:tblStylePr w:type="firstRow">
       <w:rPr>
+        <w:rFonts w:eastAsia="黑体"/>
         <w:b/>
         <w:bCs/>
       </w:rPr>
@@ -12536,6 +13018,7 @@
       <w:spacing w:after="0" w:line="240" w:lineRule="auto"/>
     </w:pPr>
     <w:rPr>
+      <w:rFonts w:eastAsia="黑体"/>
       <w:color w:themeColor="background1" w:val="FFFFFF"/>
     </w:rPr>
     <w:tblPr>
@@ -12554,6 +13037,7 @@
     </w:tcPr>
     <w:tblStylePr w:type="firstRow">
       <w:rPr>
+        <w:rFonts w:eastAsia="黑体"/>
         <w:b/>
         <w:bCs/>
       </w:rPr>
@@ -12650,6 +13134,7 @@
       <w:spacing w:after="0" w:line="240" w:lineRule="auto"/>
     </w:pPr>
     <w:rPr>
+      <w:rFonts w:eastAsia="黑体"/>
       <w:color w:themeColor="text1" w:val="000000"/>
     </w:rPr>
     <w:tblPr>
@@ -12676,6 +13161,7 @@
     </w:tcPr>
     <w:tblStylePr w:type="firstRow">
       <w:rPr>
+        <w:rFonts w:eastAsia="黑体"/>
         <w:b/>
         <w:bCs/>
       </w:rPr>
@@ -12694,6 +13180,7 @@
     </w:tblStylePr>
     <w:tblStylePr w:type="lastRow">
       <w:rPr>
+        <w:rFonts w:eastAsia="黑体"/>
         <w:b/>
         <w:bCs/>
         <w:color w:themeColor="background1" w:val="FFFFFF"/>
@@ -12708,6 +13195,7 @@
     </w:tblStylePr>
     <w:tblStylePr w:type="firstCol">
       <w:rPr>
+        <w:rFonts w:eastAsia="黑体"/>
         <w:color w:themeColor="background1" w:val="FFFFFF"/>
       </w:rPr>
       <w:tblPr/>
@@ -12725,6 +13213,7 @@
     </w:tblStylePr>
     <w:tblStylePr w:type="lastCol">
       <w:rPr>
+        <w:rFonts w:eastAsia="黑体"/>
         <w:color w:themeColor="background1" w:val="FFFFFF"/>
       </w:rPr>
       <w:tblPr/>
@@ -12754,11 +13243,13 @@
     </w:tblStylePr>
     <w:tblStylePr w:type="neCell">
       <w:rPr>
+        <w:rFonts w:eastAsia="黑体"/>
         <w:color w:themeColor="text1" w:val="000000"/>
       </w:rPr>
     </w:tblStylePr>
     <w:tblStylePr w:type="nwCell">
       <w:rPr>
+        <w:rFonts w:eastAsia="黑体"/>
         <w:color w:themeColor="text1" w:val="000000"/>
       </w:rPr>
     </w:tblStylePr>
@@ -12772,6 +13263,7 @@
       <w:spacing w:after="0" w:line="240" w:lineRule="auto"/>
     </w:pPr>
     <w:rPr>
+      <w:rFonts w:eastAsia="黑体"/>
       <w:color w:themeColor="text1" w:val="000000"/>
     </w:rPr>
     <w:tblPr>
@@ -12798,6 +13290,7 @@
     </w:tcPr>
     <w:tblStylePr w:type="firstRow">
       <w:rPr>
+        <w:rFonts w:eastAsia="黑体"/>
         <w:b/>
         <w:bCs/>
       </w:rPr>
@@ -12816,6 +13309,7 @@
     </w:tblStylePr>
     <w:tblStylePr w:type="lastRow">
       <w:rPr>
+        <w:rFonts w:eastAsia="黑体"/>
         <w:b/>
         <w:bCs/>
         <w:color w:themeColor="background1" w:val="FFFFFF"/>
@@ -12830,6 +13324,7 @@
     </w:tblStylePr>
     <w:tblStylePr w:type="firstCol">
       <w:rPr>
+        <w:rFonts w:eastAsia="黑体"/>
         <w:color w:themeColor="background1" w:val="FFFFFF"/>
       </w:rPr>
       <w:tblPr/>
@@ -12847,6 +13342,7 @@
     </w:tblStylePr>
     <w:tblStylePr w:type="lastCol">
       <w:rPr>
+        <w:rFonts w:eastAsia="黑体"/>
         <w:color w:themeColor="background1" w:val="FFFFFF"/>
       </w:rPr>
       <w:tblPr/>
@@ -12876,11 +13372,13 @@
     </w:tblStylePr>
     <w:tblStylePr w:type="neCell">
       <w:rPr>
+        <w:rFonts w:eastAsia="黑体"/>
         <w:color w:themeColor="text1" w:val="000000"/>
       </w:rPr>
     </w:tblStylePr>
     <w:tblStylePr w:type="nwCell">
       <w:rPr>
+        <w:rFonts w:eastAsia="黑体"/>
         <w:color w:themeColor="text1" w:val="000000"/>
       </w:rPr>
     </w:tblStylePr>
@@ -12894,6 +13392,7 @@
       <w:spacing w:after="0" w:line="240" w:lineRule="auto"/>
     </w:pPr>
     <w:rPr>
+      <w:rFonts w:eastAsia="黑体"/>
       <w:color w:themeColor="text1" w:val="000000"/>
     </w:rPr>
     <w:tblPr>
@@ -12920,6 +13419,7 @@
     </w:tcPr>
     <w:tblStylePr w:type="firstRow">
       <w:rPr>
+        <w:rFonts w:eastAsia="黑体"/>
         <w:b/>
         <w:bCs/>
       </w:rPr>
@@ -12938,6 +13438,7 @@
     </w:tblStylePr>
     <w:tblStylePr w:type="lastRow">
       <w:rPr>
+        <w:rFonts w:eastAsia="黑体"/>
         <w:b/>
         <w:bCs/>
         <w:color w:themeColor="background1" w:val="FFFFFF"/>
@@ -12952,6 +13453,7 @@
     </w:tblStylePr>
     <w:tblStylePr w:type="firstCol">
       <w:rPr>
+        <w:rFonts w:eastAsia="黑体"/>
         <w:color w:themeColor="background1" w:val="FFFFFF"/>
       </w:rPr>
       <w:tblPr/>
@@ -12969,6 +13471,7 @@
     </w:tblStylePr>
     <w:tblStylePr w:type="lastCol">
       <w:rPr>
+        <w:rFonts w:eastAsia="黑体"/>
         <w:color w:themeColor="background1" w:val="FFFFFF"/>
       </w:rPr>
       <w:tblPr/>
@@ -12998,11 +13501,13 @@
     </w:tblStylePr>
     <w:tblStylePr w:type="neCell">
       <w:rPr>
+        <w:rFonts w:eastAsia="黑体"/>
         <w:color w:themeColor="text1" w:val="000000"/>
       </w:rPr>
     </w:tblStylePr>
     <w:tblStylePr w:type="nwCell">
       <w:rPr>
+        <w:rFonts w:eastAsia="黑体"/>
         <w:color w:themeColor="text1" w:val="000000"/>
       </w:rPr>
     </w:tblStylePr>
@@ -13016,6 +13521,7 @@
       <w:spacing w:after="0" w:line="240" w:lineRule="auto"/>
     </w:pPr>
     <w:rPr>
+      <w:rFonts w:eastAsia="黑体"/>
       <w:color w:themeColor="text1" w:val="000000"/>
     </w:rPr>
     <w:tblPr>
@@ -13042,6 +13548,7 @@
     </w:tcPr>
     <w:tblStylePr w:type="firstRow">
       <w:rPr>
+        <w:rFonts w:eastAsia="黑体"/>
         <w:b/>
         <w:bCs/>
       </w:rPr>
@@ -13060,6 +13567,7 @@
     </w:tblStylePr>
     <w:tblStylePr w:type="lastRow">
       <w:rPr>
+        <w:rFonts w:eastAsia="黑体"/>
         <w:b/>
         <w:bCs/>
         <w:color w:themeColor="background1" w:val="FFFFFF"/>
@@ -13074,6 +13582,7 @@
     </w:tblStylePr>
     <w:tblStylePr w:type="firstCol">
       <w:rPr>
+        <w:rFonts w:eastAsia="黑体"/>
         <w:color w:themeColor="background1" w:val="FFFFFF"/>
       </w:rPr>
       <w:tblPr/>
@@ -13091,6 +13600,7 @@
     </w:tblStylePr>
     <w:tblStylePr w:type="lastCol">
       <w:rPr>
+        <w:rFonts w:eastAsia="黑体"/>
         <w:color w:themeColor="background1" w:val="FFFFFF"/>
       </w:rPr>
       <w:tblPr/>
@@ -13128,6 +13638,7 @@
       <w:spacing w:after="0" w:line="240" w:lineRule="auto"/>
     </w:pPr>
     <w:rPr>
+      <w:rFonts w:eastAsia="黑体"/>
       <w:color w:themeColor="text1" w:val="000000"/>
     </w:rPr>
     <w:tblPr>
@@ -13154,6 +13665,7 @@
     </w:tcPr>
     <w:tblStylePr w:type="firstRow">
       <w:rPr>
+        <w:rFonts w:eastAsia="黑体"/>
         <w:b/>
         <w:bCs/>
       </w:rPr>
@@ -13172,6 +13684,7 @@
     </w:tblStylePr>
     <w:tblStylePr w:type="lastRow">
       <w:rPr>
+        <w:rFonts w:eastAsia="黑体"/>
         <w:b/>
         <w:bCs/>
         <w:color w:themeColor="background1" w:val="FFFFFF"/>
@@ -13186,6 +13699,7 @@
     </w:tblStylePr>
     <w:tblStylePr w:type="firstCol">
       <w:rPr>
+        <w:rFonts w:eastAsia="黑体"/>
         <w:color w:themeColor="background1" w:val="FFFFFF"/>
       </w:rPr>
       <w:tblPr/>
@@ -13203,6 +13717,7 @@
     </w:tblStylePr>
     <w:tblStylePr w:type="lastCol">
       <w:rPr>
+        <w:rFonts w:eastAsia="黑体"/>
         <w:color w:themeColor="background1" w:val="FFFFFF"/>
       </w:rPr>
       <w:tblPr/>
@@ -13232,11 +13747,13 @@
     </w:tblStylePr>
     <w:tblStylePr w:type="neCell">
       <w:rPr>
+        <w:rFonts w:eastAsia="黑体"/>
         <w:color w:themeColor="text1" w:val="000000"/>
       </w:rPr>
     </w:tblStylePr>
     <w:tblStylePr w:type="nwCell">
       <w:rPr>
+        <w:rFonts w:eastAsia="黑体"/>
         <w:color w:themeColor="text1" w:val="000000"/>
       </w:rPr>
     </w:tblStylePr>
@@ -13250,6 +13767,7 @@
       <w:spacing w:after="0" w:line="240" w:lineRule="auto"/>
     </w:pPr>
     <w:rPr>
+      <w:rFonts w:eastAsia="黑体"/>
       <w:color w:themeColor="text1" w:val="000000"/>
     </w:rPr>
     <w:tblPr>
@@ -13276,6 +13794,7 @@
     </w:tcPr>
     <w:tblStylePr w:type="firstRow">
       <w:rPr>
+        <w:rFonts w:eastAsia="黑体"/>
         <w:b/>
         <w:bCs/>
       </w:rPr>
@@ -13294,6 +13813,7 @@
     </w:tblStylePr>
     <w:tblStylePr w:type="lastRow">
       <w:rPr>
+        <w:rFonts w:eastAsia="黑体"/>
         <w:b/>
         <w:bCs/>
         <w:color w:themeColor="background1" w:val="FFFFFF"/>
@@ -13308,6 +13828,7 @@
     </w:tblStylePr>
     <w:tblStylePr w:type="firstCol">
       <w:rPr>
+        <w:rFonts w:eastAsia="黑体"/>
         <w:color w:themeColor="background1" w:val="FFFFFF"/>
       </w:rPr>
       <w:tblPr/>
@@ -13325,6 +13846,7 @@
     </w:tblStylePr>
     <w:tblStylePr w:type="lastCol">
       <w:rPr>
+        <w:rFonts w:eastAsia="黑体"/>
         <w:color w:themeColor="background1" w:val="FFFFFF"/>
       </w:rPr>
       <w:tblPr/>
@@ -13354,11 +13876,13 @@
     </w:tblStylePr>
     <w:tblStylePr w:type="neCell">
       <w:rPr>
+        <w:rFonts w:eastAsia="黑体"/>
         <w:color w:themeColor="text1" w:val="000000"/>
       </w:rPr>
     </w:tblStylePr>
     <w:tblStylePr w:type="nwCell">
       <w:rPr>
+        <w:rFonts w:eastAsia="黑体"/>
         <w:color w:themeColor="text1" w:val="000000"/>
       </w:rPr>
     </w:tblStylePr>
@@ -13372,6 +13896,7 @@
       <w:spacing w:after="0" w:line="240" w:lineRule="auto"/>
     </w:pPr>
     <w:rPr>
+      <w:rFonts w:eastAsia="黑体"/>
       <w:color w:themeColor="text1" w:val="000000"/>
     </w:rPr>
     <w:tblPr>
@@ -13398,6 +13923,7 @@
     </w:tcPr>
     <w:tblStylePr w:type="firstRow">
       <w:rPr>
+        <w:rFonts w:eastAsia="黑体"/>
         <w:b/>
         <w:bCs/>
       </w:rPr>
@@ -13416,6 +13942,7 @@
     </w:tblStylePr>
     <w:tblStylePr w:type="lastRow">
       <w:rPr>
+        <w:rFonts w:eastAsia="黑体"/>
         <w:b/>
         <w:bCs/>
         <w:color w:themeColor="background1" w:val="FFFFFF"/>
@@ -13430,6 +13957,7 @@
     </w:tblStylePr>
     <w:tblStylePr w:type="firstCol">
       <w:rPr>
+        <w:rFonts w:eastAsia="黑体"/>
         <w:color w:themeColor="background1" w:val="FFFFFF"/>
       </w:rPr>
       <w:tblPr/>
@@ -13447,6 +13975,7 @@
     </w:tblStylePr>
     <w:tblStylePr w:type="lastCol">
       <w:rPr>
+        <w:rFonts w:eastAsia="黑体"/>
         <w:color w:themeColor="background1" w:val="FFFFFF"/>
       </w:rPr>
       <w:tblPr/>
@@ -13476,11 +14005,13 @@
     </w:tblStylePr>
     <w:tblStylePr w:type="neCell">
       <w:rPr>
+        <w:rFonts w:eastAsia="黑体"/>
         <w:color w:themeColor="text1" w:val="000000"/>
       </w:rPr>
     </w:tblStylePr>
     <w:tblStylePr w:type="nwCell">
       <w:rPr>
+        <w:rFonts w:eastAsia="黑体"/>
         <w:color w:themeColor="text1" w:val="000000"/>
       </w:rPr>
     </w:tblStylePr>
@@ -13494,6 +14025,7 @@
       <w:spacing w:after="0" w:line="240" w:lineRule="auto"/>
     </w:pPr>
     <w:rPr>
+      <w:rFonts w:eastAsia="黑体"/>
       <w:color w:themeColor="text1" w:val="000000"/>
     </w:rPr>
     <w:tblPr>
@@ -13512,6 +14044,7 @@
     </w:tcPr>
     <w:tblStylePr w:type="firstRow">
       <w:rPr>
+        <w:rFonts w:eastAsia="黑体"/>
         <w:b/>
         <w:bCs/>
         <w:color w:themeColor="background1" w:val="FFFFFF"/>
@@ -13526,6 +14059,7 @@
     </w:tblStylePr>
     <w:tblStylePr w:type="lastRow">
       <w:rPr>
+        <w:rFonts w:eastAsia="黑体"/>
         <w:b/>
         <w:bCs/>
         <w:color w:themeColor="accent2" w:themeShade="CC" w:val="9E3A38"/>
@@ -13540,12 +14074,14 @@
     </w:tblStylePr>
     <w:tblStylePr w:type="firstCol">
       <w:rPr>
+        <w:rFonts w:eastAsia="黑体"/>
         <w:b/>
         <w:bCs/>
       </w:rPr>
     </w:tblStylePr>
     <w:tblStylePr w:type="lastCol">
       <w:rPr>
+        <w:rFonts w:eastAsia="黑体"/>
         <w:b/>
         <w:bCs/>
       </w:rPr>
@@ -13580,6 +14116,7 @@
       <w:spacing w:after="0" w:line="240" w:lineRule="auto"/>
     </w:pPr>
     <w:rPr>
+      <w:rFonts w:eastAsia="黑体"/>
       <w:color w:themeColor="text1" w:val="000000"/>
     </w:rPr>
     <w:tblPr>
@@ -13598,6 +14135,7 @@
     </w:tcPr>
     <w:tblStylePr w:type="firstRow">
       <w:rPr>
+        <w:rFonts w:eastAsia="黑体"/>
         <w:b/>
         <w:bCs/>
         <w:color w:themeColor="background1" w:val="FFFFFF"/>
@@ -13612,6 +14150,7 @@
     </w:tblStylePr>
     <w:tblStylePr w:type="lastRow">
       <w:rPr>
+        <w:rFonts w:eastAsia="黑体"/>
         <w:b/>
         <w:bCs/>
         <w:color w:themeColor="accent2" w:themeShade="CC" w:val="9E3A38"/>
@@ -13626,12 +14165,14 @@
     </w:tblStylePr>
     <w:tblStylePr w:type="firstCol">
       <w:rPr>
+        <w:rFonts w:eastAsia="黑体"/>
         <w:b/>
         <w:bCs/>
       </w:rPr>
     </w:tblStylePr>
     <w:tblStylePr w:type="lastCol">
       <w:rPr>
+        <w:rFonts w:eastAsia="黑体"/>
         <w:b/>
         <w:bCs/>
       </w:rPr>
@@ -13666,6 +14207,7 @@
       <w:spacing w:after="0" w:line="240" w:lineRule="auto"/>
     </w:pPr>
     <w:rPr>
+      <w:rFonts w:eastAsia="黑体"/>
       <w:color w:themeColor="text1" w:val="000000"/>
     </w:rPr>
     <w:tblPr>
@@ -13684,6 +14226,7 @@
     </w:tcPr>
     <w:tblStylePr w:type="firstRow">
       <w:rPr>
+        <w:rFonts w:eastAsia="黑体"/>
         <w:b/>
         <w:bCs/>
         <w:color w:themeColor="background1" w:val="FFFFFF"/>
@@ -13698,6 +14241,7 @@
     </w:tblStylePr>
     <w:tblStylePr w:type="lastRow">
       <w:rPr>
+        <w:rFonts w:eastAsia="黑体"/>
         <w:b/>
         <w:bCs/>
         <w:color w:themeColor="accent2" w:themeShade="CC" w:val="9E3A38"/>
@@ -13712,12 +14256,14 @@
     </w:tblStylePr>
     <w:tblStylePr w:type="firstCol">
       <w:rPr>
+        <w:rFonts w:eastAsia="黑体"/>
         <w:b/>
         <w:bCs/>
       </w:rPr>
     </w:tblStylePr>
     <w:tblStylePr w:type="lastCol">
       <w:rPr>
+        <w:rFonts w:eastAsia="黑体"/>
         <w:b/>
         <w:bCs/>
       </w:rPr>
@@ -13752,6 +14298,7 @@
       <w:spacing w:after="0" w:line="240" w:lineRule="auto"/>
     </w:pPr>
     <w:rPr>
+      <w:rFonts w:eastAsia="黑体"/>
       <w:color w:themeColor="text1" w:val="000000"/>
     </w:rPr>
     <w:tblPr>
@@ -13770,6 +14317,7 @@
     </w:tcPr>
     <w:tblStylePr w:type="firstRow">
       <w:rPr>
+        <w:rFonts w:eastAsia="黑体"/>
         <w:b/>
         <w:bCs/>
         <w:color w:themeColor="background1" w:val="FFFFFF"/>
@@ -13784,6 +14332,7 @@
     </w:tblStylePr>
     <w:tblStylePr w:type="lastRow">
       <w:rPr>
+        <w:rFonts w:eastAsia="黑体"/>
         <w:b/>
         <w:bCs/>
         <w:color w:themeColor="accent4" w:themeShade="CC" w:val="664E82"/>
@@ -13798,12 +14347,14 @@
     </w:tblStylePr>
     <w:tblStylePr w:type="firstCol">
       <w:rPr>
+        <w:rFonts w:eastAsia="黑体"/>
         <w:b/>
         <w:bCs/>
       </w:rPr>
     </w:tblStylePr>
     <w:tblStylePr w:type="lastCol">
       <w:rPr>
+        <w:rFonts w:eastAsia="黑体"/>
         <w:b/>
         <w:bCs/>
       </w:rPr>
@@ -13838,6 +14389,7 @@
       <w:spacing w:after="0" w:line="240" w:lineRule="auto"/>
     </w:pPr>
     <w:rPr>
+      <w:rFonts w:eastAsia="黑体"/>
       <w:color w:themeColor="text1" w:val="000000"/>
     </w:rPr>
     <w:tblPr>
@@ -13856,6 +14408,7 @@
     </w:tcPr>
     <w:tblStylePr w:type="firstRow">
       <w:rPr>
+        <w:rFonts w:eastAsia="黑体"/>
         <w:b/>
         <w:bCs/>
         <w:color w:themeColor="background1" w:val="FFFFFF"/>
@@ -13870,6 +14423,7 @@
     </w:tblStylePr>
     <w:tblStylePr w:type="lastRow">
       <w:rPr>
+        <w:rFonts w:eastAsia="黑体"/>
         <w:b/>
         <w:bCs/>
         <w:color w:themeColor="accent3" w:themeShade="CC" w:val="7E9C40"/>
@@ -13884,12 +14438,14 @@
     </w:tblStylePr>
     <w:tblStylePr w:type="firstCol">
       <w:rPr>
+        <w:rFonts w:eastAsia="黑体"/>
         <w:b/>
         <w:bCs/>
       </w:rPr>
     </w:tblStylePr>
     <w:tblStylePr w:type="lastCol">
       <w:rPr>
+        <w:rFonts w:eastAsia="黑体"/>
         <w:b/>
         <w:bCs/>
       </w:rPr>
@@ -13924,6 +14480,7 @@
       <w:spacing w:after="0" w:line="240" w:lineRule="auto"/>
     </w:pPr>
     <w:rPr>
+      <w:rFonts w:eastAsia="黑体"/>
       <w:color w:themeColor="text1" w:val="000000"/>
     </w:rPr>
     <w:tblPr>
@@ -13942,6 +14499,7 @@
     </w:tcPr>
     <w:tblStylePr w:type="firstRow">
       <w:rPr>
+        <w:rFonts w:eastAsia="黑体"/>
         <w:b/>
         <w:bCs/>
         <w:color w:themeColor="background1" w:val="FFFFFF"/>
@@ -13956,6 +14514,7 @@
     </w:tblStylePr>
     <w:tblStylePr w:type="lastRow">
       <w:rPr>
+        <w:rFonts w:eastAsia="黑体"/>
         <w:b/>
         <w:bCs/>
         <w:color w:themeColor="accent6" w:themeShade="CC" w:val="F2730A"/>
@@ -13970,12 +14529,14 @@
     </w:tblStylePr>
     <w:tblStylePr w:type="firstCol">
       <w:rPr>
+        <w:rFonts w:eastAsia="黑体"/>
         <w:b/>
         <w:bCs/>
       </w:rPr>
     </w:tblStylePr>
     <w:tblStylePr w:type="lastCol">
       <w:rPr>
+        <w:rFonts w:eastAsia="黑体"/>
         <w:b/>
         <w:bCs/>
       </w:rPr>
@@ -14010,6 +14571,7 @@
       <w:spacing w:after="0" w:line="240" w:lineRule="auto"/>
     </w:pPr>
     <w:rPr>
+      <w:rFonts w:eastAsia="黑体"/>
       <w:color w:themeColor="text1" w:val="000000"/>
     </w:rPr>
     <w:tblPr>
@@ -14028,6 +14590,7 @@
     </w:tcPr>
     <w:tblStylePr w:type="firstRow">
       <w:rPr>
+        <w:rFonts w:eastAsia="黑体"/>
         <w:b/>
         <w:bCs/>
         <w:color w:themeColor="background1" w:val="FFFFFF"/>
@@ -14042,6 +14605,7 @@
     </w:tblStylePr>
     <w:tblStylePr w:type="lastRow">
       <w:rPr>
+        <w:rFonts w:eastAsia="黑体"/>
         <w:b/>
         <w:bCs/>
         <w:color w:themeColor="accent5" w:themeShade="CC" w:val="348DA5"/>
@@ -14056,12 +14620,14 @@
     </w:tblStylePr>
     <w:tblStylePr w:type="firstCol">
       <w:rPr>
+        <w:rFonts w:eastAsia="黑体"/>
         <w:b/>
         <w:bCs/>
       </w:rPr>
     </w:tblStylePr>
     <w:tblStylePr w:type="lastCol">
       <w:rPr>
+        <w:rFonts w:eastAsia="黑体"/>
         <w:b/>
         <w:bCs/>
       </w:rPr>
@@ -14096,6 +14662,7 @@
       <w:spacing w:after="0" w:line="240" w:lineRule="auto"/>
     </w:pPr>
     <w:rPr>
+      <w:rFonts w:eastAsia="黑体"/>
       <w:color w:themeColor="text1" w:val="000000"/>
     </w:rPr>
     <w:tblPr>
@@ -14117,6 +14684,7 @@
     </w:tcPr>
     <w:tblStylePr w:type="firstRow">
       <w:rPr>
+        <w:rFonts w:eastAsia="黑体"/>
         <w:b/>
         <w:bCs/>
       </w:rPr>
@@ -14127,6 +14695,7 @@
     </w:tblStylePr>
     <w:tblStylePr w:type="lastRow">
       <w:rPr>
+        <w:rFonts w:eastAsia="黑体"/>
         <w:b/>
         <w:bCs/>
         <w:color w:themeColor="text1" w:val="000000"/>
@@ -14138,6 +14707,7 @@
     </w:tblStylePr>
     <w:tblStylePr w:type="firstCol">
       <w:rPr>
+        <w:rFonts w:eastAsia="黑体"/>
         <w:color w:themeColor="background1" w:val="FFFFFF"/>
       </w:rPr>
       <w:tblPr/>
@@ -14147,6 +14717,7 @@
     </w:tblStylePr>
     <w:tblStylePr w:type="lastCol">
       <w:rPr>
+        <w:rFonts w:eastAsia="黑体"/>
         <w:color w:themeColor="background1" w:val="FFFFFF"/>
       </w:rPr>
       <w:tblPr/>
@@ -14176,6 +14747,7 @@
       <w:spacing w:after="0" w:line="240" w:lineRule="auto"/>
     </w:pPr>
     <w:rPr>
+      <w:rFonts w:eastAsia="黑体"/>
       <w:color w:themeColor="text1" w:val="000000"/>
     </w:rPr>
     <w:tblPr>
@@ -14197,6 +14769,7 @@
     </w:tcPr>
     <w:tblStylePr w:type="firstRow">
       <w:rPr>
+        <w:rFonts w:eastAsia="黑体"/>
         <w:b/>
         <w:bCs/>
       </w:rPr>
@@ -14207,6 +14780,7 @@
     </w:tblStylePr>
     <w:tblStylePr w:type="lastRow">
       <w:rPr>
+        <w:rFonts w:eastAsia="黑体"/>
         <w:b/>
         <w:bCs/>
         <w:color w:themeColor="text1" w:val="000000"/>
@@ -14218,6 +14792,7 @@
     </w:tblStylePr>
     <w:tblStylePr w:type="firstCol">
       <w:rPr>
+        <w:rFonts w:eastAsia="黑体"/>
         <w:color w:themeColor="background1" w:val="FFFFFF"/>
       </w:rPr>
       <w:tblPr/>
@@ -14227,6 +14802,7 @@
     </w:tblStylePr>
     <w:tblStylePr w:type="lastCol">
       <w:rPr>
+        <w:rFonts w:eastAsia="黑体"/>
         <w:color w:themeColor="background1" w:val="FFFFFF"/>
       </w:rPr>
       <w:tblPr/>
@@ -14256,6 +14832,7 @@
       <w:spacing w:after="0" w:line="240" w:lineRule="auto"/>
     </w:pPr>
     <w:rPr>
+      <w:rFonts w:eastAsia="黑体"/>
       <w:color w:themeColor="text1" w:val="000000"/>
     </w:rPr>
     <w:tblPr>
@@ -14277,6 +14854,7 @@
     </w:tcPr>
     <w:tblStylePr w:type="firstRow">
       <w:rPr>
+        <w:rFonts w:eastAsia="黑体"/>
         <w:b/>
         <w:bCs/>
       </w:rPr>
@@ -14287,6 +14865,7 @@
     </w:tblStylePr>
     <w:tblStylePr w:type="lastRow">
       <w:rPr>
+        <w:rFonts w:eastAsia="黑体"/>
         <w:b/>
         <w:bCs/>
         <w:color w:themeColor="text1" w:val="000000"/>
@@ -14298,6 +14877,7 @@
     </w:tblStylePr>
     <w:tblStylePr w:type="firstCol">
       <w:rPr>
+        <w:rFonts w:eastAsia="黑体"/>
         <w:color w:themeColor="background1" w:val="FFFFFF"/>
       </w:rPr>
       <w:tblPr/>
@@ -14307,6 +14887,7 @@
     </w:tblStylePr>
     <w:tblStylePr w:type="lastCol">
       <w:rPr>
+        <w:rFonts w:eastAsia="黑体"/>
         <w:color w:themeColor="background1" w:val="FFFFFF"/>
       </w:rPr>
       <w:tblPr/>
@@ -14336,6 +14917,7 @@
       <w:spacing w:after="0" w:line="240" w:lineRule="auto"/>
     </w:pPr>
     <w:rPr>
+      <w:rFonts w:eastAsia="黑体"/>
       <w:color w:themeColor="text1" w:val="000000"/>
     </w:rPr>
     <w:tblPr>
@@ -14357,6 +14939,7 @@
     </w:tcPr>
     <w:tblStylePr w:type="firstRow">
       <w:rPr>
+        <w:rFonts w:eastAsia="黑体"/>
         <w:b/>
         <w:bCs/>
       </w:rPr>
@@ -14367,6 +14950,7 @@
     </w:tblStylePr>
     <w:tblStylePr w:type="lastRow">
       <w:rPr>
+        <w:rFonts w:eastAsia="黑体"/>
         <w:b/>
         <w:bCs/>
         <w:color w:themeColor="text1" w:val="000000"/>
@@ -14378,6 +14962,7 @@
     </w:tblStylePr>
     <w:tblStylePr w:type="firstCol">
       <w:rPr>
+        <w:rFonts w:eastAsia="黑体"/>
         <w:color w:themeColor="background1" w:val="FFFFFF"/>
       </w:rPr>
       <w:tblPr/>
@@ -14387,6 +14972,7 @@
     </w:tblStylePr>
     <w:tblStylePr w:type="lastCol">
       <w:rPr>
+        <w:rFonts w:eastAsia="黑体"/>
         <w:color w:themeColor="background1" w:val="FFFFFF"/>
       </w:rPr>
       <w:tblPr/>
@@ -14416,6 +15002,7 @@
       <w:spacing w:after="0" w:line="240" w:lineRule="auto"/>
     </w:pPr>
     <w:rPr>
+      <w:rFonts w:eastAsia="黑体"/>
       <w:color w:themeColor="text1" w:val="000000"/>
     </w:rPr>
     <w:tblPr>
@@ -14437,6 +15024,7 @@
     </w:tcPr>
     <w:tblStylePr w:type="firstRow">
       <w:rPr>
+        <w:rFonts w:eastAsia="黑体"/>
         <w:b/>
         <w:bCs/>
       </w:rPr>
@@ -14447,6 +15035,7 @@
     </w:tblStylePr>
     <w:tblStylePr w:type="lastRow">
       <w:rPr>
+        <w:rFonts w:eastAsia="黑体"/>
         <w:b/>
         <w:bCs/>
         <w:color w:themeColor="text1" w:val="000000"/>
@@ -14458,6 +15047,7 @@
     </w:tblStylePr>
     <w:tblStylePr w:type="firstCol">
       <w:rPr>
+        <w:rFonts w:eastAsia="黑体"/>
         <w:color w:themeColor="background1" w:val="FFFFFF"/>
       </w:rPr>
       <w:tblPr/>
@@ -14467,6 +15057,7 @@
     </w:tblStylePr>
     <w:tblStylePr w:type="lastCol">
       <w:rPr>
+        <w:rFonts w:eastAsia="黑体"/>
         <w:color w:themeColor="background1" w:val="FFFFFF"/>
       </w:rPr>
       <w:tblPr/>
@@ -14496,6 +15087,7 @@
       <w:spacing w:after="0" w:line="240" w:lineRule="auto"/>
     </w:pPr>
     <w:rPr>
+      <w:rFonts w:eastAsia="黑体"/>
       <w:color w:themeColor="text1" w:val="000000"/>
     </w:rPr>
     <w:tblPr>
@@ -14517,6 +15109,7 @@
     </w:tcPr>
     <w:tblStylePr w:type="firstRow">
       <w:rPr>
+        <w:rFonts w:eastAsia="黑体"/>
         <w:b/>
         <w:bCs/>
       </w:rPr>
@@ -14527,6 +15120,7 @@
     </w:tblStylePr>
     <w:tblStylePr w:type="lastRow">
       <w:rPr>
+        <w:rFonts w:eastAsia="黑体"/>
         <w:b/>
         <w:bCs/>
         <w:color w:themeColor="text1" w:val="000000"/>
@@ -14538,6 +15132,7 @@
     </w:tblStylePr>
     <w:tblStylePr w:type="firstCol">
       <w:rPr>
+        <w:rFonts w:eastAsia="黑体"/>
         <w:color w:themeColor="background1" w:val="FFFFFF"/>
       </w:rPr>
       <w:tblPr/>
@@ -14547,6 +15142,7 @@
     </w:tblStylePr>
     <w:tblStylePr w:type="lastCol">
       <w:rPr>
+        <w:rFonts w:eastAsia="黑体"/>
         <w:color w:themeColor="background1" w:val="FFFFFF"/>
       </w:rPr>
       <w:tblPr/>
@@ -14576,6 +15172,7 @@
       <w:spacing w:after="0" w:line="240" w:lineRule="auto"/>
     </w:pPr>
     <w:rPr>
+      <w:rFonts w:eastAsia="黑体"/>
       <w:color w:themeColor="text1" w:val="000000"/>
     </w:rPr>
     <w:tblPr>
@@ -14597,6 +15194,7 @@
     </w:tcPr>
     <w:tblStylePr w:type="firstRow">
       <w:rPr>
+        <w:rFonts w:eastAsia="黑体"/>
         <w:b/>
         <w:bCs/>
       </w:rPr>
@@ -14607,6 +15205,7 @@
     </w:tblStylePr>
     <w:tblStylePr w:type="lastRow">
       <w:rPr>
+        <w:rFonts w:eastAsia="黑体"/>
         <w:b/>
         <w:bCs/>
         <w:color w:themeColor="text1" w:val="000000"/>
@@ -14618,6 +15217,7 @@
     </w:tblStylePr>
     <w:tblStylePr w:type="firstCol">
       <w:rPr>
+        <w:rFonts w:eastAsia="黑体"/>
         <w:color w:themeColor="background1" w:val="FFFFFF"/>
       </w:rPr>
       <w:tblPr/>
@@ -14627,6 +15227,7 @@
     </w:tblStylePr>
     <w:tblStylePr w:type="lastCol">
       <w:rPr>
+        <w:rFonts w:eastAsia="黑体"/>
         <w:color w:themeColor="background1" w:val="FFFFFF"/>
       </w:rPr>
       <w:tblPr/>
@@ -14659,6 +15260,7 @@
     <w:name w:val="KeywordTok"/>
     <w:basedOn w:val="VerbatimChar"/>
     <w:rPr>
+      <w:rFonts w:eastAsia="黑体"/>
       <w:b/>
       <w:color w:val="007020"/>
     </w:rPr>
@@ -14667,6 +15269,7 @@
     <w:name w:val="DataTypeTok"/>
     <w:basedOn w:val="VerbatimChar"/>
     <w:rPr>
+      <w:rFonts w:eastAsia="黑体"/>
       <w:color w:val="902000"/>
     </w:rPr>
   </w:style>
@@ -14674,6 +15277,7 @@
     <w:name w:val="DecValTok"/>
     <w:basedOn w:val="VerbatimChar"/>
     <w:rPr>
+      <w:rFonts w:eastAsia="黑体"/>
       <w:color w:val="40a070"/>
     </w:rPr>
   </w:style>
@@ -14681,6 +15285,7 @@
     <w:name w:val="BaseNTok"/>
     <w:basedOn w:val="VerbatimChar"/>
     <w:rPr>
+      <w:rFonts w:eastAsia="黑体"/>
       <w:color w:val="40a070"/>
     </w:rPr>
   </w:style>
@@ -14688,6 +15293,7 @@
     <w:name w:val="FloatTok"/>
     <w:basedOn w:val="VerbatimChar"/>
     <w:rPr>
+      <w:rFonts w:eastAsia="黑体"/>
       <w:color w:val="40a070"/>
     </w:rPr>
   </w:style>
@@ -14695,6 +15301,7 @@
     <w:name w:val="ConstantTok"/>
     <w:basedOn w:val="VerbatimChar"/>
     <w:rPr>
+      <w:rFonts w:eastAsia="黑体"/>
       <w:color w:val="880000"/>
     </w:rPr>
   </w:style>
@@ -14702,6 +15309,7 @@
     <w:name w:val="CharTok"/>
     <w:basedOn w:val="VerbatimChar"/>
     <w:rPr>
+      <w:rFonts w:eastAsia="黑体"/>
       <w:color w:val="4070a0"/>
     </w:rPr>
   </w:style>
@@ -14709,6 +15317,7 @@
     <w:name w:val="SpecialCharTok"/>
     <w:basedOn w:val="VerbatimChar"/>
     <w:rPr>
+      <w:rFonts w:eastAsia="黑体"/>
       <w:color w:val="4070a0"/>
     </w:rPr>
   </w:style>
@@ -14716,6 +15325,7 @@
     <w:name w:val="StringTok"/>
     <w:basedOn w:val="VerbatimChar"/>
     <w:rPr>
+      <w:rFonts w:eastAsia="黑体"/>
       <w:color w:val="4070a0"/>
     </w:rPr>
   </w:style>
@@ -14723,6 +15333,7 @@
     <w:name w:val="VerbatimStringTok"/>
     <w:basedOn w:val="VerbatimChar"/>
     <w:rPr>
+      <w:rFonts w:eastAsia="黑体"/>
       <w:color w:val="4070a0"/>
     </w:rPr>
   </w:style>
@@ -14730,6 +15341,7 @@
     <w:name w:val="SpecialStringTok"/>
     <w:basedOn w:val="VerbatimChar"/>
     <w:rPr>
+      <w:rFonts w:eastAsia="黑体"/>
       <w:color w:val="bb6688"/>
     </w:rPr>
   </w:style>
@@ -14737,6 +15349,7 @@
     <w:name w:val="ImportTok"/>
     <w:basedOn w:val="VerbatimChar"/>
     <w:rPr>
+      <w:rFonts w:eastAsia="黑体"/>
       <w:b/>
       <w:color w:val="008000"/>
     </w:rPr>
@@ -14745,6 +15358,7 @@
     <w:name w:val="CommentTok"/>
     <w:basedOn w:val="VerbatimChar"/>
     <w:rPr>
+      <w:rFonts w:eastAsia="黑体"/>
       <w:i/>
       <w:color w:val="60a0b0"/>
     </w:rPr>
@@ -14753,6 +15367,7 @@
     <w:name w:val="DocumentationTok"/>
     <w:basedOn w:val="VerbatimChar"/>
     <w:rPr>
+      <w:rFonts w:eastAsia="黑体"/>
       <w:i/>
       <w:color w:val="ba2121"/>
     </w:rPr>
@@ -14761,6 +15376,7 @@
     <w:name w:val="AnnotationTok"/>
     <w:basedOn w:val="VerbatimChar"/>
     <w:rPr>
+      <w:rFonts w:eastAsia="黑体"/>
       <w:b/>
       <w:i/>
       <w:color w:val="60a0b0"/>
@@ -14770,6 +15386,7 @@
     <w:name w:val="CommentVarTok"/>
     <w:basedOn w:val="VerbatimChar"/>
     <w:rPr>
+      <w:rFonts w:eastAsia="黑体"/>
       <w:b/>
       <w:i/>
       <w:color w:val="60a0b0"/>
@@ -14779,6 +15396,7 @@
     <w:name w:val="OtherTok"/>
     <w:basedOn w:val="VerbatimChar"/>
     <w:rPr>
+      <w:rFonts w:eastAsia="黑体"/>
       <w:color w:val="007020"/>
     </w:rPr>
   </w:style>
@@ -14786,6 +15404,7 @@
     <w:name w:val="FunctionTok"/>
     <w:basedOn w:val="VerbatimChar"/>
     <w:rPr>
+      <w:rFonts w:eastAsia="黑体"/>
       <w:color w:val="06287e"/>
     </w:rPr>
   </w:style>
@@ -14793,6 +15412,7 @@
     <w:name w:val="VariableTok"/>
     <w:basedOn w:val="VerbatimChar"/>
     <w:rPr>
+      <w:rFonts w:eastAsia="黑体"/>
       <w:color w:val="19177c"/>
     </w:rPr>
   </w:style>
@@ -14800,6 +15420,7 @@
     <w:name w:val="ControlFlowTok"/>
     <w:basedOn w:val="VerbatimChar"/>
     <w:rPr>
+      <w:rFonts w:eastAsia="黑体"/>
       <w:b/>
       <w:color w:val="007020"/>
     </w:rPr>
@@ -14808,6 +15429,7 @@
     <w:name w:val="OperatorTok"/>
     <w:basedOn w:val="VerbatimChar"/>
     <w:rPr>
+      <w:rFonts w:eastAsia="黑体"/>
       <w:color w:val="666666"/>
     </w:rPr>
   </w:style>
@@ -14815,18 +15437,22 @@
     <w:name w:val="BuiltInTok"/>
     <w:basedOn w:val="VerbatimChar"/>
     <w:rPr>
+      <w:rFonts w:eastAsia="黑体"/>
       <w:color w:val="008000"/>
     </w:rPr>
   </w:style>
   <w:style w:type="character" w:customStyle="1" w:styleId="ExtensionTok">
     <w:name w:val="ExtensionTok"/>
     <w:basedOn w:val="VerbatimChar"/>
-    <w:rPr/>
+    <w:rPr>
+      <w:rFonts w:eastAsia="黑体"/>
+    </w:rPr>
   </w:style>
   <w:style w:type="character" w:customStyle="1" w:styleId="PreprocessorTok">
     <w:name w:val="PreprocessorTok"/>
     <w:basedOn w:val="VerbatimChar"/>
     <w:rPr>
+      <w:rFonts w:eastAsia="黑体"/>
       <w:color w:val="bc7a00"/>
     </w:rPr>
   </w:style>
@@ -14834,18 +15460,22 @@
     <w:name w:val="AttributeTok"/>
     <w:basedOn w:val="VerbatimChar"/>
     <w:rPr>
+      <w:rFonts w:eastAsia="黑体"/>
       <w:color w:val="7d9029"/>
     </w:rPr>
   </w:style>
   <w:style w:type="character" w:customStyle="1" w:styleId="RegionMarkerTok">
     <w:name w:val="RegionMarkerTok"/>
     <w:basedOn w:val="VerbatimChar"/>
-    <w:rPr/>
+    <w:rPr>
+      <w:rFonts w:eastAsia="黑体"/>
+    </w:rPr>
   </w:style>
   <w:style w:type="character" w:customStyle="1" w:styleId="InformationTok">
     <w:name w:val="InformationTok"/>
     <w:basedOn w:val="VerbatimChar"/>
     <w:rPr>
+      <w:rFonts w:eastAsia="黑体"/>
       <w:b/>
       <w:i/>
       <w:color w:val="60a0b0"/>
@@ -14855,6 +15485,7 @@
     <w:name w:val="WarningTok"/>
     <w:basedOn w:val="VerbatimChar"/>
     <w:rPr>
+      <w:rFonts w:eastAsia="黑体"/>
       <w:b/>
       <w:i/>
       <w:color w:val="60a0b0"/>
@@ -14864,6 +15495,7 @@
     <w:name w:val="AlertTok"/>
     <w:basedOn w:val="VerbatimChar"/>
     <w:rPr>
+      <w:rFonts w:eastAsia="黑体"/>
       <w:b/>
       <w:color w:val="ff0000"/>
     </w:rPr>
@@ -14872,6 +15504,7 @@
     <w:name w:val="ErrorTok"/>
     <w:basedOn w:val="VerbatimChar"/>
     <w:rPr>
+      <w:rFonts w:eastAsia="黑体"/>
       <w:b/>
       <w:color w:val="ff0000"/>
     </w:rPr>
@@ -14879,7 +15512,9 @@
   <w:style w:type="character" w:customStyle="1" w:styleId="NormalTok">
     <w:name w:val="NormalTok"/>
     <w:basedOn w:val="VerbatimChar"/>
-    <w:rPr/>
+    <w:rPr>
+      <w:rFonts w:eastAsia="黑体"/>
+    </w:rPr>
   </w:style>
 </w:styles>
 </file>
@@ -14928,12 +15563,12 @@
     <a:fontScheme name="Office">
       <a:majorFont>
         <a:latin typeface="Calibri"/>
-        <a:ea typeface=""/>
+        <a:ea typeface="黑体"/>
         <a:cs typeface=""/>
         <a:font script="Jpan" typeface="ＭＳ ゴシック"/>
         <a:font script="Hang" typeface="맑은 고딕"/>
-        <a:font script="Hans" typeface="宋体"/>
-        <a:font script="Hant" typeface="新細明體"/>
+        <a:font script="Hans" typeface="黑体"/>
+        <a:font script="Hant" typeface="黑体"/>
         <a:font script="Arab" typeface="Times New Roman"/>
         <a:font script="Hebr" typeface="Times New Roman"/>
         <a:font script="Thai" typeface="Angsana New"/>
@@ -14963,12 +15598,12 @@
       </a:majorFont>
       <a:minorFont>
         <a:latin typeface="Cambria"/>
-        <a:ea typeface=""/>
+        <a:ea typeface="黑体"/>
         <a:cs typeface=""/>
         <a:font script="Jpan" typeface="ＭＳ 明朝"/>
         <a:font script="Hang" typeface="맑은 고딕"/>
-        <a:font script="Hans" typeface="宋体"/>
-        <a:font script="Hant" typeface="新細明體"/>
+        <a:font script="Hans" typeface="黑体"/>
+        <a:font script="Hant" typeface="黑体"/>
         <a:font script="Arab" typeface="Arial"/>
         <a:font script="Hebr" typeface="Arial"/>
         <a:font script="Thai" typeface="Cordia New"/>

--- a/05-数字电路/01-组合逻辑电路/数值运算电路/数值运算电路.docx
+++ b/05-数字电路/01-组合逻辑电路/数值运算电路/数值运算电路.docx
@@ -2492,7 +2492,7 @@
           <w:color w:val="555555"/>
           <w:sz w:val="21"/>
         </w:rPr>
-        <w:t>材料收集者：杜文杰，WX手机：19519196569，QQ:3478827729</w:t>
+        <w:t>材料收集者：杜文杰，微信/手机：19519196569，QQ:3478827729</w:t>
       </w:r>
     </w:p>
     <w:sectPr>
